--- a/public/curriculo.docx
+++ b/public/curriculo.docx
@@ -15,7 +15,13 @@
     </w:p>
     <w:p>
       <w:r>
-        <w:t>Endereço: Rua Mestre Avelino, Macau RN, 59500-000</w:t>
+        <w:t xml:space="preserve">Endereço: </w:t>
+      </w:r>
+      <w:r>
+        <w:t>Rua das Orquídeas, Capim Macio - Mirassol, Natal/RN</w:t>
+      </w:r>
+      <w:r>
+        <w:t>, 59078-170</w:t>
       </w:r>
       <w:r>
         <w:br/>
@@ -53,7 +59,7 @@
           <w:rPr>
             <w:rStyle w:val="Hyperlink"/>
           </w:rPr>
-          <w:t>Portifólio</w:t>
+          <w:t>Portfólio</w:t>
         </w:r>
       </w:hyperlink>
       <w:r>
@@ -105,14 +111,17 @@
       <w:r>
         <w:t xml:space="preserve">Sou um desenvolvedor </w:t>
       </w:r>
+      <w:r>
+        <w:t>f</w:t>
+      </w:r>
+      <w:r>
+        <w:t>ull</w:t>
+      </w:r>
+      <w:r>
+        <w:t xml:space="preserve"> </w:t>
+      </w:r>
       <w:proofErr w:type="spellStart"/>
       <w:r>
-        <w:t>f</w:t>
-      </w:r>
-      <w:r>
-        <w:t>ull</w:t>
-      </w:r>
-      <w:r>
         <w:t>s</w:t>
       </w:r>
       <w:r>
@@ -154,7 +163,22 @@
       </w:r>
       <w:proofErr w:type="spellEnd"/>
       <w:r>
-        <w:t xml:space="preserve"> no começo de 2022 e hoje sigo meus estudos por conta própria.</w:t>
+        <w:t xml:space="preserve"> no começo de 2022 e hoje sigo meus estudos </w:t>
+      </w:r>
+      <w:r>
+        <w:t xml:space="preserve">no Instituto Metrópole Digital (IMD) </w:t>
+      </w:r>
+      <w:r>
+        <w:t>da</w:t>
+      </w:r>
+      <w:r>
+        <w:t xml:space="preserve"> Universidade Federal do Rio Grande do Norte (</w:t>
+      </w:r>
+      <w:r>
+        <w:t>UFRN</w:t>
+      </w:r>
+      <w:r>
+        <w:t xml:space="preserve">). </w:t>
       </w:r>
     </w:p>
     <w:p>
@@ -422,7 +446,18 @@
         <w:t>,</w:t>
       </w:r>
       <w:r>
-        <w:t xml:space="preserve"> Docker,</w:t>
+        <w:t xml:space="preserve"> </w:t>
+      </w:r>
+      <w:proofErr w:type="spellStart"/>
+      <w:r>
+        <w:t>Jest</w:t>
+      </w:r>
+      <w:proofErr w:type="spellEnd"/>
+      <w:r>
+        <w:t xml:space="preserve">, </w:t>
+      </w:r>
+      <w:r>
+        <w:t>Docker,</w:t>
       </w:r>
       <w:r>
         <w:t xml:space="preserve"> </w:t>
@@ -552,7 +587,13 @@
         <w:pStyle w:val="Commarcadores"/>
       </w:pPr>
       <w:r>
-        <w:t>Compreendo os relacionamentos das entidades dentro de um banco de dados. Sei planejar e reorganizar essas estruturas e sei fazer consultas diretas</w:t>
+        <w:t>Compreendo os relacionamentos das entidades dentro de um banco de dados. Sei planejar</w:t>
+      </w:r>
+      <w:r>
+        <w:t xml:space="preserve">, </w:t>
+      </w:r>
+      <w:r>
+        <w:t>reorganizar essas estruturas e fazer consultas diretas</w:t>
       </w:r>
       <w:r>
         <w:t xml:space="preserve"> ao banco de dados</w:t>
@@ -3464,6 +3505,7 @@
   <w:rsids>
     <w:rsidRoot w:val="00AE48A6"/>
     <w:rsid w:val="0047542A"/>
+    <w:rsid w:val="005E7CB4"/>
     <w:rsid w:val="008A030E"/>
     <w:rsid w:val="00AE48A6"/>
     <w:rsid w:val="00CC6425"/>

--- a/public/curriculo.docx
+++ b/public/curriculo.docx
@@ -1,57 +1,63 @@
 
 <file path=word/document.xml><?xml version="1.0" encoding="utf-8"?>
-<w:document xmlns:o="urn:schemas-microsoft-com:office:office" xmlns:r="http://schemas.openxmlformats.org/officeDocument/2006/relationships" xmlns:v="urn:schemas-microsoft-com:vml" xmlns:w="http://schemas.openxmlformats.org/wordprocessingml/2006/main" xmlns:w10="urn:schemas-microsoft-com:office:word" xmlns:wp="http://schemas.openxmlformats.org/drawingml/2006/wordprocessingDrawing" xmlns:wps="http://schemas.microsoft.com/office/word/2010/wordprocessingShape" xmlns:wpg="http://schemas.microsoft.com/office/word/2010/wordprocessingGroup" xmlns:mc="http://schemas.openxmlformats.org/markup-compatibility/2006" xmlns:wp14="http://schemas.microsoft.com/office/word/2010/wordprocessingDrawing" xmlns:w14="http://schemas.microsoft.com/office/word/2010/wordml" xmlns:w15="http://schemas.microsoft.com/office/word/2012/wordml" mc:Ignorable="w14 wp14 w15">
+<w:document xmlns:wpc="http://schemas.microsoft.com/office/word/2010/wordprocessingCanvas" xmlns:cx="http://schemas.microsoft.com/office/drawing/2014/chartex" xmlns:cx1="http://schemas.microsoft.com/office/drawing/2015/9/8/chartex" xmlns:cx2="http://schemas.microsoft.com/office/drawing/2015/10/21/chartex" xmlns:cx3="http://schemas.microsoft.com/office/drawing/2016/5/9/chartex" xmlns:cx4="http://schemas.microsoft.com/office/drawing/2016/5/10/chartex" xmlns:cx5="http://schemas.microsoft.com/office/drawing/2016/5/11/chartex" xmlns:cx6="http://schemas.microsoft.com/office/drawing/2016/5/12/chartex" xmlns:cx7="http://schemas.microsoft.com/office/drawing/2016/5/13/chartex" xmlns:cx8="http://schemas.microsoft.com/office/drawing/2016/5/14/chartex" xmlns:mc="http://schemas.openxmlformats.org/markup-compatibility/2006" xmlns:aink="http://schemas.microsoft.com/office/drawing/2016/ink" xmlns:am3d="http://schemas.microsoft.com/office/drawing/2017/model3d" xmlns:o="urn:schemas-microsoft-com:office:office" xmlns:oel="http://schemas.microsoft.com/office/2019/extlst" xmlns:r="http://schemas.openxmlformats.org/officeDocument/2006/relationships" xmlns:m="http://schemas.openxmlformats.org/officeDocument/2006/math" xmlns:v="urn:schemas-microsoft-com:vml" xmlns:wp14="http://schemas.microsoft.com/office/word/2010/wordprocessingDrawing" xmlns:wp="http://schemas.openxmlformats.org/drawingml/2006/wordprocessingDrawing" xmlns:w10="urn:schemas-microsoft-com:office:word" xmlns:w="http://schemas.openxmlformats.org/wordprocessingml/2006/main" xmlns:w14="http://schemas.microsoft.com/office/word/2010/wordml" xmlns:w15="http://schemas.microsoft.com/office/word/2012/wordml" xmlns:w16cex="http://schemas.microsoft.com/office/word/2018/wordml/cex" xmlns:w16cid="http://schemas.microsoft.com/office/word/2016/wordml/cid" xmlns:w16="http://schemas.microsoft.com/office/word/2018/wordml" xmlns:w16sdtdh="http://schemas.microsoft.com/office/word/2020/wordml/sdtdatahash" xmlns:w16se="http://schemas.microsoft.com/office/word/2015/wordml/symex" xmlns:wpg="http://schemas.microsoft.com/office/word/2010/wordprocessingGroup" xmlns:wpi="http://schemas.microsoft.com/office/word/2010/wordprocessingInk" xmlns:wne="http://schemas.microsoft.com/office/word/2006/wordml" xmlns:wps="http://schemas.microsoft.com/office/word/2010/wordprocessingShape" mc:Ignorable="w14 w15 w16se w16cid w16 w16cex w16sdtdh wp14">
   <w:body>
     <w:p>
       <w:pPr>
-        <w:pStyle w:val="Ttulododocumento"/>
-        <w:rPr/>
-      </w:pPr>
-      <w:r>
-        <w:rPr/>
+        <w:pStyle w:val="Ttulo"/>
+      </w:pPr>
+      <w:r>
         <w:t>Lucas Marcel Silva de Brito</w:t>
+      </w:r>
+      <w:r>
         <w:tab/>
       </w:r>
     </w:p>
     <w:p>
-      <w:pPr>
-        <w:pStyle w:val="Normal"/>
-        <w:rPr/>
-      </w:pPr>
-      <w:r>
-        <w:rPr/>
-        <w:t>Endereço: Rua das Orquídeas, Capim Macio - Mirassol, Natal/RN, 59078-170</w:t>
+      <w:r>
+        <w:t xml:space="preserve">Endereço: </w:t>
+      </w:r>
+      <w:r>
+        <w:t>Rua das Orquídeas, Capim Macio - Mirassol, Natal/RN</w:t>
+      </w:r>
+      <w:r>
+        <w:t>, 59078-170</w:t>
+      </w:r>
+      <w:r>
         <w:br/>
+      </w:r>
+      <w:r>
         <w:t xml:space="preserve">Links: </w:t>
       </w:r>
-      <w:hyperlink r:id="rId2">
+      <w:hyperlink r:id="rId8" w:history="1">
         <w:r>
           <w:rPr>
-            <w:rStyle w:val="LinkdaInternet"/>
+            <w:rStyle w:val="Hyperlink"/>
           </w:rPr>
           <w:t>LinkedIn</w:t>
         </w:r>
       </w:hyperlink>
       <w:r>
-        <w:rPr/>
         <w:t xml:space="preserve"> | </w:t>
       </w:r>
-      <w:hyperlink r:id="rId3">
+      <w:hyperlink r:id="rId9" w:history="1">
         <w:r>
           <w:rPr>
-            <w:rStyle w:val="LinkdaInternet"/>
+            <w:rStyle w:val="Hyperlink"/>
           </w:rPr>
           <w:t>GitHub</w:t>
         </w:r>
       </w:hyperlink>
       <w:r>
-        <w:rPr/>
-        <w:t xml:space="preserve"> | </w:t>
-      </w:r>
-      <w:hyperlink r:id="rId4">
+        <w:t xml:space="preserve"> </w:t>
+      </w:r>
+      <w:r>
+        <w:t xml:space="preserve">| </w:t>
+      </w:r>
+      <w:hyperlink r:id="rId10" w:history="1">
         <w:r>
           <w:rPr>
-            <w:rStyle w:val="LinkdaInternet"/>
+            <w:rStyle w:val="Hyperlink"/>
           </w:rPr>
           <w:t>Portfólio</w:t>
         </w:r>
@@ -61,10 +67,15 @@
           <w:lang w:bidi="pt-BR"/>
         </w:rPr>
         <w:br/>
-        <w:t>Telefone: +55 (</w:t>
-      </w:r>
-      <w:r>
-        <w:rPr/>
+        <w:t xml:space="preserve">Telefone: </w:t>
+      </w:r>
+      <w:r>
+        <w:rPr>
+          <w:lang w:bidi="pt-BR"/>
+        </w:rPr>
+        <w:t>+55 (</w:t>
+      </w:r>
+      <w:r>
         <w:t>84) 99623-0190</w:t>
       </w:r>
       <w:r>
@@ -72,12 +83,17 @@
           <w:lang w:bidi="pt-BR"/>
         </w:rPr>
         <w:br/>
+      </w:r>
+      <w:r>
+        <w:rPr>
+          <w:lang w:bidi="pt-BR"/>
+        </w:rPr>
         <w:t xml:space="preserve">E-mail: </w:t>
       </w:r>
-      <w:hyperlink r:id="rId5">
+      <w:hyperlink r:id="rId11" w:history="1">
         <w:r>
           <w:rPr>
-            <w:rStyle w:val="LinkdaInternet"/>
+            <w:rStyle w:val="Hyperlink"/>
           </w:rPr>
           <w:t>lmgh1312@gmail.com</w:t>
         </w:r>
@@ -86,41 +102,81 @@
     <w:p>
       <w:pPr>
         <w:pStyle w:val="Ttulo1"/>
-        <w:rPr/>
-      </w:pPr>
-      <w:r>
-        <w:rPr/>
+      </w:pPr>
+      <w:r>
         <w:t>Resumo</w:t>
       </w:r>
     </w:p>
     <w:p>
-      <w:pPr>
-        <w:pStyle w:val="Normal"/>
-        <w:rPr/>
-      </w:pPr>
-      <w:r>
-        <w:rPr/>
-        <w:t xml:space="preserve">Sou um desenvolvedor full stack júnior especializado em JavaScript e entusiasta do React.js. Tenho 20 anos, sou brasileiro e comecei a programar pela primeira vez em 2018. Concluí o ensino médio técnico em 2022 e recebi uma láurea acadêmica pelo meu rendimento. Também ganhei uma bolsa de estudos completa da Rocketseat no começo de 2022 e hoje sigo meus estudos no Instituto Metrópole Digital (IMD) da Universidade Federal do Rio Grande do Norte (UFRN). </w:t>
+      <w:r>
+        <w:t xml:space="preserve">Sou um desenvolvedor </w:t>
+      </w:r>
+      <w:r>
+        <w:t>f</w:t>
+      </w:r>
+      <w:r>
+        <w:t>ull</w:t>
+      </w:r>
+      <w:r>
+        <w:t xml:space="preserve"> </w:t>
+      </w:r>
+      <w:r>
+        <w:t>s</w:t>
+      </w:r>
+      <w:r>
+        <w:t>tack</w:t>
+      </w:r>
+      <w:r>
+        <w:t xml:space="preserve"> júnior</w:t>
+      </w:r>
+      <w:r>
+        <w:t xml:space="preserve"> especializado em </w:t>
+      </w:r>
+      <w:r>
+        <w:t>J</w:t>
+      </w:r>
+      <w:r>
+        <w:t>avaScript e entusiasta do React.js. Tenho 20 anos,</w:t>
+      </w:r>
+      <w:r>
+        <w:t xml:space="preserve"> sou brasileiro e comecei a programar pela primeira vez em 2018. Concluí o ensino médio técnico em 2022 e recebi uma láurea acadêmica pelo meu rendimento. </w:t>
+      </w:r>
+      <w:r>
+        <w:t>Também ganhei</w:t>
+      </w:r>
+      <w:r>
+        <w:t xml:space="preserve"> </w:t>
+      </w:r>
+      <w:r>
+        <w:t xml:space="preserve">uma bolsa de estudos completa da Rocketseat no começo de 2022 e hoje sigo meus estudos </w:t>
+      </w:r>
+      <w:r>
+        <w:t xml:space="preserve">no Instituto Metrópole Digital (IMD) </w:t>
+      </w:r>
+      <w:r>
+        <w:t>da</w:t>
+      </w:r>
+      <w:r>
+        <w:t xml:space="preserve"> Universidade Federal do Rio Grande do Norte (UFRN). </w:t>
       </w:r>
     </w:p>
     <w:p>
       <w:pPr>
         <w:pStyle w:val="Ttulo1"/>
-        <w:rPr/>
       </w:pPr>
       <w:sdt>
         <w:sdtPr>
+          <w:alias w:val="Objetivo:"/>
+          <w:tag w:val="Objetivo:"/>
+          <w:id w:val="-1757750157"/>
           <w:placeholder>
             <w:docPart w:val="267BCB79B24745D080D4B0EAB84A4A25"/>
           </w:placeholder>
+          <w:temporary/>
           <w:showingPlcHdr/>
+          <w15:appearance w15:val="hidden"/>
         </w:sdtPr>
         <w:sdtContent>
-          <w:r>
-            <w:rPr>
-              <w:lang w:bidi="pt-BR"/>
-            </w:rPr>
-          </w:r>
           <w:r>
             <w:rPr>
               <w:lang w:bidi="pt-BR"/>
@@ -131,43 +187,41 @@
       </w:sdt>
     </w:p>
     <w:p>
-      <w:pPr>
-        <w:pStyle w:val="Normal"/>
-        <w:rPr/>
-      </w:pPr>
-      <w:r>
-        <w:rPr/>
+      <w:r>
         <w:t>Quero entrar para o mercado e continuar expandindo meus conhecimentos na área.</w:t>
       </w:r>
     </w:p>
-    <w:p>
-      <w:pPr>
-        <w:pStyle w:val="Ttulo1"/>
-        <w:rPr/>
-      </w:pPr>
-      <w:sdt>
-        <w:sdtPr>
-          <w:id w:val="1411162158"/>
-          <w:placeholder>
-            <w:docPart w:val="9E9032779932400AAE5C3894851BAB2B"/>
-          </w:placeholder>
-          <w:alias w:val="Educação:"/>
-        </w:sdtPr>
-        <w:sdtContent>
+    <w:sdt>
+      <w:sdtPr>
+        <w:alias w:val="Educação:"/>
+        <w:tag w:val="Educação:"/>
+        <w:id w:val="807127995"/>
+        <w:placeholder>
+          <w:docPart w:val="9E9032779932400AAE5C3894851BAB2B"/>
+        </w:placeholder>
+        <w:temporary/>
+        <w:showingPlcHdr/>
+        <w15:appearance w15:val="hidden"/>
+      </w:sdtPr>
+      <w:sdtContent>
+        <w:p>
+          <w:pPr>
+            <w:pStyle w:val="Ttulo1"/>
+          </w:pPr>
           <w:r>
-            <w:rPr/>
+            <w:rPr>
+              <w:lang w:bidi="pt-BR"/>
+            </w:rPr>
             <w:t>Educação</w:t>
           </w:r>
-        </w:sdtContent>
-      </w:sdt>
-    </w:p>
+        </w:p>
+      </w:sdtContent>
+    </w:sdt>
     <w:p>
       <w:pPr>
         <w:pStyle w:val="Ttulo2"/>
-        <w:rPr/>
-      </w:pPr>
-      <w:r>
-        <w:rPr/>
+      </w:pPr>
+      <w:r>
         <w:t>Ensino técnico integrado</w:t>
       </w:r>
       <w:r>
@@ -177,7 +231,6 @@
         <w:t> | </w:t>
       </w:r>
       <w:r>
-        <w:rPr/>
         <w:t>02/2022</w:t>
       </w:r>
       <w:r>
@@ -187,18 +240,12 @@
         <w:t> | </w:t>
       </w:r>
       <w:r>
-        <w:rPr/>
         <w:t>ifrn</w:t>
       </w:r>
     </w:p>
     <w:p>
       <w:pPr>
-        <w:pStyle w:val="ListBullet"/>
-        <w:numPr>
-          <w:ilvl w:val="0"/>
-          <w:numId w:val="1"/>
-        </w:numPr>
-        <w:rPr/>
+        <w:pStyle w:val="Commarcadores"/>
       </w:pPr>
       <w:r>
         <w:rPr>
@@ -207,18 +254,12 @@
         <w:t xml:space="preserve">Matéria principal: </w:t>
       </w:r>
       <w:r>
-        <w:rPr/>
         <w:t>Programação para Internet</w:t>
       </w:r>
     </w:p>
     <w:p>
       <w:pPr>
-        <w:pStyle w:val="ListBullet"/>
-        <w:numPr>
-          <w:ilvl w:val="0"/>
-          <w:numId w:val="1"/>
-        </w:numPr>
-        <w:rPr/>
+        <w:pStyle w:val="Commarcadores"/>
       </w:pPr>
       <w:r>
         <w:rPr>
@@ -227,18 +268,12 @@
         <w:t xml:space="preserve">Matéria secundária: </w:t>
       </w:r>
       <w:r>
-        <w:rPr/>
         <w:t>Programação Orientada a Objetos</w:t>
       </w:r>
     </w:p>
     <w:p>
       <w:pPr>
-        <w:pStyle w:val="ListBullet"/>
-        <w:numPr>
-          <w:ilvl w:val="0"/>
-          <w:numId w:val="1"/>
-        </w:numPr>
-        <w:rPr/>
+        <w:pStyle w:val="Commarcadores"/>
       </w:pPr>
       <w:r>
         <w:rPr>
@@ -247,17 +282,14 @@
         <w:t xml:space="preserve">Cursos relacionados: </w:t>
       </w:r>
       <w:r>
-        <w:rPr/>
         <w:t>Informática</w:t>
       </w:r>
     </w:p>
     <w:p>
       <w:pPr>
         <w:pStyle w:val="Ttulo2"/>
-        <w:rPr/>
-      </w:pPr>
-      <w:r>
-        <w:rPr/>
+      </w:pPr>
+      <w:r>
         <w:t>Ignite</w:t>
       </w:r>
       <w:r>
@@ -267,7 +299,6 @@
         <w:t> | </w:t>
       </w:r>
       <w:r>
-        <w:rPr/>
         <w:t>10/2021</w:t>
       </w:r>
       <w:r>
@@ -277,207 +308,271 @@
         <w:t> | </w:t>
       </w:r>
       <w:r>
-        <w:rPr/>
         <w:t>Rocketseat</w:t>
       </w:r>
     </w:p>
     <w:p>
       <w:pPr>
-        <w:pStyle w:val="ListBullet"/>
-        <w:numPr>
-          <w:ilvl w:val="0"/>
-          <w:numId w:val="1"/>
-        </w:numPr>
-        <w:rPr/>
+        <w:pStyle w:val="Commarcadores"/>
       </w:pPr>
       <w:r>
         <w:rPr>
           <w:lang w:bidi="pt-BR"/>
         </w:rPr>
-        <w:t xml:space="preserve">Trilhas: </w:t>
-      </w:r>
-      <w:r>
-        <w:rPr/>
-        <w:t>React.js, Node.js e React Native</w:t>
+        <w:t>Trilhas</w:t>
+      </w:r>
+      <w:r>
+        <w:rPr>
+          <w:lang w:bidi="pt-BR"/>
+        </w:rPr>
+        <w:t xml:space="preserve">: </w:t>
+      </w:r>
+      <w:r>
+        <w:t>React.js</w:t>
+      </w:r>
+      <w:r>
+        <w:t>, Node.js e React Native</w:t>
+      </w:r>
+    </w:p>
+    <w:sdt>
+      <w:sdtPr>
+        <w:alias w:val="Habilidades e Conhecimentos:"/>
+        <w:tag w:val="Habilidades e Conhecimentos:"/>
+        <w:id w:val="458624136"/>
+        <w:placeholder>
+          <w:docPart w:val="DBBF1EF8E10F43ED9886BF76B9327350"/>
+        </w:placeholder>
+        <w:temporary/>
+        <w:showingPlcHdr/>
+        <w15:appearance w15:val="hidden"/>
+      </w:sdtPr>
+      <w:sdtContent>
+        <w:p>
+          <w:pPr>
+            <w:pStyle w:val="Ttulo1"/>
+          </w:pPr>
+          <w:r>
+            <w:rPr>
+              <w:lang w:bidi="pt-BR"/>
+            </w:rPr>
+            <w:t>Habilidades e Conhecimentos</w:t>
+          </w:r>
+        </w:p>
+      </w:sdtContent>
+    </w:sdt>
+    <w:p>
+      <w:pPr>
+        <w:pStyle w:val="Ttulo2"/>
+      </w:pPr>
+      <w:r>
+        <w:t>DESENVOLVIMENTO DE SOFTWARE</w:t>
       </w:r>
     </w:p>
     <w:p>
       <w:pPr>
-        <w:pStyle w:val="Ttulo1"/>
-        <w:rPr/>
-      </w:pPr>
-      <w:sdt>
-        <w:sdtPr>
-          <w:id w:val="1328130013"/>
-          <w:placeholder>
-            <w:docPart w:val="DBBF1EF8E10F43ED9886BF76B9327350"/>
-          </w:placeholder>
-          <w:alias w:val="Habilidades e Conhecimentos:"/>
-        </w:sdtPr>
-        <w:sdtContent>
-          <w:r>
-            <w:rPr/>
-            <w:t>Habilidades e Conhecimentos</w:t>
-          </w:r>
-        </w:sdtContent>
-      </w:sdt>
+        <w:pStyle w:val="Commarcadores"/>
+      </w:pPr>
+      <w:r>
+        <w:t>Programo desde 2018 e, desde então, adquiri uma vasta gama de conhecimento</w:t>
+      </w:r>
+      <w:r>
+        <w:t>s</w:t>
+      </w:r>
+      <w:r>
+        <w:t xml:space="preserve"> utilizando tecnologias, linguagens, frameworks e bibliotecas como: </w:t>
+      </w:r>
+      <w:r>
+        <w:t xml:space="preserve">JavaScript, </w:t>
+      </w:r>
+      <w:r>
+        <w:t>TypeScript, React.js, Next,</w:t>
+      </w:r>
+      <w:r>
+        <w:t xml:space="preserve"> Vite, </w:t>
+      </w:r>
+      <w:r>
+        <w:t>Nest, Node, Prisma, Figma,</w:t>
+      </w:r>
+      <w:r>
+        <w:t xml:space="preserve"> </w:t>
+      </w:r>
+      <w:r>
+        <w:t xml:space="preserve">Jest, </w:t>
+      </w:r>
+      <w:r>
+        <w:t>Docker,</w:t>
+      </w:r>
+      <w:r>
+        <w:t xml:space="preserve"> Storybook, </w:t>
+      </w:r>
+      <w:r>
+        <w:t>Git, HTML, CSS, Sass, Tailwind, Stitches</w:t>
+      </w:r>
+      <w:r>
+        <w:t xml:space="preserve"> e outros.</w:t>
+      </w:r>
     </w:p>
     <w:p>
       <w:pPr>
         <w:pStyle w:val="Ttulo2"/>
-        <w:rPr/>
-      </w:pPr>
-      <w:r>
-        <w:rPr/>
-        <w:t>DESENVOLVIMENTO DE SOFTWARE</w:t>
+      </w:pPr>
+      <w:r>
+        <w:t>aprendizado constante</w:t>
       </w:r>
     </w:p>
     <w:p>
       <w:pPr>
-        <w:pStyle w:val="ListBullet"/>
-        <w:numPr>
-          <w:ilvl w:val="0"/>
-          <w:numId w:val="1"/>
-        </w:numPr>
-        <w:rPr/>
-      </w:pPr>
-      <w:r>
-        <w:rPr/>
-        <w:t>Programo desde 2018 e, desde então, adquiri uma vasta gama de conhecimentos utilizando tecnologias, linguagens, frameworks e bibliotecas como: JavaScript, TypeScript, React.js, Next, Vite, Nest, Node, Prisma, Figma, Jest, Docker, Storybook, Git, HTML, CSS, Sass, Tailwind, Stitches e outros.</w:t>
+        <w:pStyle w:val="Commarcadores"/>
+      </w:pPr>
+      <w:r>
+        <w:t>Pratico o autodidatismo. Leio documentações, pesquiso novos meios para resolver um problema e acompanho notícias dentro da área.</w:t>
+      </w:r>
+    </w:p>
+    <w:sdt>
+      <w:sdtPr>
+        <w:alias w:val="Comunicação:"/>
+        <w:tag w:val="Comunicação:"/>
+        <w:id w:val="-1153840069"/>
+        <w:placeholder>
+          <w:docPart w:val="C955C0E104E745E881CF4C598A277CB7"/>
+        </w:placeholder>
+        <w:temporary/>
+        <w:showingPlcHdr/>
+        <w15:appearance w15:val="hidden"/>
+      </w:sdtPr>
+      <w:sdtContent>
+        <w:p>
+          <w:pPr>
+            <w:pStyle w:val="Ttulo2"/>
+          </w:pPr>
+          <w:r>
+            <w:rPr>
+              <w:lang w:bidi="pt-BR"/>
+            </w:rPr>
+            <w:t>Comunicação</w:t>
+          </w:r>
+        </w:p>
+      </w:sdtContent>
+    </w:sdt>
+    <w:p>
+      <w:pPr>
+        <w:pStyle w:val="Commarcadores"/>
+      </w:pPr>
+      <w:r>
+        <w:t xml:space="preserve">Tenho conhecimento de vários termos técnicos utilizados na área e desenvolvi bastante a leitura e escrita </w:t>
+      </w:r>
+      <w:r>
+        <w:t>no</w:t>
+      </w:r>
+      <w:r>
+        <w:t xml:space="preserve"> Ingl</w:t>
+      </w:r>
+      <w:r>
+        <w:t>ê</w:t>
+      </w:r>
+      <w:r>
+        <w:t>s</w:t>
+      </w:r>
+      <w:r>
+        <w:t xml:space="preserve">, mas não sou fluente. Minha </w:t>
+      </w:r>
+      <w:r>
+        <w:t>língua</w:t>
+      </w:r>
+      <w:r>
+        <w:t xml:space="preserve"> materna é o Português.</w:t>
       </w:r>
     </w:p>
     <w:p>
       <w:pPr>
         <w:pStyle w:val="Ttulo2"/>
-        <w:rPr/>
-      </w:pPr>
-      <w:r>
-        <w:rPr/>
-        <w:t>aprendizado constante</w:t>
+      </w:pPr>
+      <w:r>
+        <w:t>GERENCIAMENTO DE BANCO DE DADOS</w:t>
       </w:r>
     </w:p>
     <w:p>
       <w:pPr>
-        <w:pStyle w:val="ListBullet"/>
-        <w:numPr>
-          <w:ilvl w:val="0"/>
-          <w:numId w:val="1"/>
-        </w:numPr>
-        <w:rPr/>
-      </w:pPr>
-      <w:r>
-        <w:rPr/>
-        <w:t>Pratico o autodidatismo. Leio documentações, pesquiso novos meios para resolver um problema e acompanho notícias dentro da área.</w:t>
+        <w:pStyle w:val="Commarcadores"/>
+      </w:pPr>
+      <w:r>
+        <w:t>Compreendo os relacionamentos das entidades dentro de um banco de dados. Sei planejar</w:t>
+      </w:r>
+      <w:r>
+        <w:t xml:space="preserve">, </w:t>
+      </w:r>
+      <w:r>
+        <w:t>reorganizar essas estruturas e fazer consultas diretas</w:t>
+      </w:r>
+      <w:r>
+        <w:t xml:space="preserve"> ao banco de dados</w:t>
+      </w:r>
+      <w:r>
+        <w:t>.</w:t>
       </w:r>
     </w:p>
     <w:p>
       <w:pPr>
         <w:pStyle w:val="Ttulo2"/>
-        <w:rPr/>
-      </w:pPr>
-      <w:sdt>
-        <w:sdtPr>
-          <w:id w:val="1477844414"/>
-          <w:placeholder>
-            <w:docPart w:val="C955C0E104E745E881CF4C598A277CB7"/>
-          </w:placeholder>
-          <w:alias w:val="Comunicação:"/>
-        </w:sdtPr>
-        <w:sdtContent>
-          <w:r>
-            <w:rPr/>
-            <w:t>Comunicação</w:t>
-          </w:r>
-        </w:sdtContent>
-      </w:sdt>
+      </w:pPr>
+      <w:r>
+        <w:t>Integração e Entrega contínua</w:t>
+      </w:r>
     </w:p>
     <w:p>
       <w:pPr>
-        <w:pStyle w:val="ListBullet"/>
-        <w:numPr>
-          <w:ilvl w:val="0"/>
-          <w:numId w:val="1"/>
-        </w:numPr>
-        <w:rPr/>
-      </w:pPr>
-      <w:r>
-        <w:rPr/>
-        <w:t>Tenho conhecimento de vários termos técnicos utilizados na área e desenvolvi bastante a leitura e escrita no Inglês, mas não sou fluente. Minha língua materna é o Português.</w:t>
-      </w:r>
-    </w:p>
-    <w:p>
-      <w:pPr>
-        <w:pStyle w:val="Ttulo2"/>
-        <w:rPr/>
-      </w:pPr>
-      <w:r>
-        <w:rPr/>
-        <w:t>GERENCIAMENTO DE BANCO DE DADOS</w:t>
-      </w:r>
-    </w:p>
-    <w:p>
-      <w:pPr>
-        <w:pStyle w:val="ListBullet"/>
-        <w:numPr>
-          <w:ilvl w:val="0"/>
-          <w:numId w:val="1"/>
-        </w:numPr>
-        <w:rPr/>
-      </w:pPr>
-      <w:r>
-        <w:rPr/>
-        <w:t>Compreendo os relacionamentos das entidades dentro de um banco de dados. Sei planejar, reorganizar essas estruturas e fazer consultas diretas ao banco de dados.</w:t>
-      </w:r>
-    </w:p>
-    <w:p>
-      <w:pPr>
-        <w:pStyle w:val="Ttulo2"/>
-        <w:rPr/>
-      </w:pPr>
-      <w:r>
-        <w:rPr/>
-        <w:t>Integração e Entrega contínua</w:t>
-      </w:r>
-    </w:p>
-    <w:p>
-      <w:pPr>
-        <w:pStyle w:val="ListBullet"/>
-        <w:numPr>
-          <w:ilvl w:val="0"/>
-          <w:numId w:val="1"/>
-        </w:numPr>
-        <w:spacing w:before="0" w:after="240"/>
-        <w:contextualSpacing/>
-        <w:rPr/>
-      </w:pPr>
-      <w:r>
-        <w:rPr/>
-        <w:t>Conheço as etapas de integração e entrega contínua (CI/CD), utilizadas para manter o software disponível para os usuários e em constante atualização.</w:t>
+        <w:pStyle w:val="Commarcadores"/>
+      </w:pPr>
+      <w:r>
+        <w:t xml:space="preserve">Conheço as etapas </w:t>
+      </w:r>
+      <w:r>
+        <w:t>de integração e entrega contínua (CI/CD), utilizadas para manter o software disponível para os usuários e em constante atualização.</w:t>
       </w:r>
     </w:p>
     <w:sectPr>
-      <w:footerReference w:type="default" r:id="rId6"/>
-      <w:type w:val="nextPage"/>
-      <w:pgSz w:w="11906" w:h="16838"/>
-      <w:pgMar w:left="1152" w:right="1152" w:gutter="0" w:header="0" w:top="1008" w:footer="720" w:bottom="1152"/>
-      <w:pgNumType w:start="1" w:fmt="decimal"/>
-      <w:formProt w:val="false"/>
+      <w:footerReference w:type="default" r:id="rId12"/>
+      <w:pgSz w:w="11907" w:h="16839" w:code="9"/>
+      <w:pgMar w:top="1008" w:right="1152" w:bottom="1152" w:left="1152" w:header="720" w:footer="720" w:gutter="0"/>
+      <w:pgNumType w:start="1"/>
+      <w:cols w:space="720"/>
       <w:titlePg/>
-      <w:textDirection w:val="lrTb"/>
-      <w:docGrid w:type="default" w:linePitch="360" w:charSpace="4096"/>
+      <w:docGrid w:linePitch="360"/>
     </w:sectPr>
   </w:body>
 </w:document>
 </file>
 
+<file path=word/endnotes.xml><?xml version="1.0" encoding="utf-8"?>
+<w:endnotes xmlns:wpc="http://schemas.microsoft.com/office/word/2010/wordprocessingCanvas" xmlns:cx="http://schemas.microsoft.com/office/drawing/2014/chartex" xmlns:cx1="http://schemas.microsoft.com/office/drawing/2015/9/8/chartex" xmlns:cx2="http://schemas.microsoft.com/office/drawing/2015/10/21/chartex" xmlns:cx3="http://schemas.microsoft.com/office/drawing/2016/5/9/chartex" xmlns:cx4="http://schemas.microsoft.com/office/drawing/2016/5/10/chartex" xmlns:cx5="http://schemas.microsoft.com/office/drawing/2016/5/11/chartex" xmlns:cx6="http://schemas.microsoft.com/office/drawing/2016/5/12/chartex" xmlns:cx7="http://schemas.microsoft.com/office/drawing/2016/5/13/chartex" xmlns:cx8="http://schemas.microsoft.com/office/drawing/2016/5/14/chartex" xmlns:mc="http://schemas.openxmlformats.org/markup-compatibility/2006" xmlns:aink="http://schemas.microsoft.com/office/drawing/2016/ink" xmlns:am3d="http://schemas.microsoft.com/office/drawing/2017/model3d" xmlns:o="urn:schemas-microsoft-com:office:office" xmlns:oel="http://schemas.microsoft.com/office/2019/extlst" xmlns:r="http://schemas.openxmlformats.org/officeDocument/2006/relationships" xmlns:m="http://schemas.openxmlformats.org/officeDocument/2006/math" xmlns:v="urn:schemas-microsoft-com:vml" xmlns:wp14="http://schemas.microsoft.com/office/word/2010/wordprocessingDrawing" xmlns:wp="http://schemas.openxmlformats.org/drawingml/2006/wordprocessingDrawing" xmlns:w10="urn:schemas-microsoft-com:office:word" xmlns:w="http://schemas.openxmlformats.org/wordprocessingml/2006/main" xmlns:w14="http://schemas.microsoft.com/office/word/2010/wordml" xmlns:w15="http://schemas.microsoft.com/office/word/2012/wordml" xmlns:w16cex="http://schemas.microsoft.com/office/word/2018/wordml/cex" xmlns:w16cid="http://schemas.microsoft.com/office/word/2016/wordml/cid" xmlns:w16="http://schemas.microsoft.com/office/word/2018/wordml" xmlns:w16sdtdh="http://schemas.microsoft.com/office/word/2020/wordml/sdtdatahash" xmlns:w16se="http://schemas.microsoft.com/office/word/2015/wordml/symex" xmlns:wpg="http://schemas.microsoft.com/office/word/2010/wordprocessingGroup" xmlns:wpi="http://schemas.microsoft.com/office/word/2010/wordprocessingInk" xmlns:wne="http://schemas.microsoft.com/office/word/2006/wordml" xmlns:wps="http://schemas.microsoft.com/office/word/2010/wordprocessingShape" mc:Ignorable="w14 w15 w16se w16cid w16 w16cex w16sdtdh wp14">
+  <w:endnote w:type="separator" w:id="-1">
+    <w:p>
+      <w:pPr>
+        <w:spacing w:after="0"/>
+      </w:pPr>
+      <w:r>
+        <w:separator/>
+      </w:r>
+    </w:p>
+  </w:endnote>
+  <w:endnote w:type="continuationSeparator" w:id="0">
+    <w:p>
+      <w:pPr>
+        <w:spacing w:after="0"/>
+      </w:pPr>
+      <w:r>
+        <w:continuationSeparator/>
+      </w:r>
+    </w:p>
+  </w:endnote>
+</w:endnotes>
+</file>
+
 <file path=word/footer1.xml><?xml version="1.0" encoding="utf-8"?>
-<w:ftr xmlns:o="urn:schemas-microsoft-com:office:office" xmlns:r="http://schemas.openxmlformats.org/officeDocument/2006/relationships" xmlns:v="urn:schemas-microsoft-com:vml" xmlns:w="http://schemas.openxmlformats.org/wordprocessingml/2006/main" xmlns:w10="urn:schemas-microsoft-com:office:word" xmlns:wp="http://schemas.openxmlformats.org/drawingml/2006/wordprocessingDrawing" xmlns:wps="http://schemas.microsoft.com/office/word/2010/wordprocessingShape" xmlns:wpg="http://schemas.microsoft.com/office/word/2010/wordprocessingGroup" xmlns:mc="http://schemas.openxmlformats.org/markup-compatibility/2006" xmlns:wp14="http://schemas.microsoft.com/office/word/2010/wordprocessingDrawing" xmlns:w14="http://schemas.microsoft.com/office/word/2010/wordml" xmlns:w15="http://schemas.microsoft.com/office/word/2012/wordml" mc:Ignorable="w14 wp14 w15">
+<w:ftr xmlns:wpc="http://schemas.microsoft.com/office/word/2010/wordprocessingCanvas" xmlns:cx="http://schemas.microsoft.com/office/drawing/2014/chartex" xmlns:cx1="http://schemas.microsoft.com/office/drawing/2015/9/8/chartex" xmlns:cx2="http://schemas.microsoft.com/office/drawing/2015/10/21/chartex" xmlns:cx3="http://schemas.microsoft.com/office/drawing/2016/5/9/chartex" xmlns:cx4="http://schemas.microsoft.com/office/drawing/2016/5/10/chartex" xmlns:cx5="http://schemas.microsoft.com/office/drawing/2016/5/11/chartex" xmlns:cx6="http://schemas.microsoft.com/office/drawing/2016/5/12/chartex" xmlns:cx7="http://schemas.microsoft.com/office/drawing/2016/5/13/chartex" xmlns:cx8="http://schemas.microsoft.com/office/drawing/2016/5/14/chartex" xmlns:mc="http://schemas.openxmlformats.org/markup-compatibility/2006" xmlns:aink="http://schemas.microsoft.com/office/drawing/2016/ink" xmlns:am3d="http://schemas.microsoft.com/office/drawing/2017/model3d" xmlns:o="urn:schemas-microsoft-com:office:office" xmlns:oel="http://schemas.microsoft.com/office/2019/extlst" xmlns:r="http://schemas.openxmlformats.org/officeDocument/2006/relationships" xmlns:m="http://schemas.openxmlformats.org/officeDocument/2006/math" xmlns:v="urn:schemas-microsoft-com:vml" xmlns:wp14="http://schemas.microsoft.com/office/word/2010/wordprocessingDrawing" xmlns:wp="http://schemas.openxmlformats.org/drawingml/2006/wordprocessingDrawing" xmlns:w10="urn:schemas-microsoft-com:office:word" xmlns:w="http://schemas.openxmlformats.org/wordprocessingml/2006/main" xmlns:w14="http://schemas.microsoft.com/office/word/2010/wordml" xmlns:w15="http://schemas.microsoft.com/office/word/2012/wordml" xmlns:w16cex="http://schemas.microsoft.com/office/word/2018/wordml/cex" xmlns:w16cid="http://schemas.microsoft.com/office/word/2016/wordml/cid" xmlns:w16="http://schemas.microsoft.com/office/word/2018/wordml" xmlns:w16sdtdh="http://schemas.microsoft.com/office/word/2020/wordml/sdtdatahash" xmlns:w16se="http://schemas.microsoft.com/office/word/2015/wordml/symex" xmlns:wpg="http://schemas.microsoft.com/office/word/2010/wordprocessingGroup" xmlns:wpi="http://schemas.microsoft.com/office/word/2010/wordprocessingInk" xmlns:wne="http://schemas.microsoft.com/office/word/2006/wordml" xmlns:wps="http://schemas.microsoft.com/office/word/2010/wordprocessingShape" mc:Ignorable="w14 w15 w16se w16cid w16 w16cex w16sdtdh wp14">
   <w:p>
     <w:pPr>
       <w:pStyle w:val="Rodap"/>
-      <w:rPr>
-        <w:lang w:bidi="pt-BR"/>
-      </w:rPr>
     </w:pPr>
     <w:r>
       <w:rPr>
@@ -495,7 +590,7 @@
       <w:rPr>
         <w:lang w:bidi="pt-BR"/>
       </w:rPr>
-      <w:instrText xml:space="preserve"> PAGE </w:instrText>
+      <w:instrText xml:space="preserve"> PAGE   \* MERGEFORMAT </w:instrText>
     </w:r>
     <w:r>
       <w:rPr>
@@ -505,12 +600,14 @@
     </w:r>
     <w:r>
       <w:rPr>
+        <w:noProof/>
         <w:lang w:bidi="pt-BR"/>
       </w:rPr>
-      <w:t>2</w:t>
+      <w:t>1</w:t>
     </w:r>
     <w:r>
       <w:rPr>
+        <w:noProof/>
         <w:lang w:bidi="pt-BR"/>
       </w:rPr>
       <w:fldChar w:fldCharType="end"/>
@@ -519,12 +616,312 @@
 </w:ftr>
 </file>
 
+<file path=word/footnotes.xml><?xml version="1.0" encoding="utf-8"?>
+<w:footnotes xmlns:wpc="http://schemas.microsoft.com/office/word/2010/wordprocessingCanvas" xmlns:cx="http://schemas.microsoft.com/office/drawing/2014/chartex" xmlns:cx1="http://schemas.microsoft.com/office/drawing/2015/9/8/chartex" xmlns:cx2="http://schemas.microsoft.com/office/drawing/2015/10/21/chartex" xmlns:cx3="http://schemas.microsoft.com/office/drawing/2016/5/9/chartex" xmlns:cx4="http://schemas.microsoft.com/office/drawing/2016/5/10/chartex" xmlns:cx5="http://schemas.microsoft.com/office/drawing/2016/5/11/chartex" xmlns:cx6="http://schemas.microsoft.com/office/drawing/2016/5/12/chartex" xmlns:cx7="http://schemas.microsoft.com/office/drawing/2016/5/13/chartex" xmlns:cx8="http://schemas.microsoft.com/office/drawing/2016/5/14/chartex" xmlns:mc="http://schemas.openxmlformats.org/markup-compatibility/2006" xmlns:aink="http://schemas.microsoft.com/office/drawing/2016/ink" xmlns:am3d="http://schemas.microsoft.com/office/drawing/2017/model3d" xmlns:o="urn:schemas-microsoft-com:office:office" xmlns:oel="http://schemas.microsoft.com/office/2019/extlst" xmlns:r="http://schemas.openxmlformats.org/officeDocument/2006/relationships" xmlns:m="http://schemas.openxmlformats.org/officeDocument/2006/math" xmlns:v="urn:schemas-microsoft-com:vml" xmlns:wp14="http://schemas.microsoft.com/office/word/2010/wordprocessingDrawing" xmlns:wp="http://schemas.openxmlformats.org/drawingml/2006/wordprocessingDrawing" xmlns:w10="urn:schemas-microsoft-com:office:word" xmlns:w="http://schemas.openxmlformats.org/wordprocessingml/2006/main" xmlns:w14="http://schemas.microsoft.com/office/word/2010/wordml" xmlns:w15="http://schemas.microsoft.com/office/word/2012/wordml" xmlns:w16cex="http://schemas.microsoft.com/office/word/2018/wordml/cex" xmlns:w16cid="http://schemas.microsoft.com/office/word/2016/wordml/cid" xmlns:w16="http://schemas.microsoft.com/office/word/2018/wordml" xmlns:w16sdtdh="http://schemas.microsoft.com/office/word/2020/wordml/sdtdatahash" xmlns:w16se="http://schemas.microsoft.com/office/word/2015/wordml/symex" xmlns:wpg="http://schemas.microsoft.com/office/word/2010/wordprocessingGroup" xmlns:wpi="http://schemas.microsoft.com/office/word/2010/wordprocessingInk" xmlns:wne="http://schemas.microsoft.com/office/word/2006/wordml" xmlns:wps="http://schemas.microsoft.com/office/word/2010/wordprocessingShape" mc:Ignorable="w14 w15 w16se w16cid w16 w16cex w16sdtdh wp14">
+  <w:footnote w:type="separator" w:id="-1">
+    <w:p>
+      <w:pPr>
+        <w:spacing w:after="0"/>
+      </w:pPr>
+      <w:r>
+        <w:separator/>
+      </w:r>
+    </w:p>
+  </w:footnote>
+  <w:footnote w:type="continuationSeparator" w:id="0">
+    <w:p>
+      <w:pPr>
+        <w:spacing w:after="0"/>
+      </w:pPr>
+      <w:r>
+        <w:continuationSeparator/>
+      </w:r>
+    </w:p>
+  </w:footnote>
+</w:footnotes>
+</file>
+
 <file path=word/numbering.xml><?xml version="1.0" encoding="utf-8"?>
-<w:numbering xmlns:w="http://schemas.openxmlformats.org/wordprocessingml/2006/main" xmlns:o="urn:schemas-microsoft-com:office:office" xmlns:r="http://schemas.openxmlformats.org/officeDocument/2006/relationships" xmlns:v="urn:schemas-microsoft-com:vml" xmlns:mc="http://schemas.openxmlformats.org/markup-compatibility/2006" xmlns:w14="http://schemas.microsoft.com/office/word/2010/wordml" mc:Ignorable="w14">
-  <w:abstractNum w:abstractNumId="1">
+<w:numbering xmlns:wpc="http://schemas.microsoft.com/office/word/2010/wordprocessingCanvas" xmlns:cx="http://schemas.microsoft.com/office/drawing/2014/chartex" xmlns:cx1="http://schemas.microsoft.com/office/drawing/2015/9/8/chartex" xmlns:cx2="http://schemas.microsoft.com/office/drawing/2015/10/21/chartex" xmlns:cx3="http://schemas.microsoft.com/office/drawing/2016/5/9/chartex" xmlns:cx4="http://schemas.microsoft.com/office/drawing/2016/5/10/chartex" xmlns:cx5="http://schemas.microsoft.com/office/drawing/2016/5/11/chartex" xmlns:cx6="http://schemas.microsoft.com/office/drawing/2016/5/12/chartex" xmlns:cx7="http://schemas.microsoft.com/office/drawing/2016/5/13/chartex" xmlns:cx8="http://schemas.microsoft.com/office/drawing/2016/5/14/chartex" xmlns:mc="http://schemas.openxmlformats.org/markup-compatibility/2006" xmlns:aink="http://schemas.microsoft.com/office/drawing/2016/ink" xmlns:am3d="http://schemas.microsoft.com/office/drawing/2017/model3d" xmlns:o="urn:schemas-microsoft-com:office:office" xmlns:oel="http://schemas.microsoft.com/office/2019/extlst" xmlns:r="http://schemas.openxmlformats.org/officeDocument/2006/relationships" xmlns:m="http://schemas.openxmlformats.org/officeDocument/2006/math" xmlns:v="urn:schemas-microsoft-com:vml" xmlns:wp14="http://schemas.microsoft.com/office/word/2010/wordprocessingDrawing" xmlns:wp="http://schemas.openxmlformats.org/drawingml/2006/wordprocessingDrawing" xmlns:w10="urn:schemas-microsoft-com:office:word" xmlns:w="http://schemas.openxmlformats.org/wordprocessingml/2006/main" xmlns:w14="http://schemas.microsoft.com/office/word/2010/wordml" xmlns:w15="http://schemas.microsoft.com/office/word/2012/wordml" xmlns:w16cex="http://schemas.microsoft.com/office/word/2018/wordml/cex" xmlns:w16cid="http://schemas.microsoft.com/office/word/2016/wordml/cid" xmlns:w16="http://schemas.microsoft.com/office/word/2018/wordml" xmlns:w16sdtdh="http://schemas.microsoft.com/office/word/2020/wordml/sdtdatahash" xmlns:w16se="http://schemas.microsoft.com/office/word/2015/wordml/symex" xmlns:wpg="http://schemas.microsoft.com/office/word/2010/wordprocessingGroup" xmlns:wpi="http://schemas.microsoft.com/office/word/2010/wordprocessingInk" xmlns:wne="http://schemas.microsoft.com/office/word/2006/wordml" xmlns:wps="http://schemas.microsoft.com/office/word/2010/wordprocessingShape" mc:Ignorable="w14 w15 w16se w16cid w16 w16cex w16sdtdh wp14">
+  <w:abstractNum w:abstractNumId="0" w15:restartNumberingAfterBreak="0">
+    <w:nsid w:val="FFFFFF7C"/>
+    <w:multiLevelType w:val="singleLevel"/>
+    <w:tmpl w:val="4B66D57E"/>
     <w:lvl w:ilvl="0">
       <w:start w:val="1"/>
+      <w:numFmt w:val="decimal"/>
+      <w:lvlText w:val="%1."/>
+      <w:lvlJc w:val="left"/>
+      <w:pPr>
+        <w:tabs>
+          <w:tab w:val="num" w:pos="1800"/>
+        </w:tabs>
+        <w:ind w:left="1800" w:hanging="360"/>
+      </w:pPr>
+    </w:lvl>
+  </w:abstractNum>
+  <w:abstractNum w:abstractNumId="1" w15:restartNumberingAfterBreak="0">
+    <w:nsid w:val="FFFFFF7D"/>
+    <w:multiLevelType w:val="singleLevel"/>
+    <w:tmpl w:val="5AF24DD0"/>
+    <w:lvl w:ilvl="0">
+      <w:start w:val="1"/>
+      <w:numFmt w:val="decimal"/>
+      <w:lvlText w:val="%1."/>
+      <w:lvlJc w:val="left"/>
+      <w:pPr>
+        <w:tabs>
+          <w:tab w:val="num" w:pos="1440"/>
+        </w:tabs>
+        <w:ind w:left="1440" w:hanging="360"/>
+      </w:pPr>
+    </w:lvl>
+  </w:abstractNum>
+  <w:abstractNum w:abstractNumId="2" w15:restartNumberingAfterBreak="0">
+    <w:nsid w:val="FFFFFF7E"/>
+    <w:multiLevelType w:val="singleLevel"/>
+    <w:tmpl w:val="9386E0C4"/>
+    <w:lvl w:ilvl="0">
+      <w:start w:val="1"/>
+      <w:numFmt w:val="decimal"/>
+      <w:lvlText w:val="%1."/>
+      <w:lvlJc w:val="left"/>
+      <w:pPr>
+        <w:tabs>
+          <w:tab w:val="num" w:pos="1080"/>
+        </w:tabs>
+        <w:ind w:left="1080" w:hanging="360"/>
+      </w:pPr>
+    </w:lvl>
+  </w:abstractNum>
+  <w:abstractNum w:abstractNumId="3" w15:restartNumberingAfterBreak="0">
+    <w:nsid w:val="FFFFFF7F"/>
+    <w:multiLevelType w:val="singleLevel"/>
+    <w:tmpl w:val="90407FA6"/>
+    <w:lvl w:ilvl="0">
+      <w:start w:val="1"/>
+      <w:numFmt w:val="decimal"/>
+      <w:lvlText w:val="%1."/>
+      <w:lvlJc w:val="left"/>
+      <w:pPr>
+        <w:tabs>
+          <w:tab w:val="num" w:pos="720"/>
+        </w:tabs>
+        <w:ind w:left="720" w:hanging="360"/>
+      </w:pPr>
+    </w:lvl>
+  </w:abstractNum>
+  <w:abstractNum w:abstractNumId="4" w15:restartNumberingAfterBreak="0">
+    <w:nsid w:val="FFFFFF80"/>
+    <w:multiLevelType w:val="singleLevel"/>
+    <w:tmpl w:val="CD76DE80"/>
+    <w:lvl w:ilvl="0">
+      <w:start w:val="1"/>
       <w:numFmt w:val="bullet"/>
+      <w:lvlText w:val=""/>
+      <w:lvlJc w:val="left"/>
+      <w:pPr>
+        <w:tabs>
+          <w:tab w:val="num" w:pos="1800"/>
+        </w:tabs>
+        <w:ind w:left="1800" w:hanging="360"/>
+      </w:pPr>
+      <w:rPr>
+        <w:rFonts w:ascii="Symbol" w:hAnsi="Symbol" w:hint="default"/>
+      </w:rPr>
+    </w:lvl>
+  </w:abstractNum>
+  <w:abstractNum w:abstractNumId="5" w15:restartNumberingAfterBreak="0">
+    <w:nsid w:val="FFFFFF81"/>
+    <w:multiLevelType w:val="singleLevel"/>
+    <w:tmpl w:val="14068586"/>
+    <w:lvl w:ilvl="0">
+      <w:start w:val="1"/>
+      <w:numFmt w:val="bullet"/>
+      <w:lvlText w:val=""/>
+      <w:lvlJc w:val="left"/>
+      <w:pPr>
+        <w:tabs>
+          <w:tab w:val="num" w:pos="1440"/>
+        </w:tabs>
+        <w:ind w:left="1440" w:hanging="360"/>
+      </w:pPr>
+      <w:rPr>
+        <w:rFonts w:ascii="Symbol" w:hAnsi="Symbol" w:hint="default"/>
+      </w:rPr>
+    </w:lvl>
+  </w:abstractNum>
+  <w:abstractNum w:abstractNumId="6" w15:restartNumberingAfterBreak="0">
+    <w:nsid w:val="FFFFFF82"/>
+    <w:multiLevelType w:val="singleLevel"/>
+    <w:tmpl w:val="CDAA9E50"/>
+    <w:lvl w:ilvl="0">
+      <w:start w:val="1"/>
+      <w:numFmt w:val="bullet"/>
+      <w:lvlText w:val=""/>
+      <w:lvlJc w:val="left"/>
+      <w:pPr>
+        <w:tabs>
+          <w:tab w:val="num" w:pos="1080"/>
+        </w:tabs>
+        <w:ind w:left="1080" w:hanging="360"/>
+      </w:pPr>
+      <w:rPr>
+        <w:rFonts w:ascii="Symbol" w:hAnsi="Symbol" w:hint="default"/>
+      </w:rPr>
+    </w:lvl>
+  </w:abstractNum>
+  <w:abstractNum w:abstractNumId="7" w15:restartNumberingAfterBreak="0">
+    <w:nsid w:val="FFFFFF83"/>
+    <w:multiLevelType w:val="singleLevel"/>
+    <w:tmpl w:val="14962946"/>
+    <w:lvl w:ilvl="0">
+      <w:start w:val="1"/>
+      <w:numFmt w:val="bullet"/>
+      <w:lvlText w:val=""/>
+      <w:lvlJc w:val="left"/>
+      <w:pPr>
+        <w:tabs>
+          <w:tab w:val="num" w:pos="720"/>
+        </w:tabs>
+        <w:ind w:left="720" w:hanging="360"/>
+      </w:pPr>
+      <w:rPr>
+        <w:rFonts w:ascii="Symbol" w:hAnsi="Symbol" w:hint="default"/>
+      </w:rPr>
+    </w:lvl>
+  </w:abstractNum>
+  <w:abstractNum w:abstractNumId="8" w15:restartNumberingAfterBreak="0">
+    <w:nsid w:val="FFFFFF88"/>
+    <w:multiLevelType w:val="singleLevel"/>
+    <w:tmpl w:val="8BB2922E"/>
+    <w:lvl w:ilvl="0">
+      <w:start w:val="1"/>
+      <w:numFmt w:val="decimal"/>
+      <w:lvlText w:val="%1."/>
+      <w:lvlJc w:val="left"/>
+      <w:pPr>
+        <w:tabs>
+          <w:tab w:val="num" w:pos="360"/>
+        </w:tabs>
+        <w:ind w:left="360" w:hanging="360"/>
+      </w:pPr>
+    </w:lvl>
+  </w:abstractNum>
+  <w:abstractNum w:abstractNumId="9" w15:restartNumberingAfterBreak="0">
+    <w:nsid w:val="FFFFFF89"/>
+    <w:multiLevelType w:val="singleLevel"/>
+    <w:tmpl w:val="222C4C38"/>
+    <w:lvl w:ilvl="0">
+      <w:start w:val="1"/>
+      <w:numFmt w:val="bullet"/>
+      <w:lvlText w:val="·"/>
+      <w:lvlJc w:val="left"/>
+      <w:pPr>
+        <w:tabs>
+          <w:tab w:val="num" w:pos="144"/>
+        </w:tabs>
+        <w:ind w:left="144" w:hanging="144"/>
+      </w:pPr>
+      <w:rPr>
+        <w:rFonts w:ascii="Cambria" w:hAnsi="Cambria" w:hint="default"/>
+      </w:rPr>
+    </w:lvl>
+  </w:abstractNum>
+  <w:abstractNum w:abstractNumId="10" w15:restartNumberingAfterBreak="0">
+    <w:nsid w:val="08E72B9E"/>
+    <w:multiLevelType w:val="multilevel"/>
+    <w:tmpl w:val="0409001D"/>
+    <w:lvl w:ilvl="0">
+      <w:start w:val="1"/>
+      <w:numFmt w:val="decimal"/>
+      <w:lvlText w:val="%1)"/>
+      <w:lvlJc w:val="left"/>
+      <w:pPr>
+        <w:ind w:left="360" w:hanging="360"/>
+      </w:pPr>
+    </w:lvl>
+    <w:lvl w:ilvl="1">
+      <w:start w:val="1"/>
+      <w:numFmt w:val="lowerLetter"/>
+      <w:lvlText w:val="%2)"/>
+      <w:lvlJc w:val="left"/>
+      <w:pPr>
+        <w:ind w:left="720" w:hanging="360"/>
+      </w:pPr>
+    </w:lvl>
+    <w:lvl w:ilvl="2">
+      <w:start w:val="1"/>
+      <w:numFmt w:val="lowerRoman"/>
+      <w:lvlText w:val="%3)"/>
+      <w:lvlJc w:val="left"/>
+      <w:pPr>
+        <w:ind w:left="1080" w:hanging="360"/>
+      </w:pPr>
+    </w:lvl>
+    <w:lvl w:ilvl="3">
+      <w:start w:val="1"/>
+      <w:numFmt w:val="decimal"/>
+      <w:lvlText w:val="(%4)"/>
+      <w:lvlJc w:val="left"/>
+      <w:pPr>
+        <w:ind w:left="1440" w:hanging="360"/>
+      </w:pPr>
+    </w:lvl>
+    <w:lvl w:ilvl="4">
+      <w:start w:val="1"/>
+      <w:numFmt w:val="lowerLetter"/>
+      <w:lvlText w:val="(%5)"/>
+      <w:lvlJc w:val="left"/>
+      <w:pPr>
+        <w:ind w:left="1800" w:hanging="360"/>
+      </w:pPr>
+    </w:lvl>
+    <w:lvl w:ilvl="5">
+      <w:start w:val="1"/>
+      <w:numFmt w:val="lowerRoman"/>
+      <w:lvlText w:val="(%6)"/>
+      <w:lvlJc w:val="left"/>
+      <w:pPr>
+        <w:ind w:left="2160" w:hanging="360"/>
+      </w:pPr>
+    </w:lvl>
+    <w:lvl w:ilvl="6">
+      <w:start w:val="1"/>
+      <w:numFmt w:val="decimal"/>
+      <w:lvlText w:val="%7."/>
+      <w:lvlJc w:val="left"/>
+      <w:pPr>
+        <w:ind w:left="2520" w:hanging="360"/>
+      </w:pPr>
+    </w:lvl>
+    <w:lvl w:ilvl="7">
+      <w:start w:val="1"/>
+      <w:numFmt w:val="lowerLetter"/>
+      <w:lvlText w:val="%8."/>
+      <w:lvlJc w:val="left"/>
+      <w:pPr>
+        <w:ind w:left="2880" w:hanging="360"/>
+      </w:pPr>
+    </w:lvl>
+    <w:lvl w:ilvl="8">
+      <w:start w:val="1"/>
+      <w:numFmt w:val="lowerRoman"/>
+      <w:lvlText w:val="%9."/>
+      <w:lvlJc w:val="left"/>
+      <w:pPr>
+        <w:ind w:left="3240" w:hanging="360"/>
+      </w:pPr>
+    </w:lvl>
+  </w:abstractNum>
+  <w:abstractNum w:abstractNumId="11" w15:restartNumberingAfterBreak="0">
+    <w:nsid w:val="0A034AD0"/>
+    <w:multiLevelType w:val="multilevel"/>
+    <w:tmpl w:val="67B638B6"/>
+    <w:lvl w:ilvl="0">
+      <w:start w:val="1"/>
+      <w:numFmt w:val="bullet"/>
+      <w:pStyle w:val="Commarcadores"/>
       <w:lvlText w:val="·"/>
       <w:lvlJc w:val="left"/>
       <w:pPr>
@@ -534,7 +931,7 @@
         <w:ind w:left="216" w:hanging="216"/>
       </w:pPr>
       <w:rPr>
-        <w:rFonts w:ascii="Cambria" w:hAnsi="Cambria" w:cs="Cambria" w:hint="default"/>
+        <w:rFonts w:ascii="Cambria" w:hAnsi="Cambria" w:hint="default"/>
       </w:rPr>
     </w:lvl>
     <w:lvl w:ilvl="1">
@@ -549,7 +946,7 @@
         <w:ind w:left="648" w:hanging="216"/>
       </w:pPr>
       <w:rPr>
-        <w:rFonts w:ascii="Courier New" w:hAnsi="Courier New" w:cs="Courier New" w:hint="default"/>
+        <w:rFonts w:ascii="Courier New" w:hAnsi="Courier New" w:hint="default"/>
       </w:rPr>
     </w:lvl>
     <w:lvl w:ilvl="2">
@@ -564,7 +961,7 @@
         <w:ind w:left="1080" w:hanging="216"/>
       </w:pPr>
       <w:rPr>
-        <w:rFonts w:ascii="Wingdings" w:hAnsi="Wingdings" w:cs="Wingdings" w:hint="default"/>
+        <w:rFonts w:ascii="Wingdings" w:hAnsi="Wingdings" w:hint="default"/>
       </w:rPr>
     </w:lvl>
     <w:lvl w:ilvl="3">
@@ -579,7 +976,7 @@
         <w:ind w:left="1512" w:hanging="216"/>
       </w:pPr>
       <w:rPr>
-        <w:rFonts w:ascii="Symbol" w:hAnsi="Symbol" w:cs="Symbol" w:hint="default"/>
+        <w:rFonts w:ascii="Symbol" w:hAnsi="Symbol" w:hint="default"/>
       </w:rPr>
     </w:lvl>
     <w:lvl w:ilvl="4">
@@ -594,7 +991,7 @@
         <w:ind w:left="1944" w:hanging="216"/>
       </w:pPr>
       <w:rPr>
-        <w:rFonts w:ascii="Courier New" w:hAnsi="Courier New" w:cs="Courier New" w:hint="default"/>
+        <w:rFonts w:ascii="Courier New" w:hAnsi="Courier New" w:hint="default"/>
       </w:rPr>
     </w:lvl>
     <w:lvl w:ilvl="5">
@@ -609,7 +1006,7 @@
         <w:ind w:left="2376" w:hanging="216"/>
       </w:pPr>
       <w:rPr>
-        <w:rFonts w:ascii="Wingdings" w:hAnsi="Wingdings" w:cs="Wingdings" w:hint="default"/>
+        <w:rFonts w:ascii="Wingdings" w:hAnsi="Wingdings" w:hint="default"/>
       </w:rPr>
     </w:lvl>
     <w:lvl w:ilvl="6">
@@ -624,7 +1021,7 @@
         <w:ind w:left="2808" w:hanging="216"/>
       </w:pPr>
       <w:rPr>
-        <w:rFonts w:ascii="Symbol" w:hAnsi="Symbol" w:cs="Symbol" w:hint="default"/>
+        <w:rFonts w:ascii="Symbol" w:hAnsi="Symbol" w:hint="default"/>
       </w:rPr>
     </w:lvl>
     <w:lvl w:ilvl="7">
@@ -639,7 +1036,7 @@
         <w:ind w:left="3240" w:hanging="216"/>
       </w:pPr>
       <w:rPr>
-        <w:rFonts w:ascii="Courier New" w:hAnsi="Courier New" w:cs="Courier New" w:hint="default"/>
+        <w:rFonts w:ascii="Courier New" w:hAnsi="Courier New" w:hint="default"/>
       </w:rPr>
     </w:lvl>
     <w:lvl w:ilvl="8">
@@ -654,14 +1051,539 @@
         <w:ind w:left="3672" w:hanging="216"/>
       </w:pPr>
       <w:rPr>
-        <w:rFonts w:ascii="Wingdings" w:hAnsi="Wingdings" w:cs="Wingdings" w:hint="default"/>
+        <w:rFonts w:ascii="Wingdings" w:hAnsi="Wingdings" w:hint="default"/>
       </w:rPr>
     </w:lvl>
   </w:abstractNum>
-  <w:abstractNum w:abstractNumId="2">
+  <w:abstractNum w:abstractNumId="12" w15:restartNumberingAfterBreak="0">
+    <w:nsid w:val="0E1D32BF"/>
+    <w:multiLevelType w:val="multilevel"/>
+    <w:tmpl w:val="0409001F"/>
     <w:lvl w:ilvl="0">
       <w:start w:val="1"/>
       <w:numFmt w:val="decimal"/>
+      <w:lvlText w:val="%1."/>
+      <w:lvlJc w:val="left"/>
+      <w:pPr>
+        <w:ind w:left="360" w:hanging="360"/>
+      </w:pPr>
+    </w:lvl>
+    <w:lvl w:ilvl="1">
+      <w:start w:val="1"/>
+      <w:numFmt w:val="decimal"/>
+      <w:lvlText w:val="%1.%2."/>
+      <w:lvlJc w:val="left"/>
+      <w:pPr>
+        <w:ind w:left="792" w:hanging="432"/>
+      </w:pPr>
+    </w:lvl>
+    <w:lvl w:ilvl="2">
+      <w:start w:val="1"/>
+      <w:numFmt w:val="decimal"/>
+      <w:lvlText w:val="%1.%2.%3."/>
+      <w:lvlJc w:val="left"/>
+      <w:pPr>
+        <w:ind w:left="1224" w:hanging="504"/>
+      </w:pPr>
+    </w:lvl>
+    <w:lvl w:ilvl="3">
+      <w:start w:val="1"/>
+      <w:numFmt w:val="decimal"/>
+      <w:lvlText w:val="%1.%2.%3.%4."/>
+      <w:lvlJc w:val="left"/>
+      <w:pPr>
+        <w:ind w:left="1728" w:hanging="648"/>
+      </w:pPr>
+    </w:lvl>
+    <w:lvl w:ilvl="4">
+      <w:start w:val="1"/>
+      <w:numFmt w:val="decimal"/>
+      <w:lvlText w:val="%1.%2.%3.%4.%5."/>
+      <w:lvlJc w:val="left"/>
+      <w:pPr>
+        <w:ind w:left="2232" w:hanging="792"/>
+      </w:pPr>
+    </w:lvl>
+    <w:lvl w:ilvl="5">
+      <w:start w:val="1"/>
+      <w:numFmt w:val="decimal"/>
+      <w:lvlText w:val="%1.%2.%3.%4.%5.%6."/>
+      <w:lvlJc w:val="left"/>
+      <w:pPr>
+        <w:ind w:left="2736" w:hanging="936"/>
+      </w:pPr>
+    </w:lvl>
+    <w:lvl w:ilvl="6">
+      <w:start w:val="1"/>
+      <w:numFmt w:val="decimal"/>
+      <w:lvlText w:val="%1.%2.%3.%4.%5.%6.%7."/>
+      <w:lvlJc w:val="left"/>
+      <w:pPr>
+        <w:ind w:left="3240" w:hanging="1080"/>
+      </w:pPr>
+    </w:lvl>
+    <w:lvl w:ilvl="7">
+      <w:start w:val="1"/>
+      <w:numFmt w:val="decimal"/>
+      <w:lvlText w:val="%1.%2.%3.%4.%5.%6.%7.%8."/>
+      <w:lvlJc w:val="left"/>
+      <w:pPr>
+        <w:ind w:left="3744" w:hanging="1224"/>
+      </w:pPr>
+    </w:lvl>
+    <w:lvl w:ilvl="8">
+      <w:start w:val="1"/>
+      <w:numFmt w:val="decimal"/>
+      <w:lvlText w:val="%1.%2.%3.%4.%5.%6.%7.%8.%9."/>
+      <w:lvlJc w:val="left"/>
+      <w:pPr>
+        <w:ind w:left="4320" w:hanging="1440"/>
+      </w:pPr>
+    </w:lvl>
+  </w:abstractNum>
+  <w:abstractNum w:abstractNumId="13" w15:restartNumberingAfterBreak="0">
+    <w:nsid w:val="27C864A0"/>
+    <w:multiLevelType w:val="multilevel"/>
+    <w:tmpl w:val="F42A8A2A"/>
+    <w:lvl w:ilvl="0">
+      <w:start w:val="1"/>
+      <w:numFmt w:val="upperRoman"/>
+      <w:lvlText w:val="Artigo %1."/>
+      <w:lvlJc w:val="left"/>
+      <w:pPr>
+        <w:ind w:left="0" w:firstLine="0"/>
+      </w:pPr>
+    </w:lvl>
+    <w:lvl w:ilvl="1">
+      <w:start w:val="1"/>
+      <w:numFmt w:val="decimalZero"/>
+      <w:isLgl/>
+      <w:lvlText w:val="Seção %1.%2"/>
+      <w:lvlJc w:val="left"/>
+      <w:pPr>
+        <w:ind w:left="0" w:firstLine="0"/>
+      </w:pPr>
+    </w:lvl>
+    <w:lvl w:ilvl="2">
+      <w:start w:val="1"/>
+      <w:numFmt w:val="lowerLetter"/>
+      <w:lvlText w:val="(%3)"/>
+      <w:lvlJc w:val="left"/>
+      <w:pPr>
+        <w:ind w:left="720" w:hanging="432"/>
+      </w:pPr>
+    </w:lvl>
+    <w:lvl w:ilvl="3">
+      <w:start w:val="1"/>
+      <w:numFmt w:val="lowerRoman"/>
+      <w:lvlText w:val="(%4)"/>
+      <w:lvlJc w:val="right"/>
+      <w:pPr>
+        <w:ind w:left="864" w:hanging="144"/>
+      </w:pPr>
+    </w:lvl>
+    <w:lvl w:ilvl="4">
+      <w:start w:val="1"/>
+      <w:numFmt w:val="decimal"/>
+      <w:lvlText w:val="%5)"/>
+      <w:lvlJc w:val="left"/>
+      <w:pPr>
+        <w:ind w:left="1008" w:hanging="432"/>
+      </w:pPr>
+    </w:lvl>
+    <w:lvl w:ilvl="5">
+      <w:start w:val="1"/>
+      <w:numFmt w:val="lowerLetter"/>
+      <w:lvlText w:val="%6)"/>
+      <w:lvlJc w:val="left"/>
+      <w:pPr>
+        <w:ind w:left="1152" w:hanging="432"/>
+      </w:pPr>
+    </w:lvl>
+    <w:lvl w:ilvl="6">
+      <w:start w:val="1"/>
+      <w:numFmt w:val="lowerRoman"/>
+      <w:lvlText w:val="%7)"/>
+      <w:lvlJc w:val="right"/>
+      <w:pPr>
+        <w:ind w:left="1296" w:hanging="288"/>
+      </w:pPr>
+    </w:lvl>
+    <w:lvl w:ilvl="7">
+      <w:start w:val="1"/>
+      <w:numFmt w:val="lowerLetter"/>
+      <w:lvlText w:val="%8."/>
+      <w:lvlJc w:val="left"/>
+      <w:pPr>
+        <w:ind w:left="1440" w:hanging="432"/>
+      </w:pPr>
+    </w:lvl>
+    <w:lvl w:ilvl="8">
+      <w:start w:val="1"/>
+      <w:numFmt w:val="lowerRoman"/>
+      <w:lvlText w:val="%9."/>
+      <w:lvlJc w:val="right"/>
+      <w:pPr>
+        <w:ind w:left="1584" w:hanging="144"/>
+      </w:pPr>
+    </w:lvl>
+  </w:abstractNum>
+  <w:abstractNum w:abstractNumId="14" w15:restartNumberingAfterBreak="0">
+    <w:nsid w:val="32AD436E"/>
+    <w:multiLevelType w:val="multilevel"/>
+    <w:tmpl w:val="72A0CD52"/>
+    <w:lvl w:ilvl="0">
+      <w:start w:val="1"/>
+      <w:numFmt w:val="decimal"/>
+      <w:lvlText w:val="%1."/>
+      <w:lvlJc w:val="left"/>
+      <w:pPr>
+        <w:tabs>
+          <w:tab w:val="num" w:pos="360"/>
+        </w:tabs>
+        <w:ind w:left="360" w:hanging="360"/>
+      </w:pPr>
+    </w:lvl>
+    <w:lvl w:ilvl="1">
+      <w:start w:val="1"/>
+      <w:numFmt w:val="lowerLetter"/>
+      <w:lvlText w:val="%2."/>
+      <w:lvlJc w:val="left"/>
+      <w:pPr>
+        <w:ind w:left="1440" w:hanging="360"/>
+      </w:pPr>
+    </w:lvl>
+    <w:lvl w:ilvl="2">
+      <w:start w:val="1"/>
+      <w:numFmt w:val="lowerRoman"/>
+      <w:lvlText w:val="%3."/>
+      <w:lvlJc w:val="right"/>
+      <w:pPr>
+        <w:ind w:left="2160" w:hanging="180"/>
+      </w:pPr>
+    </w:lvl>
+    <w:lvl w:ilvl="3">
+      <w:start w:val="1"/>
+      <w:numFmt w:val="decimal"/>
+      <w:lvlText w:val="%4."/>
+      <w:lvlJc w:val="left"/>
+      <w:pPr>
+        <w:ind w:left="2880" w:hanging="360"/>
+      </w:pPr>
+    </w:lvl>
+    <w:lvl w:ilvl="4">
+      <w:start w:val="1"/>
+      <w:numFmt w:val="lowerLetter"/>
+      <w:lvlText w:val="%5."/>
+      <w:lvlJc w:val="left"/>
+      <w:pPr>
+        <w:ind w:left="3600" w:hanging="360"/>
+      </w:pPr>
+    </w:lvl>
+    <w:lvl w:ilvl="5">
+      <w:start w:val="1"/>
+      <w:numFmt w:val="lowerRoman"/>
+      <w:lvlText w:val="%6."/>
+      <w:lvlJc w:val="right"/>
+      <w:pPr>
+        <w:ind w:left="4320" w:hanging="180"/>
+      </w:pPr>
+    </w:lvl>
+    <w:lvl w:ilvl="6">
+      <w:start w:val="1"/>
+      <w:numFmt w:val="decimal"/>
+      <w:lvlText w:val="%7."/>
+      <w:lvlJc w:val="left"/>
+      <w:pPr>
+        <w:ind w:left="5040" w:hanging="360"/>
+      </w:pPr>
+    </w:lvl>
+    <w:lvl w:ilvl="7">
+      <w:start w:val="1"/>
+      <w:numFmt w:val="lowerLetter"/>
+      <w:lvlText w:val="%8."/>
+      <w:lvlJc w:val="left"/>
+      <w:pPr>
+        <w:ind w:left="5760" w:hanging="360"/>
+      </w:pPr>
+    </w:lvl>
+    <w:lvl w:ilvl="8">
+      <w:start w:val="1"/>
+      <w:numFmt w:val="lowerRoman"/>
+      <w:lvlText w:val="%9."/>
+      <w:lvlJc w:val="right"/>
+      <w:pPr>
+        <w:ind w:left="6480" w:hanging="180"/>
+      </w:pPr>
+    </w:lvl>
+  </w:abstractNum>
+  <w:abstractNum w:abstractNumId="15" w15:restartNumberingAfterBreak="0">
+    <w:nsid w:val="3B683A1C"/>
+    <w:multiLevelType w:val="multilevel"/>
+    <w:tmpl w:val="0409001F"/>
+    <w:lvl w:ilvl="0">
+      <w:start w:val="1"/>
+      <w:numFmt w:val="decimal"/>
+      <w:lvlText w:val="%1."/>
+      <w:lvlJc w:val="left"/>
+      <w:pPr>
+        <w:ind w:left="360" w:hanging="360"/>
+      </w:pPr>
+    </w:lvl>
+    <w:lvl w:ilvl="1">
+      <w:start w:val="1"/>
+      <w:numFmt w:val="decimal"/>
+      <w:lvlText w:val="%1.%2."/>
+      <w:lvlJc w:val="left"/>
+      <w:pPr>
+        <w:ind w:left="792" w:hanging="432"/>
+      </w:pPr>
+    </w:lvl>
+    <w:lvl w:ilvl="2">
+      <w:start w:val="1"/>
+      <w:numFmt w:val="decimal"/>
+      <w:lvlText w:val="%1.%2.%3."/>
+      <w:lvlJc w:val="left"/>
+      <w:pPr>
+        <w:ind w:left="1224" w:hanging="504"/>
+      </w:pPr>
+    </w:lvl>
+    <w:lvl w:ilvl="3">
+      <w:start w:val="1"/>
+      <w:numFmt w:val="decimal"/>
+      <w:lvlText w:val="%1.%2.%3.%4."/>
+      <w:lvlJc w:val="left"/>
+      <w:pPr>
+        <w:ind w:left="1728" w:hanging="648"/>
+      </w:pPr>
+    </w:lvl>
+    <w:lvl w:ilvl="4">
+      <w:start w:val="1"/>
+      <w:numFmt w:val="decimal"/>
+      <w:lvlText w:val="%1.%2.%3.%4.%5."/>
+      <w:lvlJc w:val="left"/>
+      <w:pPr>
+        <w:ind w:left="2232" w:hanging="792"/>
+      </w:pPr>
+    </w:lvl>
+    <w:lvl w:ilvl="5">
+      <w:start w:val="1"/>
+      <w:numFmt w:val="decimal"/>
+      <w:lvlText w:val="%1.%2.%3.%4.%5.%6."/>
+      <w:lvlJc w:val="left"/>
+      <w:pPr>
+        <w:ind w:left="2736" w:hanging="936"/>
+      </w:pPr>
+    </w:lvl>
+    <w:lvl w:ilvl="6">
+      <w:start w:val="1"/>
+      <w:numFmt w:val="decimal"/>
+      <w:lvlText w:val="%1.%2.%3.%4.%5.%6.%7."/>
+      <w:lvlJc w:val="left"/>
+      <w:pPr>
+        <w:ind w:left="3240" w:hanging="1080"/>
+      </w:pPr>
+    </w:lvl>
+    <w:lvl w:ilvl="7">
+      <w:start w:val="1"/>
+      <w:numFmt w:val="decimal"/>
+      <w:lvlText w:val="%1.%2.%3.%4.%5.%6.%7.%8."/>
+      <w:lvlJc w:val="left"/>
+      <w:pPr>
+        <w:ind w:left="3744" w:hanging="1224"/>
+      </w:pPr>
+    </w:lvl>
+    <w:lvl w:ilvl="8">
+      <w:start w:val="1"/>
+      <w:numFmt w:val="decimal"/>
+      <w:lvlText w:val="%1.%2.%3.%4.%5.%6.%7.%8.%9."/>
+      <w:lvlJc w:val="left"/>
+      <w:pPr>
+        <w:ind w:left="4320" w:hanging="1440"/>
+      </w:pPr>
+    </w:lvl>
+  </w:abstractNum>
+  <w:abstractNum w:abstractNumId="16" w15:restartNumberingAfterBreak="0">
+    <w:nsid w:val="52D80155"/>
+    <w:multiLevelType w:val="multilevel"/>
+    <w:tmpl w:val="0409001D"/>
+    <w:lvl w:ilvl="0">
+      <w:start w:val="1"/>
+      <w:numFmt w:val="decimal"/>
+      <w:lvlText w:val="%1)"/>
+      <w:lvlJc w:val="left"/>
+      <w:pPr>
+        <w:ind w:left="360" w:hanging="360"/>
+      </w:pPr>
+    </w:lvl>
+    <w:lvl w:ilvl="1">
+      <w:start w:val="1"/>
+      <w:numFmt w:val="lowerLetter"/>
+      <w:lvlText w:val="%2)"/>
+      <w:lvlJc w:val="left"/>
+      <w:pPr>
+        <w:ind w:left="720" w:hanging="360"/>
+      </w:pPr>
+    </w:lvl>
+    <w:lvl w:ilvl="2">
+      <w:start w:val="1"/>
+      <w:numFmt w:val="lowerRoman"/>
+      <w:lvlText w:val="%3)"/>
+      <w:lvlJc w:val="left"/>
+      <w:pPr>
+        <w:ind w:left="1080" w:hanging="360"/>
+      </w:pPr>
+    </w:lvl>
+    <w:lvl w:ilvl="3">
+      <w:start w:val="1"/>
+      <w:numFmt w:val="decimal"/>
+      <w:lvlText w:val="(%4)"/>
+      <w:lvlJc w:val="left"/>
+      <w:pPr>
+        <w:ind w:left="1440" w:hanging="360"/>
+      </w:pPr>
+    </w:lvl>
+    <w:lvl w:ilvl="4">
+      <w:start w:val="1"/>
+      <w:numFmt w:val="lowerLetter"/>
+      <w:lvlText w:val="(%5)"/>
+      <w:lvlJc w:val="left"/>
+      <w:pPr>
+        <w:ind w:left="1800" w:hanging="360"/>
+      </w:pPr>
+    </w:lvl>
+    <w:lvl w:ilvl="5">
+      <w:start w:val="1"/>
+      <w:numFmt w:val="lowerRoman"/>
+      <w:lvlText w:val="(%6)"/>
+      <w:lvlJc w:val="left"/>
+      <w:pPr>
+        <w:ind w:left="2160" w:hanging="360"/>
+      </w:pPr>
+    </w:lvl>
+    <w:lvl w:ilvl="6">
+      <w:start w:val="1"/>
+      <w:numFmt w:val="decimal"/>
+      <w:lvlText w:val="%7."/>
+      <w:lvlJc w:val="left"/>
+      <w:pPr>
+        <w:ind w:left="2520" w:hanging="360"/>
+      </w:pPr>
+    </w:lvl>
+    <w:lvl w:ilvl="7">
+      <w:start w:val="1"/>
+      <w:numFmt w:val="lowerLetter"/>
+      <w:lvlText w:val="%8."/>
+      <w:lvlJc w:val="left"/>
+      <w:pPr>
+        <w:ind w:left="2880" w:hanging="360"/>
+      </w:pPr>
+    </w:lvl>
+    <w:lvl w:ilvl="8">
+      <w:start w:val="1"/>
+      <w:numFmt w:val="lowerRoman"/>
+      <w:lvlText w:val="%9."/>
+      <w:lvlJc w:val="left"/>
+      <w:pPr>
+        <w:ind w:left="3240" w:hanging="360"/>
+      </w:pPr>
+    </w:lvl>
+  </w:abstractNum>
+  <w:abstractNum w:abstractNumId="17" w15:restartNumberingAfterBreak="0">
+    <w:nsid w:val="52FC5048"/>
+    <w:multiLevelType w:val="multilevel"/>
+    <w:tmpl w:val="04090023"/>
+    <w:lvl w:ilvl="0">
+      <w:start w:val="1"/>
+      <w:numFmt w:val="upperRoman"/>
+      <w:lvlText w:val="Artigo %1."/>
+      <w:lvlJc w:val="left"/>
+      <w:pPr>
+        <w:ind w:left="0" w:firstLine="0"/>
+      </w:pPr>
+    </w:lvl>
+    <w:lvl w:ilvl="1">
+      <w:start w:val="1"/>
+      <w:numFmt w:val="decimalZero"/>
+      <w:isLgl/>
+      <w:lvlText w:val="Seção %1.%2"/>
+      <w:lvlJc w:val="left"/>
+      <w:pPr>
+        <w:ind w:left="0" w:firstLine="0"/>
+      </w:pPr>
+    </w:lvl>
+    <w:lvl w:ilvl="2">
+      <w:start w:val="1"/>
+      <w:numFmt w:val="lowerLetter"/>
+      <w:lvlText w:val="(%3)"/>
+      <w:lvlJc w:val="left"/>
+      <w:pPr>
+        <w:ind w:left="720" w:hanging="432"/>
+      </w:pPr>
+    </w:lvl>
+    <w:lvl w:ilvl="3">
+      <w:start w:val="1"/>
+      <w:numFmt w:val="lowerRoman"/>
+      <w:lvlText w:val="(%4)"/>
+      <w:lvlJc w:val="right"/>
+      <w:pPr>
+        <w:ind w:left="864" w:hanging="144"/>
+      </w:pPr>
+    </w:lvl>
+    <w:lvl w:ilvl="4">
+      <w:start w:val="1"/>
+      <w:numFmt w:val="decimal"/>
+      <w:lvlText w:val="%5)"/>
+      <w:lvlJc w:val="left"/>
+      <w:pPr>
+        <w:ind w:left="1008" w:hanging="432"/>
+      </w:pPr>
+    </w:lvl>
+    <w:lvl w:ilvl="5">
+      <w:start w:val="1"/>
+      <w:numFmt w:val="lowerLetter"/>
+      <w:lvlText w:val="%6)"/>
+      <w:lvlJc w:val="left"/>
+      <w:pPr>
+        <w:ind w:left="1152" w:hanging="432"/>
+      </w:pPr>
+    </w:lvl>
+    <w:lvl w:ilvl="6">
+      <w:start w:val="1"/>
+      <w:numFmt w:val="lowerRoman"/>
+      <w:lvlText w:val="%7)"/>
+      <w:lvlJc w:val="right"/>
+      <w:pPr>
+        <w:ind w:left="1296" w:hanging="288"/>
+      </w:pPr>
+    </w:lvl>
+    <w:lvl w:ilvl="7">
+      <w:start w:val="1"/>
+      <w:numFmt w:val="lowerLetter"/>
+      <w:lvlText w:val="%8."/>
+      <w:lvlJc w:val="left"/>
+      <w:pPr>
+        <w:ind w:left="1440" w:hanging="432"/>
+      </w:pPr>
+    </w:lvl>
+    <w:lvl w:ilvl="8">
+      <w:start w:val="1"/>
+      <w:numFmt w:val="lowerRoman"/>
+      <w:lvlText w:val="%9."/>
+      <w:lvlJc w:val="right"/>
+      <w:pPr>
+        <w:ind w:left="1584" w:hanging="144"/>
+      </w:pPr>
+    </w:lvl>
+  </w:abstractNum>
+  <w:abstractNum w:abstractNumId="18" w15:restartNumberingAfterBreak="0">
+    <w:nsid w:val="6D9D5ECA"/>
+    <w:multiLevelType w:val="multilevel"/>
+    <w:tmpl w:val="2DB03242"/>
+    <w:lvl w:ilvl="0">
+      <w:start w:val="1"/>
+      <w:numFmt w:val="decimal"/>
+      <w:pStyle w:val="Numerada"/>
       <w:lvlText w:val="%1)"/>
       <w:lvlJc w:val="left"/>
       <w:pPr>
@@ -670,7 +1592,9 @@
         </w:tabs>
         <w:ind w:left="288" w:hanging="288"/>
       </w:pPr>
-      <w:rPr/>
+      <w:rPr>
+        <w:rFonts w:hint="default"/>
+      </w:rPr>
     </w:lvl>
     <w:lvl w:ilvl="1">
       <w:start w:val="1"/>
@@ -683,7 +1607,9 @@
         </w:tabs>
         <w:ind w:left="792" w:hanging="288"/>
       </w:pPr>
-      <w:rPr/>
+      <w:rPr>
+        <w:rFonts w:hint="default"/>
+      </w:rPr>
     </w:lvl>
     <w:lvl w:ilvl="2">
       <w:start w:val="1"/>
@@ -696,7 +1622,9 @@
         </w:tabs>
         <w:ind w:left="1296" w:hanging="288"/>
       </w:pPr>
-      <w:rPr/>
+      <w:rPr>
+        <w:rFonts w:hint="default"/>
+      </w:rPr>
     </w:lvl>
     <w:lvl w:ilvl="3">
       <w:start w:val="1"/>
@@ -709,7 +1637,9 @@
         </w:tabs>
         <w:ind w:left="1800" w:hanging="288"/>
       </w:pPr>
-      <w:rPr/>
+      <w:rPr>
+        <w:rFonts w:hint="default"/>
+      </w:rPr>
     </w:lvl>
     <w:lvl w:ilvl="4">
       <w:start w:val="1"/>
@@ -722,7 +1652,9 @@
         </w:tabs>
         <w:ind w:left="2304" w:hanging="288"/>
       </w:pPr>
-      <w:rPr/>
+      <w:rPr>
+        <w:rFonts w:hint="default"/>
+      </w:rPr>
     </w:lvl>
     <w:lvl w:ilvl="5">
       <w:start w:val="1"/>
@@ -735,7 +1667,9 @@
         </w:tabs>
         <w:ind w:left="2808" w:hanging="288"/>
       </w:pPr>
-      <w:rPr/>
+      <w:rPr>
+        <w:rFonts w:hint="default"/>
+      </w:rPr>
     </w:lvl>
     <w:lvl w:ilvl="6">
       <w:start w:val="1"/>
@@ -748,7 +1682,9 @@
         </w:tabs>
         <w:ind w:left="3312" w:hanging="288"/>
       </w:pPr>
-      <w:rPr/>
+      <w:rPr>
+        <w:rFonts w:hint="default"/>
+      </w:rPr>
     </w:lvl>
     <w:lvl w:ilvl="7">
       <w:start w:val="1"/>
@@ -761,7 +1697,9 @@
         </w:tabs>
         <w:ind w:left="3816" w:hanging="288"/>
       </w:pPr>
-      <w:rPr/>
+      <w:rPr>
+        <w:rFonts w:hint="default"/>
+      </w:rPr>
     </w:lvl>
     <w:lvl w:ilvl="8">
       <w:start w:val="1"/>
@@ -774,147 +1712,186 @@
         </w:tabs>
         <w:ind w:left="4320" w:hanging="288"/>
       </w:pPr>
-      <w:rPr/>
+      <w:rPr>
+        <w:rFonts w:hint="default"/>
+      </w:rPr>
     </w:lvl>
   </w:abstractNum>
-  <w:abstractNum w:abstractNumId="3">
+  <w:abstractNum w:abstractNumId="19" w15:restartNumberingAfterBreak="0">
+    <w:nsid w:val="71866955"/>
+    <w:multiLevelType w:val="multilevel"/>
+    <w:tmpl w:val="01684A10"/>
     <w:lvl w:ilvl="0">
       <w:start w:val="1"/>
-      <w:numFmt w:val="none"/>
-      <w:suff w:val="nothing"/>
-      <w:lvlText w:val=""/>
-      <w:lvlJc w:val="left"/>
-      <w:pPr>
-        <w:tabs>
-          <w:tab w:val="num" w:pos="0"/>
-        </w:tabs>
-        <w:ind w:left="0" w:hanging="0"/>
+      <w:numFmt w:val="upperRoman"/>
+      <w:lvlText w:val="Artigo %1."/>
+      <w:lvlJc w:val="left"/>
+      <w:pPr>
+        <w:ind w:left="0" w:firstLine="0"/>
       </w:pPr>
     </w:lvl>
     <w:lvl w:ilvl="1">
       <w:start w:val="1"/>
-      <w:numFmt w:val="none"/>
-      <w:suff w:val="nothing"/>
-      <w:lvlText w:val=""/>
-      <w:lvlJc w:val="left"/>
-      <w:pPr>
-        <w:tabs>
-          <w:tab w:val="num" w:pos="0"/>
-        </w:tabs>
-        <w:ind w:left="0" w:hanging="0"/>
+      <w:numFmt w:val="decimalZero"/>
+      <w:isLgl/>
+      <w:lvlText w:val="Seção %1.%2"/>
+      <w:lvlJc w:val="left"/>
+      <w:pPr>
+        <w:ind w:left="0" w:firstLine="0"/>
       </w:pPr>
     </w:lvl>
     <w:lvl w:ilvl="2">
       <w:start w:val="1"/>
-      <w:numFmt w:val="none"/>
-      <w:suff w:val="nothing"/>
-      <w:lvlText w:val=""/>
-      <w:lvlJc w:val="left"/>
-      <w:pPr>
-        <w:tabs>
-          <w:tab w:val="num" w:pos="0"/>
-        </w:tabs>
-        <w:ind w:left="0" w:hanging="0"/>
+      <w:numFmt w:val="lowerLetter"/>
+      <w:lvlText w:val="(%3)"/>
+      <w:lvlJc w:val="left"/>
+      <w:pPr>
+        <w:ind w:left="720" w:hanging="432"/>
       </w:pPr>
     </w:lvl>
     <w:lvl w:ilvl="3">
       <w:start w:val="1"/>
-      <w:numFmt w:val="none"/>
-      <w:suff w:val="nothing"/>
-      <w:lvlText w:val=""/>
-      <w:lvlJc w:val="left"/>
-      <w:pPr>
-        <w:tabs>
-          <w:tab w:val="num" w:pos="0"/>
-        </w:tabs>
-        <w:ind w:left="0" w:hanging="0"/>
+      <w:numFmt w:val="lowerRoman"/>
+      <w:lvlText w:val="(%4)"/>
+      <w:lvlJc w:val="right"/>
+      <w:pPr>
+        <w:ind w:left="864" w:hanging="144"/>
       </w:pPr>
     </w:lvl>
     <w:lvl w:ilvl="4">
       <w:start w:val="1"/>
-      <w:numFmt w:val="none"/>
-      <w:suff w:val="nothing"/>
-      <w:lvlText w:val=""/>
-      <w:lvlJc w:val="left"/>
-      <w:pPr>
-        <w:tabs>
-          <w:tab w:val="num" w:pos="0"/>
-        </w:tabs>
-        <w:ind w:left="0" w:hanging="0"/>
+      <w:numFmt w:val="decimal"/>
+      <w:lvlText w:val="%5)"/>
+      <w:lvlJc w:val="left"/>
+      <w:pPr>
+        <w:ind w:left="1008" w:hanging="432"/>
       </w:pPr>
     </w:lvl>
     <w:lvl w:ilvl="5">
       <w:start w:val="1"/>
-      <w:numFmt w:val="none"/>
-      <w:suff w:val="nothing"/>
-      <w:lvlText w:val=""/>
-      <w:lvlJc w:val="left"/>
-      <w:pPr>
-        <w:tabs>
-          <w:tab w:val="num" w:pos="0"/>
-        </w:tabs>
-        <w:ind w:left="0" w:hanging="0"/>
+      <w:numFmt w:val="lowerLetter"/>
+      <w:lvlText w:val="%6)"/>
+      <w:lvlJc w:val="left"/>
+      <w:pPr>
+        <w:ind w:left="1152" w:hanging="432"/>
       </w:pPr>
     </w:lvl>
     <w:lvl w:ilvl="6">
       <w:start w:val="1"/>
-      <w:numFmt w:val="none"/>
-      <w:suff w:val="nothing"/>
-      <w:lvlText w:val=""/>
-      <w:lvlJc w:val="left"/>
-      <w:pPr>
-        <w:tabs>
-          <w:tab w:val="num" w:pos="0"/>
-        </w:tabs>
-        <w:ind w:left="0" w:hanging="0"/>
+      <w:numFmt w:val="lowerRoman"/>
+      <w:lvlText w:val="%7)"/>
+      <w:lvlJc w:val="right"/>
+      <w:pPr>
+        <w:ind w:left="1296" w:hanging="288"/>
       </w:pPr>
     </w:lvl>
     <w:lvl w:ilvl="7">
       <w:start w:val="1"/>
-      <w:numFmt w:val="none"/>
-      <w:suff w:val="nothing"/>
-      <w:lvlText w:val=""/>
-      <w:lvlJc w:val="left"/>
-      <w:pPr>
-        <w:tabs>
-          <w:tab w:val="num" w:pos="0"/>
-        </w:tabs>
-        <w:ind w:left="0" w:hanging="0"/>
+      <w:numFmt w:val="lowerLetter"/>
+      <w:lvlText w:val="%8."/>
+      <w:lvlJc w:val="left"/>
+      <w:pPr>
+        <w:ind w:left="1440" w:hanging="432"/>
       </w:pPr>
     </w:lvl>
     <w:lvl w:ilvl="8">
       <w:start w:val="1"/>
-      <w:numFmt w:val="none"/>
-      <w:suff w:val="nothing"/>
-      <w:lvlText w:val=""/>
-      <w:lvlJc w:val="left"/>
-      <w:pPr>
-        <w:tabs>
-          <w:tab w:val="num" w:pos="0"/>
-        </w:tabs>
-        <w:ind w:left="0" w:hanging="0"/>
+      <w:numFmt w:val="lowerRoman"/>
+      <w:lvlText w:val="%9."/>
+      <w:lvlJc w:val="right"/>
+      <w:pPr>
+        <w:ind w:left="1584" w:hanging="144"/>
       </w:pPr>
     </w:lvl>
   </w:abstractNum>
-  <w:num w:numId="1">
+  <w:num w:numId="1" w16cid:durableId="1701206010">
+    <w:abstractNumId w:val="9"/>
+  </w:num>
+  <w:num w:numId="2" w16cid:durableId="1247034033">
+    <w:abstractNumId w:val="9"/>
+    <w:lvlOverride w:ilvl="0">
+      <w:startOverride w:val="1"/>
+    </w:lvlOverride>
+  </w:num>
+  <w:num w:numId="3" w16cid:durableId="2073698485">
+    <w:abstractNumId w:val="9"/>
+    <w:lvlOverride w:ilvl="0">
+      <w:startOverride w:val="1"/>
+    </w:lvlOverride>
+  </w:num>
+  <w:num w:numId="4" w16cid:durableId="97139791">
+    <w:abstractNumId w:val="9"/>
+    <w:lvlOverride w:ilvl="0">
+      <w:startOverride w:val="1"/>
+    </w:lvlOverride>
+  </w:num>
+  <w:num w:numId="5" w16cid:durableId="1830368668">
+    <w:abstractNumId w:val="8"/>
+  </w:num>
+  <w:num w:numId="6" w16cid:durableId="247733016">
+    <w:abstractNumId w:val="7"/>
+  </w:num>
+  <w:num w:numId="7" w16cid:durableId="854731378">
+    <w:abstractNumId w:val="6"/>
+  </w:num>
+  <w:num w:numId="8" w16cid:durableId="966155332">
+    <w:abstractNumId w:val="5"/>
+  </w:num>
+  <w:num w:numId="9" w16cid:durableId="2067220716">
+    <w:abstractNumId w:val="4"/>
+  </w:num>
+  <w:num w:numId="10" w16cid:durableId="1143890079">
+    <w:abstractNumId w:val="3"/>
+  </w:num>
+  <w:num w:numId="11" w16cid:durableId="484711365">
+    <w:abstractNumId w:val="2"/>
+  </w:num>
+  <w:num w:numId="12" w16cid:durableId="1104423234">
     <w:abstractNumId w:val="1"/>
   </w:num>
-  <w:num w:numId="2">
-    <w:abstractNumId w:val="2"/>
+  <w:num w:numId="13" w16cid:durableId="227964977">
+    <w:abstractNumId w:val="0"/>
   </w:num>
-  <w:num w:numId="3">
-    <w:abstractNumId w:val="3"/>
+  <w:num w:numId="14" w16cid:durableId="1227453335">
+    <w:abstractNumId w:val="13"/>
+  </w:num>
+  <w:num w:numId="15" w16cid:durableId="2137798582">
+    <w:abstractNumId w:val="16"/>
+  </w:num>
+  <w:num w:numId="16" w16cid:durableId="1531643024">
+    <w:abstractNumId w:val="12"/>
+  </w:num>
+  <w:num w:numId="17" w16cid:durableId="1927226440">
+    <w:abstractNumId w:val="15"/>
+  </w:num>
+  <w:num w:numId="18" w16cid:durableId="667907211">
+    <w:abstractNumId w:val="10"/>
+  </w:num>
+  <w:num w:numId="19" w16cid:durableId="931544864">
+    <w:abstractNumId w:val="19"/>
+  </w:num>
+  <w:num w:numId="20" w16cid:durableId="1648054180">
+    <w:abstractNumId w:val="17"/>
+  </w:num>
+  <w:num w:numId="21" w16cid:durableId="1012487749">
+    <w:abstractNumId w:val="11"/>
+  </w:num>
+  <w:num w:numId="22" w16cid:durableId="270816929">
+    <w:abstractNumId w:val="14"/>
+  </w:num>
+  <w:num w:numId="23" w16cid:durableId="978799268">
+    <w:abstractNumId w:val="18"/>
   </w:num>
 </w:numbering>
 </file>
 
 <file path=word/styles.xml><?xml version="1.0" encoding="utf-8"?>
-<w:styles xmlns:w="http://schemas.openxmlformats.org/wordprocessingml/2006/main" xmlns:w14="http://schemas.microsoft.com/office/word/2010/wordml" xmlns:mc="http://schemas.openxmlformats.org/markup-compatibility/2006" mc:Ignorable="w14">
+<w:styles xmlns:mc="http://schemas.openxmlformats.org/markup-compatibility/2006" xmlns:r="http://schemas.openxmlformats.org/officeDocument/2006/relationships" xmlns:w="http://schemas.openxmlformats.org/wordprocessingml/2006/main" xmlns:w14="http://schemas.microsoft.com/office/word/2010/wordml" xmlns:w15="http://schemas.microsoft.com/office/word/2012/wordml" xmlns:w16cex="http://schemas.microsoft.com/office/word/2018/wordml/cex" xmlns:w16cid="http://schemas.microsoft.com/office/word/2016/wordml/cid" xmlns:w16="http://schemas.microsoft.com/office/word/2018/wordml" xmlns:w16sdtdh="http://schemas.microsoft.com/office/word/2020/wordml/sdtdatahash" xmlns:w16se="http://schemas.microsoft.com/office/word/2015/wordml/symex" mc:Ignorable="w14 w15 w16se w16cid w16 w16cex w16sdtdh">
   <w:docDefaults>
     <w:rPrDefault>
       <w:rPr>
-        <w:rFonts w:ascii="Cambria" w:hAnsi="Cambria" w:eastAsia="HG明朝B" w:cs="" w:asciiTheme="minorHAnsi" w:cstheme="minorBidi" w:eastAsiaTheme="minorEastAsia" w:hAnsiTheme="minorHAnsi"/>
-        <w:color w:val="404040" w:themeColor="text1" w:themeTint="bf"/>
+        <w:rFonts w:asciiTheme="minorHAnsi" w:eastAsiaTheme="minorEastAsia" w:hAnsiTheme="minorHAnsi" w:cstheme="minorBidi"/>
+        <w:color w:val="404040" w:themeColor="text1" w:themeTint="BF"/>
         <w:sz w:val="22"/>
         <w:szCs w:val="22"/>
         <w:lang w:val="pt-PT" w:eastAsia="ja-JP" w:bidi="ar-SA"/>
@@ -922,21 +1899,21 @@
     </w:rPrDefault>
     <w:pPrDefault>
       <w:pPr>
-        <w:suppressAutoHyphens w:val="true"/>
+        <w:spacing w:after="240"/>
       </w:pPr>
     </w:pPrDefault>
   </w:docDefaults>
   <w:latentStyles w:defLockedState="0" w:defUIPriority="99" w:defSemiHidden="0" w:defUnhideWhenUsed="0" w:defQFormat="0" w:count="376">
     <w:lsdException w:name="Normal" w:uiPriority="0" w:qFormat="1"/>
     <w:lsdException w:name="heading 1" w:uiPriority="9" w:qFormat="1"/>
-    <w:lsdException w:name="heading 2" w:uiPriority="9" w:semiHidden="1" w:unhideWhenUsed="1" w:qFormat="1"/>
-    <w:lsdException w:name="heading 3" w:uiPriority="9" w:semiHidden="1" w:unhideWhenUsed="1" w:qFormat="1"/>
-    <w:lsdException w:name="heading 4" w:uiPriority="9" w:semiHidden="1" w:unhideWhenUsed="1" w:qFormat="1"/>
-    <w:lsdException w:name="heading 5" w:uiPriority="9" w:semiHidden="1" w:unhideWhenUsed="1" w:qFormat="1"/>
-    <w:lsdException w:name="heading 6" w:uiPriority="9" w:semiHidden="1" w:unhideWhenUsed="1" w:qFormat="1"/>
-    <w:lsdException w:name="heading 7" w:uiPriority="9" w:semiHidden="1" w:unhideWhenUsed="1" w:qFormat="1"/>
-    <w:lsdException w:name="heading 8" w:uiPriority="9" w:semiHidden="1" w:unhideWhenUsed="1" w:qFormat="1"/>
-    <w:lsdException w:name="heading 9" w:uiPriority="9" w:semiHidden="1" w:unhideWhenUsed="1" w:qFormat="1"/>
+    <w:lsdException w:name="heading 2" w:semiHidden="1" w:uiPriority="9" w:unhideWhenUsed="1" w:qFormat="1"/>
+    <w:lsdException w:name="heading 3" w:semiHidden="1" w:uiPriority="9" w:unhideWhenUsed="1" w:qFormat="1"/>
+    <w:lsdException w:name="heading 4" w:semiHidden="1" w:uiPriority="9" w:unhideWhenUsed="1" w:qFormat="1"/>
+    <w:lsdException w:name="heading 5" w:semiHidden="1" w:uiPriority="9" w:unhideWhenUsed="1" w:qFormat="1"/>
+    <w:lsdException w:name="heading 6" w:semiHidden="1" w:uiPriority="9" w:unhideWhenUsed="1" w:qFormat="1"/>
+    <w:lsdException w:name="heading 7" w:semiHidden="1" w:uiPriority="9" w:unhideWhenUsed="1" w:qFormat="1"/>
+    <w:lsdException w:name="heading 8" w:semiHidden="1" w:uiPriority="9" w:unhideWhenUsed="1" w:qFormat="1"/>
+    <w:lsdException w:name="heading 9" w:semiHidden="1" w:uiPriority="9" w:unhideWhenUsed="1" w:qFormat="1"/>
     <w:lsdException w:name="index 1" w:semiHidden="1" w:unhideWhenUsed="1"/>
     <w:lsdException w:name="index 2" w:semiHidden="1" w:unhideWhenUsed="1"/>
     <w:lsdException w:name="index 3" w:semiHidden="1" w:unhideWhenUsed="1"/>
@@ -946,22 +1923,22 @@
     <w:lsdException w:name="index 7" w:semiHidden="1" w:unhideWhenUsed="1"/>
     <w:lsdException w:name="index 8" w:semiHidden="1" w:unhideWhenUsed="1"/>
     <w:lsdException w:name="index 9" w:semiHidden="1" w:unhideWhenUsed="1"/>
-    <w:lsdException w:name="toc 1" w:uiPriority="39" w:semiHidden="1" w:unhideWhenUsed="1"/>
-    <w:lsdException w:name="toc 2" w:uiPriority="39" w:semiHidden="1" w:unhideWhenUsed="1"/>
-    <w:lsdException w:name="toc 3" w:uiPriority="39" w:semiHidden="1" w:unhideWhenUsed="1"/>
-    <w:lsdException w:name="toc 4" w:uiPriority="39" w:semiHidden="1" w:unhideWhenUsed="1"/>
-    <w:lsdException w:name="toc 5" w:uiPriority="39" w:semiHidden="1" w:unhideWhenUsed="1"/>
-    <w:lsdException w:name="toc 6" w:uiPriority="39" w:semiHidden="1" w:unhideWhenUsed="1"/>
-    <w:lsdException w:name="toc 7" w:uiPriority="39" w:semiHidden="1" w:unhideWhenUsed="1"/>
-    <w:lsdException w:name="toc 8" w:uiPriority="39" w:semiHidden="1" w:unhideWhenUsed="1"/>
-    <w:lsdException w:name="toc 9" w:uiPriority="39" w:semiHidden="1" w:unhideWhenUsed="1"/>
+    <w:lsdException w:name="toc 1" w:semiHidden="1" w:uiPriority="39" w:unhideWhenUsed="1"/>
+    <w:lsdException w:name="toc 2" w:semiHidden="1" w:uiPriority="39" w:unhideWhenUsed="1"/>
+    <w:lsdException w:name="toc 3" w:semiHidden="1" w:uiPriority="39" w:unhideWhenUsed="1"/>
+    <w:lsdException w:name="toc 4" w:semiHidden="1" w:uiPriority="39" w:unhideWhenUsed="1"/>
+    <w:lsdException w:name="toc 5" w:semiHidden="1" w:uiPriority="39" w:unhideWhenUsed="1"/>
+    <w:lsdException w:name="toc 6" w:semiHidden="1" w:uiPriority="39" w:unhideWhenUsed="1"/>
+    <w:lsdException w:name="toc 7" w:semiHidden="1" w:uiPriority="39" w:unhideWhenUsed="1"/>
+    <w:lsdException w:name="toc 8" w:semiHidden="1" w:uiPriority="39" w:unhideWhenUsed="1"/>
+    <w:lsdException w:name="toc 9" w:semiHidden="1" w:uiPriority="39" w:unhideWhenUsed="1"/>
     <w:lsdException w:name="Normal Indent" w:semiHidden="1" w:unhideWhenUsed="1"/>
     <w:lsdException w:name="footnote text" w:semiHidden="1" w:unhideWhenUsed="1"/>
     <w:lsdException w:name="annotation text" w:semiHidden="1" w:unhideWhenUsed="1"/>
     <w:lsdException w:name="header" w:semiHidden="1" w:unhideWhenUsed="1"/>
     <w:lsdException w:name="footer" w:semiHidden="1" w:unhideWhenUsed="1"/>
     <w:lsdException w:name="index heading" w:semiHidden="1" w:unhideWhenUsed="1"/>
-    <w:lsdException w:name="caption" w:uiPriority="35" w:semiHidden="1" w:unhideWhenUsed="1" w:qFormat="1"/>
+    <w:lsdException w:name="caption" w:semiHidden="1" w:uiPriority="35" w:unhideWhenUsed="1" w:qFormat="1"/>
     <w:lsdException w:name="table of figures" w:semiHidden="1" w:unhideWhenUsed="1"/>
     <w:lsdException w:name="envelope address" w:semiHidden="1" w:unhideWhenUsed="1"/>
     <w:lsdException w:name="envelope return" w:semiHidden="1" w:unhideWhenUsed="1"/>
@@ -975,7 +1952,7 @@
     <w:lsdException w:name="macro" w:semiHidden="1" w:unhideWhenUsed="1"/>
     <w:lsdException w:name="toa heading" w:semiHidden="1" w:unhideWhenUsed="1"/>
     <w:lsdException w:name="List" w:semiHidden="1" w:unhideWhenUsed="1"/>
-    <w:lsdException w:name="List Bullet" w:uiPriority="1" w:semiHidden="1" w:unhideWhenUsed="1" w:qFormat="1"/>
+    <w:lsdException w:name="List Bullet" w:semiHidden="1" w:uiPriority="1" w:unhideWhenUsed="1" w:qFormat="1"/>
     <w:lsdException w:name="List Number" w:uiPriority="11" w:qFormat="1"/>
     <w:lsdException w:name="List 2" w:semiHidden="1" w:unhideWhenUsed="1"/>
     <w:lsdException w:name="List 3" w:semiHidden="1" w:unhideWhenUsed="1"/>
@@ -990,9 +1967,9 @@
     <w:lsdException w:name="List Number 4" w:semiHidden="1" w:unhideWhenUsed="1"/>
     <w:lsdException w:name="List Number 5" w:semiHidden="1" w:unhideWhenUsed="1"/>
     <w:lsdException w:name="Title" w:uiPriority="2" w:qFormat="1"/>
-    <w:lsdException w:name="Closing" w:uiPriority="2" w:semiHidden="1" w:unhideWhenUsed="1" w:qFormat="1"/>
-    <w:lsdException w:name="Signature" w:uiPriority="2" w:semiHidden="1" w:unhideWhenUsed="1" w:qFormat="1"/>
-    <w:lsdException w:name="Default Paragraph Font" w:uiPriority="1" w:semiHidden="1" w:unhideWhenUsed="1"/>
+    <w:lsdException w:name="Closing" w:semiHidden="1" w:uiPriority="2" w:unhideWhenUsed="1" w:qFormat="1"/>
+    <w:lsdException w:name="Signature" w:semiHidden="1" w:uiPriority="2" w:unhideWhenUsed="1" w:qFormat="1"/>
+    <w:lsdException w:name="Default Paragraph Font" w:semiHidden="1" w:uiPriority="1" w:unhideWhenUsed="1"/>
     <w:lsdException w:name="Body Text" w:semiHidden="1" w:unhideWhenUsed="1"/>
     <w:lsdException w:name="Body Text Indent" w:semiHidden="1" w:unhideWhenUsed="1"/>
     <w:lsdException w:name="List Continue" w:semiHidden="1" w:unhideWhenUsed="1"/>
@@ -1001,9 +1978,9 @@
     <w:lsdException w:name="List Continue 4" w:semiHidden="1" w:unhideWhenUsed="1"/>
     <w:lsdException w:name="List Continue 5" w:semiHidden="1" w:unhideWhenUsed="1"/>
     <w:lsdException w:name="Message Header" w:semiHidden="1" w:unhideWhenUsed="1"/>
-    <w:lsdException w:name="Subtitle" w:uiPriority="3" w:semiHidden="1" w:unhideWhenUsed="1" w:qFormat="1"/>
-    <w:lsdException w:name="Salutation" w:uiPriority="2" w:semiHidden="1" w:unhideWhenUsed="1" w:qFormat="1"/>
-    <w:lsdException w:name="Date" w:uiPriority="1" w:semiHidden="1" w:unhideWhenUsed="1" w:qFormat="1"/>
+    <w:lsdException w:name="Subtitle" w:semiHidden="1" w:uiPriority="3" w:unhideWhenUsed="1" w:qFormat="1"/>
+    <w:lsdException w:name="Salutation" w:semiHidden="1" w:uiPriority="2" w:unhideWhenUsed="1" w:qFormat="1"/>
+    <w:lsdException w:name="Date" w:semiHidden="1" w:uiPriority="1" w:unhideWhenUsed="1" w:qFormat="1"/>
     <w:lsdException w:name="Body Text First Indent" w:semiHidden="1" w:unhideWhenUsed="1"/>
     <w:lsdException w:name="Body Text First Indent 2" w:semiHidden="1" w:unhideWhenUsed="1"/>
     <w:lsdException w:name="Note Heading" w:semiHidden="1" w:unhideWhenUsed="1"/>
@@ -1014,8 +1991,8 @@
     <w:lsdException w:name="Block Text" w:semiHidden="1" w:unhideWhenUsed="1"/>
     <w:lsdException w:name="Hyperlink" w:semiHidden="1" w:unhideWhenUsed="1"/>
     <w:lsdException w:name="FollowedHyperlink" w:semiHidden="1" w:unhideWhenUsed="1"/>
-    <w:lsdException w:name="Strong" w:uiPriority="22" w:semiHidden="1" w:unhideWhenUsed="1" w:qFormat="1"/>
-    <w:lsdException w:name="Emphasis" w:uiPriority="20" w:semiHidden="1" w:unhideWhenUsed="1" w:qFormat="1"/>
+    <w:lsdException w:name="Strong" w:semiHidden="1" w:uiPriority="22" w:unhideWhenUsed="1" w:qFormat="1"/>
+    <w:lsdException w:name="Emphasis" w:semiHidden="1" w:uiPriority="20" w:unhideWhenUsed="1" w:qFormat="1"/>
     <w:lsdException w:name="Document Map" w:semiHidden="1" w:unhideWhenUsed="1"/>
     <w:lsdException w:name="Plain Text" w:semiHidden="1" w:unhideWhenUsed="1"/>
     <w:lsdException w:name="E-mail Signature" w:semiHidden="1" w:unhideWhenUsed="1"/>
@@ -1084,7 +2061,7 @@
     <w:lsdException w:name="Table Grid" w:uiPriority="39"/>
     <w:lsdException w:name="Table Theme" w:semiHidden="1" w:unhideWhenUsed="1"/>
     <w:lsdException w:name="Placeholder Text" w:semiHidden="1"/>
-    <w:lsdException w:name="No Spacing" w:uiPriority="36" w:semiHidden="1" w:unhideWhenUsed="1"/>
+    <w:lsdException w:name="No Spacing" w:semiHidden="1" w:uiPriority="36" w:unhideWhenUsed="1"/>
     <w:lsdException w:name="Light Shading" w:uiPriority="60"/>
     <w:lsdException w:name="Light List" w:uiPriority="61"/>
     <w:lsdException w:name="Light Grid" w:uiPriority="62"/>
@@ -1106,9 +2083,9 @@
     <w:lsdException w:name="Medium Shading 2 Accent 1" w:uiPriority="64"/>
     <w:lsdException w:name="Medium List 1 Accent 1" w:uiPriority="65"/>
     <w:lsdException w:name="Revision" w:semiHidden="1"/>
-    <w:lsdException w:name="List Paragraph" w:uiPriority="34" w:semiHidden="1" w:unhideWhenUsed="1" w:qFormat="1"/>
-    <w:lsdException w:name="Quote" w:uiPriority="29" w:semiHidden="1" w:unhideWhenUsed="1" w:qFormat="1"/>
-    <w:lsdException w:name="Intense Quote" w:uiPriority="30" w:semiHidden="1" w:unhideWhenUsed="1" w:qFormat="1"/>
+    <w:lsdException w:name="List Paragraph" w:semiHidden="1" w:uiPriority="34" w:unhideWhenUsed="1" w:qFormat="1"/>
+    <w:lsdException w:name="Quote" w:semiHidden="1" w:uiPriority="29" w:unhideWhenUsed="1" w:qFormat="1"/>
+    <w:lsdException w:name="Intense Quote" w:semiHidden="1" w:uiPriority="30" w:unhideWhenUsed="1" w:qFormat="1"/>
     <w:lsdException w:name="Medium List 2 Accent 1" w:uiPriority="66"/>
     <w:lsdException w:name="Medium Grid 1 Accent 1" w:uiPriority="67"/>
     <w:lsdException w:name="Medium Grid 2 Accent 1" w:uiPriority="68"/>
@@ -1187,13 +2164,13 @@
     <w:lsdException w:name="Colorful Shading Accent 6" w:uiPriority="71"/>
     <w:lsdException w:name="Colorful List Accent 6" w:uiPriority="72"/>
     <w:lsdException w:name="Colorful Grid Accent 6" w:uiPriority="73"/>
-    <w:lsdException w:name="Subtle Emphasis" w:uiPriority="19" w:semiHidden="1" w:unhideWhenUsed="1" w:qFormat="1"/>
-    <w:lsdException w:name="Intense Emphasis" w:uiPriority="21" w:semiHidden="1" w:unhideWhenUsed="1" w:qFormat="1"/>
-    <w:lsdException w:name="Subtle Reference" w:uiPriority="31" w:semiHidden="1" w:unhideWhenUsed="1" w:qFormat="1"/>
-    <w:lsdException w:name="Intense Reference" w:uiPriority="32" w:semiHidden="1" w:unhideWhenUsed="1" w:qFormat="1"/>
-    <w:lsdException w:name="Book Title" w:uiPriority="33" w:semiHidden="1" w:unhideWhenUsed="1" w:qFormat="1"/>
-    <w:lsdException w:name="Bibliography" w:uiPriority="37" w:semiHidden="1" w:unhideWhenUsed="1"/>
-    <w:lsdException w:name="TOC Heading" w:uiPriority="39" w:semiHidden="1" w:unhideWhenUsed="1" w:qFormat="1"/>
+    <w:lsdException w:name="Subtle Emphasis" w:semiHidden="1" w:uiPriority="19" w:unhideWhenUsed="1" w:qFormat="1"/>
+    <w:lsdException w:name="Intense Emphasis" w:semiHidden="1" w:uiPriority="21" w:unhideWhenUsed="1" w:qFormat="1"/>
+    <w:lsdException w:name="Subtle Reference" w:semiHidden="1" w:uiPriority="31" w:unhideWhenUsed="1" w:qFormat="1"/>
+    <w:lsdException w:name="Intense Reference" w:semiHidden="1" w:uiPriority="32" w:unhideWhenUsed="1" w:qFormat="1"/>
+    <w:lsdException w:name="Book Title" w:semiHidden="1" w:uiPriority="33" w:unhideWhenUsed="1" w:qFormat="1"/>
+    <w:lsdException w:name="Bibliography" w:semiHidden="1" w:uiPriority="37" w:unhideWhenUsed="1"/>
+    <w:lsdException w:name="TOC Heading" w:semiHidden="1" w:uiPriority="39" w:unhideWhenUsed="1" w:qFormat="1"/>
     <w:lsdException w:name="Plain Table 1" w:uiPriority="41"/>
     <w:lsdException w:name="Plain Table 2" w:uiPriority="42"/>
     <w:lsdException w:name="Plain Table 3" w:uiPriority="43"/>
@@ -1304,74 +2281,63 @@
     <w:lsdException w:name="Unresolved Mention" w:semiHidden="1" w:unhideWhenUsed="1"/>
     <w:lsdException w:name="Smart Link" w:semiHidden="1" w:unhideWhenUsed="1"/>
   </w:latentStyles>
-  <w:style w:type="paragraph" w:styleId="Normal" w:default="1">
+  <w:style w:type="paragraph" w:default="1" w:styleId="Normal">
     <w:name w:val="Normal"/>
     <w:qFormat/>
-    <w:rsid w:val="00054e0c"/>
-    <w:pPr>
-      <w:widowControl/>
-      <w:bidi w:val="0"/>
-      <w:spacing w:before="0" w:after="240"/>
-      <w:jc w:val="left"/>
-    </w:pPr>
-    <w:rPr>
-      <w:rFonts w:ascii="Cambria" w:hAnsi="Cambria" w:eastAsia="HG明朝B" w:cs="" w:asciiTheme="minorHAnsi" w:cstheme="minorBidi" w:eastAsiaTheme="minorEastAsia" w:hAnsiTheme="minorHAnsi"/>
-      <w:color w:val="404040" w:themeColor="text1" w:themeTint="bf"/>
-      <w:kern w:val="0"/>
-      <w:sz w:val="22"/>
-      <w:szCs w:val="22"/>
-      <w:lang w:val="pt-BR" w:eastAsia="ja-JP" w:bidi="ar-SA"/>
+    <w:rsid w:val="00054E0C"/>
+    <w:rPr>
+      <w:lang w:val="pt-BR"/>
     </w:rPr>
   </w:style>
   <w:style w:type="paragraph" w:styleId="Ttulo1">
-    <w:name w:val="Heading 1"/>
+    <w:name w:val="heading 1"/>
     <w:basedOn w:val="Normal"/>
     <w:link w:val="Ttulo1Char"/>
     <w:uiPriority w:val="9"/>
     <w:qFormat/>
-    <w:rsid w:val="001b29cf"/>
+    <w:rsid w:val="001B29CF"/>
     <w:pPr>
-      <w:keepNext w:val="true"/>
+      <w:keepNext/>
       <w:keepLines/>
       <w:spacing w:before="320" w:after="100"/>
       <w:contextualSpacing/>
       <w:outlineLvl w:val="0"/>
     </w:pPr>
     <w:rPr>
-      <w:rFonts w:ascii="Cambria" w:hAnsi="Cambria" w:eastAsia="HG明朝B" w:cs="" w:asciiTheme="majorHAnsi" w:cstheme="majorBidi" w:eastAsiaTheme="majorEastAsia" w:hAnsiTheme="majorHAnsi"/>
+      <w:rFonts w:asciiTheme="majorHAnsi" w:eastAsiaTheme="majorEastAsia" w:hAnsiTheme="majorHAnsi" w:cstheme="majorBidi"/>
       <w:b/>
-      <w:color w:val="2A7B88" w:themeColor="accent1" w:themeShade="bf"/>
+      <w:color w:val="2A7B88" w:themeColor="accent1" w:themeShade="BF"/>
       <w:sz w:val="28"/>
       <w:szCs w:val="32"/>
     </w:rPr>
   </w:style>
   <w:style w:type="paragraph" w:styleId="Ttulo2">
-    <w:name w:val="Heading 2"/>
+    <w:name w:val="heading 2"/>
     <w:basedOn w:val="Normal"/>
     <w:next w:val="Normal"/>
     <w:link w:val="Ttulo2Char"/>
     <w:uiPriority w:val="9"/>
     <w:unhideWhenUsed/>
     <w:qFormat/>
-    <w:rsid w:val="001b29cf"/>
+    <w:rsid w:val="001B29CF"/>
     <w:pPr>
-      <w:keepNext w:val="true"/>
+      <w:keepNext/>
       <w:keepLines/>
       <w:spacing w:before="60" w:after="40"/>
       <w:contextualSpacing/>
       <w:outlineLvl w:val="1"/>
     </w:pPr>
     <w:rPr>
-      <w:rFonts w:ascii="Cambria" w:hAnsi="Cambria" w:eastAsia="HG明朝B" w:cs="" w:asciiTheme="majorHAnsi" w:cstheme="majorBidi" w:eastAsiaTheme="majorEastAsia" w:hAnsiTheme="majorHAnsi"/>
+      <w:rFonts w:asciiTheme="majorHAnsi" w:eastAsiaTheme="majorEastAsia" w:hAnsiTheme="majorHAnsi" w:cstheme="majorBidi"/>
       <w:b/>
       <w:caps/>
-      <w:color w:val="262626" w:themeColor="text1" w:themeTint="d9"/>
+      <w:color w:val="262626" w:themeColor="text1" w:themeTint="D9"/>
       <w:sz w:val="24"/>
       <w:szCs w:val="26"/>
     </w:rPr>
   </w:style>
   <w:style w:type="paragraph" w:styleId="Ttulo8">
-    <w:name w:val="Heading 8"/>
+    <w:name w:val="heading 8"/>
     <w:basedOn w:val="Normal"/>
     <w:next w:val="Normal"/>
     <w:link w:val="Ttulo8Char"/>
@@ -1379,21 +2345,21 @@
     <w:semiHidden/>
     <w:unhideWhenUsed/>
     <w:qFormat/>
-    <w:rsid w:val="0028220f"/>
+    <w:rsid w:val="0028220F"/>
     <w:pPr>
-      <w:keepNext w:val="true"/>
+      <w:keepNext/>
       <w:keepLines/>
       <w:spacing w:before="40" w:after="0"/>
       <w:outlineLvl w:val="7"/>
     </w:pPr>
     <w:rPr>
-      <w:rFonts w:ascii="Cambria" w:hAnsi="Cambria" w:eastAsia="HG明朝B" w:cs="" w:asciiTheme="majorHAnsi" w:cstheme="majorBidi" w:eastAsiaTheme="majorEastAsia" w:hAnsiTheme="majorHAnsi"/>
-      <w:color w:val="272727" w:themeColor="text1" w:themeTint="d8"/>
+      <w:rFonts w:asciiTheme="majorHAnsi" w:eastAsiaTheme="majorEastAsia" w:hAnsiTheme="majorHAnsi" w:cstheme="majorBidi"/>
+      <w:color w:val="272727" w:themeColor="text1" w:themeTint="D8"/>
       <w:szCs w:val="21"/>
     </w:rPr>
   </w:style>
   <w:style w:type="paragraph" w:styleId="Ttulo9">
-    <w:name w:val="Heading 9"/>
+    <w:name w:val="heading 9"/>
     <w:basedOn w:val="Normal"/>
     <w:next w:val="Normal"/>
     <w:link w:val="Ttulo9Char"/>
@@ -1401,846 +2367,26 @@
     <w:semiHidden/>
     <w:unhideWhenUsed/>
     <w:qFormat/>
-    <w:rsid w:val="0028220f"/>
+    <w:rsid w:val="0028220F"/>
     <w:pPr>
-      <w:keepNext w:val="true"/>
+      <w:keepNext/>
       <w:keepLines/>
       <w:spacing w:before="40" w:after="0"/>
       <w:outlineLvl w:val="8"/>
     </w:pPr>
     <w:rPr>
-      <w:rFonts w:ascii="Cambria" w:hAnsi="Cambria" w:eastAsia="HG明朝B" w:cs="" w:asciiTheme="majorHAnsi" w:cstheme="majorBidi" w:eastAsiaTheme="majorEastAsia" w:hAnsiTheme="majorHAnsi"/>
+      <w:rFonts w:asciiTheme="majorHAnsi" w:eastAsiaTheme="majorEastAsia" w:hAnsiTheme="majorHAnsi" w:cstheme="majorBidi"/>
       <w:i/>
       <w:iCs/>
-      <w:color w:val="272727" w:themeColor="text1" w:themeTint="d8"/>
+      <w:color w:val="272727" w:themeColor="text1" w:themeTint="D8"/>
       <w:szCs w:val="21"/>
     </w:rPr>
   </w:style>
-  <w:style w:type="character" w:styleId="DefaultParagraphFont" w:default="1">
+  <w:style w:type="character" w:default="1" w:styleId="Fontepargpadro">
     <w:name w:val="Default Paragraph Font"/>
     <w:uiPriority w:val="1"/>
     <w:semiHidden/>
     <w:unhideWhenUsed/>
-    <w:qFormat/>
-    <w:rPr/>
-  </w:style>
-  <w:style w:type="character" w:styleId="TtuloChar" w:customStyle="1">
-    <w:name w:val="Título Char"/>
-    <w:basedOn w:val="DefaultParagraphFont"/>
-    <w:uiPriority w:val="1"/>
-    <w:qFormat/>
-    <w:rsid w:val="00c61f8e"/>
-    <w:rPr>
-      <w:rFonts w:ascii="Cambria" w:hAnsi="Cambria" w:eastAsia="HG明朝B" w:cs="" w:asciiTheme="majorHAnsi" w:cstheme="majorBidi" w:eastAsiaTheme="majorEastAsia" w:hAnsiTheme="majorHAnsi"/>
-      <w:color w:val="2A7B88" w:themeColor="accent1" w:themeShade="bf"/>
-      <w:kern w:val="2"/>
-      <w:sz w:val="56"/>
-    </w:rPr>
-  </w:style>
-  <w:style w:type="character" w:styleId="PlaceholderText">
-    <w:name w:val="Placeholder Text"/>
-    <w:basedOn w:val="DefaultParagraphFont"/>
-    <w:uiPriority w:val="99"/>
-    <w:semiHidden/>
-    <w:qFormat/>
-    <w:rsid w:val="00e83e4b"/>
-    <w:rPr>
-      <w:color w:val="393939" w:themeColor="text2" w:themeShade="bf"/>
-    </w:rPr>
-  </w:style>
-  <w:style w:type="character" w:styleId="CabealhoChar" w:customStyle="1">
-    <w:name w:val="Cabeçalho Char"/>
-    <w:basedOn w:val="DefaultParagraphFont"/>
-    <w:uiPriority w:val="99"/>
-    <w:qFormat/>
-    <w:rPr/>
-  </w:style>
-  <w:style w:type="character" w:styleId="RodapChar" w:customStyle="1">
-    <w:name w:val="Rodapé Char"/>
-    <w:basedOn w:val="DefaultParagraphFont"/>
-    <w:uiPriority w:val="99"/>
-    <w:qFormat/>
-    <w:rsid w:val="00681034"/>
-    <w:rPr>
-      <w:color w:val="2A7B88" w:themeColor="accent1" w:themeShade="bf"/>
-    </w:rPr>
-  </w:style>
-  <w:style w:type="character" w:styleId="Ttulo1Char" w:customStyle="1">
-    <w:name w:val="Título 1 Char"/>
-    <w:basedOn w:val="DefaultParagraphFont"/>
-    <w:uiPriority w:val="9"/>
-    <w:qFormat/>
-    <w:rsid w:val="001b29cf"/>
-    <w:rPr>
-      <w:rFonts w:ascii="Cambria" w:hAnsi="Cambria" w:eastAsia="HG明朝B" w:cs="" w:asciiTheme="majorHAnsi" w:cstheme="majorBidi" w:eastAsiaTheme="majorEastAsia" w:hAnsiTheme="majorHAnsi"/>
-      <w:b/>
-      <w:color w:val="2A7B88" w:themeColor="accent1" w:themeShade="bf"/>
-      <w:sz w:val="28"/>
-      <w:szCs w:val="32"/>
-    </w:rPr>
-  </w:style>
-  <w:style w:type="character" w:styleId="Ttulo2Char" w:customStyle="1">
-    <w:name w:val="Título 2 Char"/>
-    <w:basedOn w:val="DefaultParagraphFont"/>
-    <w:uiPriority w:val="9"/>
-    <w:qFormat/>
-    <w:rsid w:val="001b29cf"/>
-    <w:rPr>
-      <w:rFonts w:ascii="Cambria" w:hAnsi="Cambria" w:eastAsia="HG明朝B" w:cs="" w:asciiTheme="majorHAnsi" w:cstheme="majorBidi" w:eastAsiaTheme="majorEastAsia" w:hAnsiTheme="majorHAnsi"/>
-      <w:b/>
-      <w:caps/>
-      <w:color w:val="262626" w:themeColor="text1" w:themeTint="d9"/>
-      <w:sz w:val="24"/>
-      <w:szCs w:val="26"/>
-    </w:rPr>
-  </w:style>
-  <w:style w:type="character" w:styleId="IntenseEmphasis">
-    <w:name w:val="Intense Emphasis"/>
-    <w:basedOn w:val="DefaultParagraphFont"/>
-    <w:uiPriority w:val="21"/>
-    <w:semiHidden/>
-    <w:unhideWhenUsed/>
-    <w:qFormat/>
-    <w:rPr>
-      <w:i/>
-      <w:iCs/>
-      <w:color w:val="2A7B88" w:themeColor="accent1" w:themeShade="bf"/>
-    </w:rPr>
-  </w:style>
-  <w:style w:type="character" w:styleId="IntenseReference">
-    <w:name w:val="Intense Reference"/>
-    <w:basedOn w:val="DefaultParagraphFont"/>
-    <w:uiPriority w:val="32"/>
-    <w:semiHidden/>
-    <w:unhideWhenUsed/>
-    <w:qFormat/>
-    <w:rPr>
-      <w:b/>
-      <w:bCs/>
-      <w:smallCaps/>
-      <w:color w:val="2A7B88" w:themeColor="accent1" w:themeShade="bf"/>
-      <w:spacing w:val="5"/>
-    </w:rPr>
-  </w:style>
-  <w:style w:type="character" w:styleId="CitaoIntensaChar" w:customStyle="1">
-    <w:name w:val="Citação Intensa Char"/>
-    <w:basedOn w:val="DefaultParagraphFont"/>
-    <w:link w:val="IntenseQuote"/>
-    <w:uiPriority w:val="30"/>
-    <w:semiHidden/>
-    <w:qFormat/>
-    <w:rPr>
-      <w:i/>
-      <w:iCs/>
-      <w:color w:val="2A7B88" w:themeColor="accent1" w:themeShade="bf"/>
-    </w:rPr>
-  </w:style>
-  <w:style w:type="character" w:styleId="Linkdainternetvisitado">
-    <w:name w:val="FollowedHyperlink"/>
-    <w:basedOn w:val="DefaultParagraphFont"/>
-    <w:uiPriority w:val="99"/>
-    <w:semiHidden/>
-    <w:unhideWhenUsed/>
-    <w:rsid w:val="00e83e4b"/>
-    <w:rPr>
-      <w:color w:val="7B4968" w:themeColor="accent5" w:themeShade="bf"/>
-      <w:u w:val="single"/>
-    </w:rPr>
-  </w:style>
-  <w:style w:type="character" w:styleId="LinkdaInternet">
-    <w:name w:val="Hyperlink"/>
-    <w:basedOn w:val="DefaultParagraphFont"/>
-    <w:uiPriority w:val="99"/>
-    <w:unhideWhenUsed/>
-    <w:rsid w:val="00e83e4b"/>
-    <w:rPr>
-      <w:color w:val="2A7B88" w:themeColor="accent1" w:themeShade="bf"/>
-      <w:u w:val="single"/>
-    </w:rPr>
-  </w:style>
-  <w:style w:type="character" w:styleId="Corpodetexto3Char" w:customStyle="1">
-    <w:name w:val="Corpo de texto 3 Char"/>
-    <w:basedOn w:val="DefaultParagraphFont"/>
-    <w:link w:val="BodyText3"/>
-    <w:uiPriority w:val="99"/>
-    <w:semiHidden/>
-    <w:qFormat/>
-    <w:rsid w:val="00e83e4b"/>
-    <w:rPr>
-      <w:szCs w:val="16"/>
-    </w:rPr>
-  </w:style>
-  <w:style w:type="character" w:styleId="Recuodecorpodetexto3Char" w:customStyle="1">
-    <w:name w:val="Recuo de corpo de texto 3 Char"/>
-    <w:basedOn w:val="DefaultParagraphFont"/>
-    <w:link w:val="BodyTextIndent3"/>
-    <w:uiPriority w:val="99"/>
-    <w:semiHidden/>
-    <w:qFormat/>
-    <w:rsid w:val="00e83e4b"/>
-    <w:rPr>
-      <w:szCs w:val="16"/>
-    </w:rPr>
-  </w:style>
-  <w:style w:type="character" w:styleId="Annotationreference">
-    <w:name w:val="annotation reference"/>
-    <w:basedOn w:val="DefaultParagraphFont"/>
-    <w:uiPriority w:val="99"/>
-    <w:semiHidden/>
-    <w:unhideWhenUsed/>
-    <w:qFormat/>
-    <w:rsid w:val="0028220f"/>
-    <w:rPr>
-      <w:sz w:val="22"/>
-      <w:szCs w:val="16"/>
-    </w:rPr>
-  </w:style>
-  <w:style w:type="character" w:styleId="MapadoDocumentoChar" w:customStyle="1">
-    <w:name w:val="Mapa do Documento Char"/>
-    <w:basedOn w:val="DefaultParagraphFont"/>
-    <w:link w:val="DocumentMap"/>
-    <w:uiPriority w:val="99"/>
-    <w:semiHidden/>
-    <w:qFormat/>
-    <w:rsid w:val="00e83e4b"/>
-    <w:rPr>
-      <w:rFonts w:ascii="Segoe UI" w:hAnsi="Segoe UI" w:cs="Segoe UI"/>
-      <w:szCs w:val="16"/>
-    </w:rPr>
-  </w:style>
-  <w:style w:type="character" w:styleId="Ttulo8Char" w:customStyle="1">
-    <w:name w:val="Título 8 Char"/>
-    <w:basedOn w:val="DefaultParagraphFont"/>
-    <w:uiPriority w:val="9"/>
-    <w:semiHidden/>
-    <w:qFormat/>
-    <w:rsid w:val="0028220f"/>
-    <w:rPr>
-      <w:rFonts w:ascii="Cambria" w:hAnsi="Cambria" w:eastAsia="HG明朝B" w:cs="" w:asciiTheme="majorHAnsi" w:cstheme="majorBidi" w:eastAsiaTheme="majorEastAsia" w:hAnsiTheme="majorHAnsi"/>
-      <w:color w:val="272727" w:themeColor="text1" w:themeTint="d8"/>
-      <w:szCs w:val="21"/>
-    </w:rPr>
-  </w:style>
-  <w:style w:type="character" w:styleId="Ttulo9Char" w:customStyle="1">
-    <w:name w:val="Título 9 Char"/>
-    <w:basedOn w:val="DefaultParagraphFont"/>
-    <w:uiPriority w:val="9"/>
-    <w:semiHidden/>
-    <w:qFormat/>
-    <w:rsid w:val="0028220f"/>
-    <w:rPr>
-      <w:rFonts w:ascii="Cambria" w:hAnsi="Cambria" w:eastAsia="HG明朝B" w:cs="" w:asciiTheme="majorHAnsi" w:cstheme="majorBidi" w:eastAsiaTheme="majorEastAsia" w:hAnsiTheme="majorHAnsi"/>
-      <w:i/>
-      <w:iCs/>
-      <w:color w:val="272727" w:themeColor="text1" w:themeTint="d8"/>
-      <w:szCs w:val="21"/>
-    </w:rPr>
-  </w:style>
-  <w:style w:type="character" w:styleId="TextodebaloChar" w:customStyle="1">
-    <w:name w:val="Texto de balão Char"/>
-    <w:basedOn w:val="DefaultParagraphFont"/>
-    <w:link w:val="BalloonText"/>
-    <w:uiPriority w:val="99"/>
-    <w:semiHidden/>
-    <w:qFormat/>
-    <w:rsid w:val="0028220f"/>
-    <w:rPr>
-      <w:rFonts w:ascii="Segoe UI" w:hAnsi="Segoe UI" w:cs="Segoe UI"/>
-      <w:szCs w:val="18"/>
-    </w:rPr>
-  </w:style>
-  <w:style w:type="character" w:styleId="TextodecomentrioChar" w:customStyle="1">
-    <w:name w:val="Texto de comentário Char"/>
-    <w:basedOn w:val="DefaultParagraphFont"/>
-    <w:link w:val="Annotationtext"/>
-    <w:uiPriority w:val="99"/>
-    <w:semiHidden/>
-    <w:qFormat/>
-    <w:rsid w:val="0028220f"/>
-    <w:rPr>
-      <w:szCs w:val="20"/>
-    </w:rPr>
-  </w:style>
-  <w:style w:type="character" w:styleId="AssuntodocomentrioChar" w:customStyle="1">
-    <w:name w:val="Assunto do comentário Char"/>
-    <w:basedOn w:val="TextodecomentrioChar"/>
-    <w:link w:val="Annotationsubject"/>
-    <w:uiPriority w:val="99"/>
-    <w:semiHidden/>
-    <w:qFormat/>
-    <w:rsid w:val="0028220f"/>
-    <w:rPr>
-      <w:b/>
-      <w:bCs/>
-      <w:szCs w:val="20"/>
-    </w:rPr>
-  </w:style>
-  <w:style w:type="character" w:styleId="TextodenotadefimChar" w:customStyle="1">
-    <w:name w:val="Texto de nota de fim Char"/>
-    <w:basedOn w:val="DefaultParagraphFont"/>
-    <w:uiPriority w:val="99"/>
-    <w:semiHidden/>
-    <w:qFormat/>
-    <w:rsid w:val="0028220f"/>
-    <w:rPr>
-      <w:szCs w:val="20"/>
-    </w:rPr>
-  </w:style>
-  <w:style w:type="character" w:styleId="TextodenotaderodapChar" w:customStyle="1">
-    <w:name w:val="Texto de nota de rodapé Char"/>
-    <w:basedOn w:val="DefaultParagraphFont"/>
-    <w:uiPriority w:val="99"/>
-    <w:semiHidden/>
-    <w:qFormat/>
-    <w:rsid w:val="0028220f"/>
-    <w:rPr>
-      <w:szCs w:val="20"/>
-    </w:rPr>
-  </w:style>
-  <w:style w:type="character" w:styleId="HTMLCode">
-    <w:name w:val="HTML Code"/>
-    <w:basedOn w:val="DefaultParagraphFont"/>
-    <w:uiPriority w:val="99"/>
-    <w:semiHidden/>
-    <w:unhideWhenUsed/>
-    <w:qFormat/>
-    <w:rsid w:val="0028220f"/>
-    <w:rPr>
-      <w:rFonts w:ascii="Consolas" w:hAnsi="Consolas"/>
-      <w:sz w:val="22"/>
-      <w:szCs w:val="20"/>
-    </w:rPr>
-  </w:style>
-  <w:style w:type="character" w:styleId="HTMLKeyboard">
-    <w:name w:val="HTML Keyboard"/>
-    <w:basedOn w:val="DefaultParagraphFont"/>
-    <w:uiPriority w:val="99"/>
-    <w:semiHidden/>
-    <w:unhideWhenUsed/>
-    <w:qFormat/>
-    <w:rsid w:val="0028220f"/>
-    <w:rPr>
-      <w:rFonts w:ascii="Consolas" w:hAnsi="Consolas"/>
-      <w:sz w:val="22"/>
-      <w:szCs w:val="20"/>
-    </w:rPr>
-  </w:style>
-  <w:style w:type="character" w:styleId="PrformataoHTMLChar" w:customStyle="1">
-    <w:name w:val="Pré-formatação HTML Char"/>
-    <w:basedOn w:val="DefaultParagraphFont"/>
-    <w:link w:val="HTMLPreformatted"/>
-    <w:uiPriority w:val="99"/>
-    <w:semiHidden/>
-    <w:qFormat/>
-    <w:rsid w:val="0028220f"/>
-    <w:rPr>
-      <w:rFonts w:ascii="Consolas" w:hAnsi="Consolas"/>
-      <w:szCs w:val="20"/>
-    </w:rPr>
-  </w:style>
-  <w:style w:type="character" w:styleId="HTMLTypewriter">
-    <w:name w:val="HTML Typewriter"/>
-    <w:basedOn w:val="DefaultParagraphFont"/>
-    <w:uiPriority w:val="99"/>
-    <w:semiHidden/>
-    <w:unhideWhenUsed/>
-    <w:qFormat/>
-    <w:rsid w:val="0028220f"/>
-    <w:rPr>
-      <w:rFonts w:ascii="Consolas" w:hAnsi="Consolas"/>
-      <w:sz w:val="22"/>
-      <w:szCs w:val="20"/>
-    </w:rPr>
-  </w:style>
-  <w:style w:type="character" w:styleId="TextodemacroChar" w:customStyle="1">
-    <w:name w:val="Texto de macro Char"/>
-    <w:basedOn w:val="DefaultParagraphFont"/>
-    <w:link w:val="Macro"/>
-    <w:uiPriority w:val="99"/>
-    <w:semiHidden/>
-    <w:qFormat/>
-    <w:rsid w:val="0028220f"/>
-    <w:rPr>
-      <w:rFonts w:ascii="Consolas" w:hAnsi="Consolas"/>
-      <w:szCs w:val="20"/>
-    </w:rPr>
-  </w:style>
-  <w:style w:type="character" w:styleId="TextosemFormataoChar" w:customStyle="1">
-    <w:name w:val="Texto sem Formatação Char"/>
-    <w:basedOn w:val="DefaultParagraphFont"/>
-    <w:link w:val="PlainText"/>
-    <w:uiPriority w:val="99"/>
-    <w:semiHidden/>
-    <w:qFormat/>
-    <w:rsid w:val="0028220f"/>
-    <w:rPr>
-      <w:rFonts w:ascii="Consolas" w:hAnsi="Consolas"/>
-      <w:szCs w:val="21"/>
-    </w:rPr>
-  </w:style>
-  <w:style w:type="character" w:styleId="UnresolvedMention">
-    <w:name w:val="Unresolved Mention"/>
-    <w:basedOn w:val="DefaultParagraphFont"/>
-    <w:uiPriority w:val="99"/>
-    <w:semiHidden/>
-    <w:unhideWhenUsed/>
-    <w:qFormat/>
-    <w:rsid w:val="00a34a94"/>
-    <w:rPr>
-      <w:color w:val="605E5C"/>
-      <w:shd w:fill="E1DFDD" w:val="clear"/>
-    </w:rPr>
-  </w:style>
-  <w:style w:type="paragraph" w:styleId="Ttulo">
-    <w:name w:val="Título"/>
-    <w:basedOn w:val="Normal"/>
-    <w:next w:val="Corpodotexto"/>
-    <w:qFormat/>
-    <w:pPr>
-      <w:keepNext w:val="true"/>
-      <w:spacing w:before="240" w:after="120"/>
-    </w:pPr>
-    <w:rPr>
-      <w:rFonts w:ascii="Liberation Sans" w:hAnsi="Liberation Sans" w:eastAsia="Microsoft YaHei" w:cs="Arial"/>
-      <w:sz w:val="28"/>
-      <w:szCs w:val="28"/>
-    </w:rPr>
-  </w:style>
-  <w:style w:type="paragraph" w:styleId="Corpodotexto">
-    <w:name w:val="Body Text"/>
-    <w:basedOn w:val="Normal"/>
-    <w:pPr>
-      <w:spacing w:lineRule="auto" w:line="276" w:before="0" w:after="140"/>
-    </w:pPr>
-    <w:rPr/>
-  </w:style>
-  <w:style w:type="paragraph" w:styleId="Lista">
-    <w:name w:val="List"/>
-    <w:basedOn w:val="Corpodotexto"/>
-    <w:pPr/>
-    <w:rPr>
-      <w:rFonts w:cs="Arial"/>
-    </w:rPr>
-  </w:style>
-  <w:style w:type="paragraph" w:styleId="Legenda">
-    <w:name w:val="Caption"/>
-    <w:basedOn w:val="Normal"/>
-    <w:qFormat/>
-    <w:pPr>
-      <w:suppressLineNumbers/>
-      <w:spacing w:before="120" w:after="120"/>
-    </w:pPr>
-    <w:rPr>
-      <w:rFonts w:cs="Arial"/>
-      <w:i/>
-      <w:iCs/>
-      <w:sz w:val="24"/>
-      <w:szCs w:val="24"/>
-    </w:rPr>
-  </w:style>
-  <w:style w:type="paragraph" w:styleId="Ndice">
-    <w:name w:val="Índice"/>
-    <w:basedOn w:val="Normal"/>
-    <w:qFormat/>
-    <w:pPr>
-      <w:suppressLineNumbers/>
-    </w:pPr>
-    <w:rPr>
-      <w:rFonts w:cs="Arial"/>
-    </w:rPr>
-  </w:style>
-  <w:style w:type="paragraph" w:styleId="Ttulododocumento">
-    <w:name w:val="Title"/>
-    <w:basedOn w:val="Normal"/>
-    <w:link w:val="TtuloChar"/>
-    <w:uiPriority w:val="1"/>
-    <w:qFormat/>
-    <w:rsid w:val="00c61f8e"/>
-    <w:pPr>
-      <w:pBdr>
-        <w:bottom w:val="single" w:sz="12" w:space="4" w:color="39A5B7"/>
-      </w:pBdr>
-      <w:spacing w:before="0" w:after="120"/>
-      <w:contextualSpacing/>
-    </w:pPr>
-    <w:rPr>
-      <w:rFonts w:ascii="Cambria" w:hAnsi="Cambria" w:eastAsia="HG明朝B" w:cs="" w:asciiTheme="majorHAnsi" w:cstheme="majorBidi" w:eastAsiaTheme="majorEastAsia" w:hAnsiTheme="majorHAnsi"/>
-      <w:color w:val="2A7B88" w:themeColor="accent1" w:themeShade="bf"/>
-      <w:kern w:val="2"/>
-      <w:sz w:val="56"/>
-    </w:rPr>
-  </w:style>
-  <w:style w:type="paragraph" w:styleId="ListBullet">
-    <w:name w:val="List Bullet"/>
-    <w:basedOn w:val="Normal"/>
-    <w:uiPriority w:val="10"/>
-    <w:unhideWhenUsed/>
-    <w:qFormat/>
-    <w:rsid w:val="0087734b"/>
-    <w:pPr>
-      <w:numPr>
-        <w:ilvl w:val="0"/>
-        <w:numId w:val="1"/>
-      </w:numPr>
-      <w:spacing w:lineRule="auto" w:line="288" w:before="0" w:after="240"/>
-      <w:contextualSpacing/>
-    </w:pPr>
-    <w:rPr/>
-  </w:style>
-  <w:style w:type="paragraph" w:styleId="CabealhoeRodap">
-    <w:name w:val="Cabeçalho e Rodapé"/>
-    <w:basedOn w:val="Normal"/>
-    <w:qFormat/>
-    <w:pPr/>
-    <w:rPr/>
-  </w:style>
-  <w:style w:type="paragraph" w:styleId="Cabealho">
-    <w:name w:val="Header"/>
-    <w:basedOn w:val="Normal"/>
-    <w:link w:val="CabealhoChar"/>
-    <w:uiPriority w:val="99"/>
-    <w:unhideWhenUsed/>
-    <w:pPr>
-      <w:spacing w:before="0" w:after="0"/>
-    </w:pPr>
-    <w:rPr/>
-  </w:style>
-  <w:style w:type="paragraph" w:styleId="Rodap">
-    <w:name w:val="Footer"/>
-    <w:basedOn w:val="Normal"/>
-    <w:link w:val="RodapChar"/>
-    <w:uiPriority w:val="99"/>
-    <w:unhideWhenUsed/>
-    <w:rsid w:val="00681034"/>
-    <w:pPr>
-      <w:spacing w:before="0" w:after="0"/>
-      <w:jc w:val="right"/>
-    </w:pPr>
-    <w:rPr>
-      <w:color w:val="2A7B88" w:themeColor="accent1" w:themeShade="bf"/>
-    </w:rPr>
-  </w:style>
-  <w:style w:type="paragraph" w:styleId="Ttulodondicealfabtico">
-    <w:name w:val="Index Heading"/>
-    <w:basedOn w:val="Ttulo"/>
-    <w:pPr/>
-    <w:rPr/>
-  </w:style>
-  <w:style w:type="paragraph" w:styleId="Ttulodosumrio">
-    <w:name w:val="TOC Heading"/>
-    <w:basedOn w:val="Ttulo1"/>
-    <w:next w:val="Normal"/>
-    <w:uiPriority w:val="39"/>
-    <w:semiHidden/>
-    <w:unhideWhenUsed/>
-    <w:qFormat/>
-    <w:pPr>
-      <w:spacing w:before="320" w:after="100"/>
-      <w:contextualSpacing w:val="false"/>
-      <w:outlineLvl w:val="9"/>
-    </w:pPr>
-    <w:rPr/>
-  </w:style>
-  <w:style w:type="paragraph" w:styleId="IntenseQuote">
-    <w:name w:val="Intense Quote"/>
-    <w:basedOn w:val="Normal"/>
-    <w:next w:val="Normal"/>
-    <w:link w:val="CitaoIntensaChar"/>
-    <w:uiPriority w:val="30"/>
-    <w:semiHidden/>
-    <w:unhideWhenUsed/>
-    <w:qFormat/>
-    <w:pPr>
-      <w:pBdr>
-        <w:top w:val="single" w:sz="4" w:space="10" w:color="2A7B88"/>
-        <w:bottom w:val="single" w:sz="4" w:space="10" w:color="2A7B88"/>
-      </w:pBdr>
-      <w:spacing w:before="360" w:after="360"/>
-      <w:ind w:left="864" w:right="864" w:hanging="0"/>
-      <w:jc w:val="center"/>
-    </w:pPr>
-    <w:rPr>
-      <w:i/>
-      <w:iCs/>
-      <w:color w:val="2A7B88" w:themeColor="accent1" w:themeShade="bf"/>
-    </w:rPr>
-  </w:style>
-  <w:style w:type="paragraph" w:styleId="ListNumber">
-    <w:name w:val="List Number"/>
-    <w:basedOn w:val="Normal"/>
-    <w:uiPriority w:val="11"/>
-    <w:qFormat/>
-    <w:rsid w:val="0087734b"/>
-    <w:pPr>
-      <w:numPr>
-        <w:ilvl w:val="0"/>
-        <w:numId w:val="2"/>
-      </w:numPr>
-      <w:spacing w:lineRule="auto" w:line="288" w:before="0" w:after="240"/>
-      <w:contextualSpacing/>
-    </w:pPr>
-    <w:rPr/>
-  </w:style>
-  <w:style w:type="paragraph" w:styleId="BodyText3">
-    <w:name w:val="Body Text 3"/>
-    <w:basedOn w:val="Normal"/>
-    <w:link w:val="Corpodetexto3Char"/>
-    <w:uiPriority w:val="99"/>
-    <w:semiHidden/>
-    <w:unhideWhenUsed/>
-    <w:qFormat/>
-    <w:rsid w:val="00e83e4b"/>
-    <w:pPr>
-      <w:spacing w:before="0" w:after="120"/>
-    </w:pPr>
-    <w:rPr>
-      <w:szCs w:val="16"/>
-    </w:rPr>
-  </w:style>
-  <w:style w:type="paragraph" w:styleId="BlockText">
-    <w:name w:val="Block Text"/>
-    <w:basedOn w:val="Normal"/>
-    <w:uiPriority w:val="99"/>
-    <w:semiHidden/>
-    <w:unhideWhenUsed/>
-    <w:qFormat/>
-    <w:rsid w:val="00e83e4b"/>
-    <w:pPr>
-      <w:pBdr>
-        <w:top w:val="single" w:sz="2" w:space="10" w:color="39A5B7"/>
-        <w:left w:val="single" w:sz="2" w:space="10" w:color="39A5B7"/>
-        <w:bottom w:val="single" w:sz="2" w:space="10" w:color="39A5B7"/>
-        <w:right w:val="single" w:sz="2" w:space="10" w:color="39A5B7"/>
-      </w:pBdr>
-      <w:ind w:left="1152" w:right="1152" w:hanging="0"/>
-    </w:pPr>
-    <w:rPr>
-      <w:i/>
-      <w:iCs/>
-      <w:color w:val="2A7B88" w:themeColor="accent1" w:themeShade="bf"/>
-    </w:rPr>
-  </w:style>
-  <w:style w:type="paragraph" w:styleId="BodyTextIndent3">
-    <w:name w:val="Body Text Indent 3"/>
-    <w:basedOn w:val="Normal"/>
-    <w:link w:val="Recuodecorpodetexto3Char"/>
-    <w:uiPriority w:val="99"/>
-    <w:semiHidden/>
-    <w:unhideWhenUsed/>
-    <w:qFormat/>
-    <w:rsid w:val="00e83e4b"/>
-    <w:pPr>
-      <w:spacing w:before="0" w:after="120"/>
-      <w:ind w:left="360" w:hanging="0"/>
-    </w:pPr>
-    <w:rPr>
-      <w:szCs w:val="16"/>
-    </w:rPr>
-  </w:style>
-  <w:style w:type="paragraph" w:styleId="DocumentMap">
-    <w:name w:val="Document Map"/>
-    <w:basedOn w:val="Normal"/>
-    <w:link w:val="MapadoDocumentoChar"/>
-    <w:uiPriority w:val="99"/>
-    <w:semiHidden/>
-    <w:unhideWhenUsed/>
-    <w:qFormat/>
-    <w:rsid w:val="00e83e4b"/>
-    <w:pPr>
-      <w:spacing w:before="0" w:after="0"/>
-    </w:pPr>
-    <w:rPr>
-      <w:rFonts w:ascii="Segoe UI" w:hAnsi="Segoe UI" w:cs="Segoe UI"/>
-      <w:szCs w:val="16"/>
-    </w:rPr>
-  </w:style>
-  <w:style w:type="paragraph" w:styleId="Caption">
-    <w:name w:val="caption"/>
-    <w:basedOn w:val="Normal"/>
-    <w:next w:val="Normal"/>
-    <w:uiPriority w:val="35"/>
-    <w:semiHidden/>
-    <w:unhideWhenUsed/>
-    <w:qFormat/>
-    <w:rsid w:val="0028220f"/>
-    <w:pPr>
-      <w:spacing w:before="0" w:after="200"/>
-    </w:pPr>
-    <w:rPr>
-      <w:i/>
-      <w:iCs/>
-      <w:color w:val="4D4D4D" w:themeColor="text2"/>
-      <w:szCs w:val="18"/>
-    </w:rPr>
-  </w:style>
-  <w:style w:type="paragraph" w:styleId="BalloonText">
-    <w:name w:val="Balloon Text"/>
-    <w:basedOn w:val="Normal"/>
-    <w:link w:val="TextodebaloChar"/>
-    <w:uiPriority w:val="99"/>
-    <w:semiHidden/>
-    <w:unhideWhenUsed/>
-    <w:qFormat/>
-    <w:rsid w:val="0028220f"/>
-    <w:pPr>
-      <w:spacing w:before="0" w:after="0"/>
-    </w:pPr>
-    <w:rPr>
-      <w:rFonts w:ascii="Segoe UI" w:hAnsi="Segoe UI" w:cs="Segoe UI"/>
-      <w:szCs w:val="18"/>
-    </w:rPr>
-  </w:style>
-  <w:style w:type="paragraph" w:styleId="Annotationtext">
-    <w:name w:val="annotation text"/>
-    <w:basedOn w:val="Normal"/>
-    <w:link w:val="TextodecomentrioChar"/>
-    <w:uiPriority w:val="99"/>
-    <w:semiHidden/>
-    <w:unhideWhenUsed/>
-    <w:qFormat/>
-    <w:rsid w:val="0028220f"/>
-    <w:pPr/>
-    <w:rPr>
-      <w:szCs w:val="20"/>
-    </w:rPr>
-  </w:style>
-  <w:style w:type="paragraph" w:styleId="Annotationsubject">
-    <w:name w:val="annotation subject"/>
-    <w:basedOn w:val="Annotationtext"/>
-    <w:next w:val="Annotationtext"/>
-    <w:link w:val="AssuntodocomentrioChar"/>
-    <w:uiPriority w:val="99"/>
-    <w:semiHidden/>
-    <w:unhideWhenUsed/>
-    <w:qFormat/>
-    <w:rsid w:val="0028220f"/>
-    <w:pPr/>
-    <w:rPr>
-      <w:b/>
-      <w:bCs/>
-    </w:rPr>
-  </w:style>
-  <w:style w:type="paragraph" w:styleId="Notadefim">
-    <w:name w:val="Endnote Text"/>
-    <w:basedOn w:val="Normal"/>
-    <w:link w:val="TextodenotadefimChar"/>
-    <w:uiPriority w:val="99"/>
-    <w:semiHidden/>
-    <w:unhideWhenUsed/>
-    <w:rsid w:val="0028220f"/>
-    <w:pPr>
-      <w:spacing w:before="0" w:after="0"/>
-    </w:pPr>
-    <w:rPr>
-      <w:szCs w:val="20"/>
-    </w:rPr>
-  </w:style>
-  <w:style w:type="paragraph" w:styleId="Envelopereturn">
-    <w:name w:val="envelope return"/>
-    <w:basedOn w:val="Normal"/>
-    <w:uiPriority w:val="99"/>
-    <w:semiHidden/>
-    <w:unhideWhenUsed/>
-    <w:qFormat/>
-    <w:rsid w:val="0028220f"/>
-    <w:pPr>
-      <w:spacing w:before="0" w:after="0"/>
-    </w:pPr>
-    <w:rPr>
-      <w:rFonts w:ascii="Cambria" w:hAnsi="Cambria" w:eastAsia="HG明朝B" w:cs="" w:asciiTheme="majorHAnsi" w:cstheme="majorBidi" w:eastAsiaTheme="majorEastAsia" w:hAnsiTheme="majorHAnsi"/>
-      <w:szCs w:val="20"/>
-    </w:rPr>
-  </w:style>
-  <w:style w:type="paragraph" w:styleId="Notaderodap">
-    <w:name w:val="Footnote Text"/>
-    <w:basedOn w:val="Normal"/>
-    <w:link w:val="TextodenotaderodapChar"/>
-    <w:uiPriority w:val="99"/>
-    <w:semiHidden/>
-    <w:unhideWhenUsed/>
-    <w:rsid w:val="0028220f"/>
-    <w:pPr>
-      <w:spacing w:before="0" w:after="0"/>
-    </w:pPr>
-    <w:rPr>
-      <w:szCs w:val="20"/>
-    </w:rPr>
-  </w:style>
-  <w:style w:type="paragraph" w:styleId="HTMLPreformatted">
-    <w:name w:val="HTML Preformatted"/>
-    <w:basedOn w:val="Normal"/>
-    <w:link w:val="PrformataoHTMLChar"/>
-    <w:uiPriority w:val="99"/>
-    <w:semiHidden/>
-    <w:unhideWhenUsed/>
-    <w:qFormat/>
-    <w:rsid w:val="0028220f"/>
-    <w:pPr>
-      <w:spacing w:before="0" w:after="0"/>
-    </w:pPr>
-    <w:rPr>
-      <w:rFonts w:ascii="Consolas" w:hAnsi="Consolas"/>
-      <w:szCs w:val="20"/>
-    </w:rPr>
-  </w:style>
-  <w:style w:type="paragraph" w:styleId="Macro">
-    <w:name w:val="macro"/>
-    <w:link w:val="TextodemacroChar"/>
-    <w:uiPriority w:val="99"/>
-    <w:semiHidden/>
-    <w:unhideWhenUsed/>
-    <w:qFormat/>
-    <w:rsid w:val="0028220f"/>
-    <w:pPr>
-      <w:widowControl/>
-      <w:tabs>
-        <w:tab w:val="clear" w:pos="720"/>
-        <w:tab w:val="left" w:pos="480" w:leader="none"/>
-        <w:tab w:val="left" w:pos="960" w:leader="none"/>
-        <w:tab w:val="left" w:pos="1440" w:leader="none"/>
-        <w:tab w:val="left" w:pos="1920" w:leader="none"/>
-        <w:tab w:val="left" w:pos="2400" w:leader="none"/>
-        <w:tab w:val="left" w:pos="2880" w:leader="none"/>
-        <w:tab w:val="left" w:pos="3360" w:leader="none"/>
-        <w:tab w:val="left" w:pos="3840" w:leader="none"/>
-        <w:tab w:val="left" w:pos="4320" w:leader="none"/>
-      </w:tabs>
-      <w:bidi w:val="0"/>
-      <w:spacing w:before="0" w:after="0"/>
-      <w:jc w:val="left"/>
-    </w:pPr>
-    <w:rPr>
-      <w:rFonts w:ascii="Consolas" w:hAnsi="Consolas" w:eastAsia="HG明朝B" w:cs="" w:cstheme="minorBidi" w:eastAsiaTheme="minorEastAsia"/>
-      <w:color w:val="404040" w:themeColor="text1" w:themeTint="bf"/>
-      <w:kern w:val="0"/>
-      <w:sz w:val="22"/>
-      <w:szCs w:val="20"/>
-      <w:lang w:val="pt-PT" w:eastAsia="ja-JP" w:bidi="ar-SA"/>
-    </w:rPr>
-  </w:style>
-  <w:style w:type="paragraph" w:styleId="PlainText">
-    <w:name w:val="Plain Text"/>
-    <w:basedOn w:val="Normal"/>
-    <w:link w:val="TextosemFormataoChar"/>
-    <w:uiPriority w:val="99"/>
-    <w:semiHidden/>
-    <w:unhideWhenUsed/>
-    <w:qFormat/>
-    <w:rsid w:val="0028220f"/>
-    <w:pPr>
-      <w:spacing w:before="0" w:after="0"/>
-    </w:pPr>
-    <w:rPr>
-      <w:rFonts w:ascii="Consolas" w:hAnsi="Consolas"/>
-      <w:szCs w:val="21"/>
-    </w:rPr>
-  </w:style>
-  <w:style w:type="numbering" w:styleId="NoList" w:default="1">
-    <w:name w:val="No List"/>
-    <w:uiPriority w:val="99"/>
-    <w:semiHidden/>
-    <w:unhideWhenUsed/>
-    <w:qFormat/>
   </w:style>
   <w:style w:type="table" w:default="1" w:styleId="Tabelanormal">
     <w:name w:val="Normal Table"/>
@@ -2248,6 +2394,7 @@
     <w:semiHidden/>
     <w:unhideWhenUsed/>
     <w:tblPr>
+      <w:tblInd w:w="0" w:type="dxa"/>
       <w:tblCellMar>
         <w:top w:w="0" w:type="dxa"/>
         <w:left w:w="108" w:type="dxa"/>
@@ -2255,6 +2402,708 @@
         <w:right w:w="108" w:type="dxa"/>
       </w:tblCellMar>
     </w:tblPr>
+  </w:style>
+  <w:style w:type="numbering" w:default="1" w:styleId="Semlista">
+    <w:name w:val="No List"/>
+    <w:uiPriority w:val="99"/>
+    <w:semiHidden/>
+    <w:unhideWhenUsed/>
+  </w:style>
+  <w:style w:type="paragraph" w:styleId="Ttulo">
+    <w:name w:val="Title"/>
+    <w:basedOn w:val="Normal"/>
+    <w:link w:val="TtuloChar"/>
+    <w:uiPriority w:val="1"/>
+    <w:qFormat/>
+    <w:rsid w:val="00C61F8E"/>
+    <w:pPr>
+      <w:pBdr>
+        <w:bottom w:val="single" w:sz="12" w:space="4" w:color="39A5B7" w:themeColor="accent1"/>
+      </w:pBdr>
+      <w:spacing w:after="120"/>
+      <w:contextualSpacing/>
+    </w:pPr>
+    <w:rPr>
+      <w:rFonts w:asciiTheme="majorHAnsi" w:eastAsiaTheme="majorEastAsia" w:hAnsiTheme="majorHAnsi" w:cstheme="majorBidi"/>
+      <w:color w:val="2A7B88" w:themeColor="accent1" w:themeShade="BF"/>
+      <w:kern w:val="28"/>
+      <w:sz w:val="56"/>
+    </w:rPr>
+  </w:style>
+  <w:style w:type="character" w:customStyle="1" w:styleId="TtuloChar">
+    <w:name w:val="Título Char"/>
+    <w:basedOn w:val="Fontepargpadro"/>
+    <w:link w:val="Ttulo"/>
+    <w:uiPriority w:val="1"/>
+    <w:rsid w:val="00C61F8E"/>
+    <w:rPr>
+      <w:rFonts w:asciiTheme="majorHAnsi" w:eastAsiaTheme="majorEastAsia" w:hAnsiTheme="majorHAnsi" w:cstheme="majorBidi"/>
+      <w:color w:val="2A7B88" w:themeColor="accent1" w:themeShade="BF"/>
+      <w:kern w:val="28"/>
+      <w:sz w:val="56"/>
+    </w:rPr>
+  </w:style>
+  <w:style w:type="character" w:styleId="TextodoEspaoReservado">
+    <w:name w:val="Placeholder Text"/>
+    <w:basedOn w:val="Fontepargpadro"/>
+    <w:uiPriority w:val="99"/>
+    <w:semiHidden/>
+    <w:rsid w:val="00E83E4B"/>
+    <w:rPr>
+      <w:color w:val="393939" w:themeColor="text2" w:themeShade="BF"/>
+    </w:rPr>
+  </w:style>
+  <w:style w:type="paragraph" w:styleId="Commarcadores">
+    <w:name w:val="List Bullet"/>
+    <w:basedOn w:val="Normal"/>
+    <w:uiPriority w:val="10"/>
+    <w:unhideWhenUsed/>
+    <w:qFormat/>
+    <w:rsid w:val="0087734B"/>
+    <w:pPr>
+      <w:numPr>
+        <w:numId w:val="21"/>
+      </w:numPr>
+      <w:spacing w:line="288" w:lineRule="auto"/>
+      <w:contextualSpacing/>
+    </w:pPr>
+  </w:style>
+  <w:style w:type="paragraph" w:styleId="Cabealho">
+    <w:name w:val="header"/>
+    <w:basedOn w:val="Normal"/>
+    <w:link w:val="CabealhoChar"/>
+    <w:uiPriority w:val="99"/>
+    <w:unhideWhenUsed/>
+    <w:pPr>
+      <w:spacing w:after="0"/>
+    </w:pPr>
+  </w:style>
+  <w:style w:type="character" w:customStyle="1" w:styleId="CabealhoChar">
+    <w:name w:val="Cabeçalho Char"/>
+    <w:basedOn w:val="Fontepargpadro"/>
+    <w:link w:val="Cabealho"/>
+    <w:uiPriority w:val="99"/>
+  </w:style>
+  <w:style w:type="paragraph" w:styleId="Rodap">
+    <w:name w:val="footer"/>
+    <w:basedOn w:val="Normal"/>
+    <w:link w:val="RodapChar"/>
+    <w:uiPriority w:val="99"/>
+    <w:unhideWhenUsed/>
+    <w:rsid w:val="00681034"/>
+    <w:pPr>
+      <w:spacing w:after="0"/>
+      <w:jc w:val="right"/>
+    </w:pPr>
+    <w:rPr>
+      <w:color w:val="2A7B88" w:themeColor="accent1" w:themeShade="BF"/>
+    </w:rPr>
+  </w:style>
+  <w:style w:type="character" w:customStyle="1" w:styleId="RodapChar">
+    <w:name w:val="Rodapé Char"/>
+    <w:basedOn w:val="Fontepargpadro"/>
+    <w:link w:val="Rodap"/>
+    <w:uiPriority w:val="99"/>
+    <w:rsid w:val="00681034"/>
+    <w:rPr>
+      <w:color w:val="2A7B88" w:themeColor="accent1" w:themeShade="BF"/>
+    </w:rPr>
+  </w:style>
+  <w:style w:type="character" w:customStyle="1" w:styleId="Ttulo1Char">
+    <w:name w:val="Título 1 Char"/>
+    <w:basedOn w:val="Fontepargpadro"/>
+    <w:link w:val="Ttulo1"/>
+    <w:uiPriority w:val="9"/>
+    <w:rsid w:val="001B29CF"/>
+    <w:rPr>
+      <w:rFonts w:asciiTheme="majorHAnsi" w:eastAsiaTheme="majorEastAsia" w:hAnsiTheme="majorHAnsi" w:cstheme="majorBidi"/>
+      <w:b/>
+      <w:color w:val="2A7B88" w:themeColor="accent1" w:themeShade="BF"/>
+      <w:sz w:val="28"/>
+      <w:szCs w:val="32"/>
+    </w:rPr>
+  </w:style>
+  <w:style w:type="character" w:customStyle="1" w:styleId="Ttulo2Char">
+    <w:name w:val="Título 2 Char"/>
+    <w:basedOn w:val="Fontepargpadro"/>
+    <w:link w:val="Ttulo2"/>
+    <w:uiPriority w:val="9"/>
+    <w:rsid w:val="001B29CF"/>
+    <w:rPr>
+      <w:rFonts w:asciiTheme="majorHAnsi" w:eastAsiaTheme="majorEastAsia" w:hAnsiTheme="majorHAnsi" w:cstheme="majorBidi"/>
+      <w:b/>
+      <w:caps/>
+      <w:color w:val="262626" w:themeColor="text1" w:themeTint="D9"/>
+      <w:sz w:val="24"/>
+      <w:szCs w:val="26"/>
+    </w:rPr>
+  </w:style>
+  <w:style w:type="paragraph" w:styleId="CabealhodoSumrio">
+    <w:name w:val="TOC Heading"/>
+    <w:basedOn w:val="Ttulo1"/>
+    <w:next w:val="Normal"/>
+    <w:uiPriority w:val="39"/>
+    <w:semiHidden/>
+    <w:unhideWhenUsed/>
+    <w:qFormat/>
+    <w:pPr>
+      <w:contextualSpacing w:val="0"/>
+      <w:outlineLvl w:val="9"/>
+    </w:pPr>
+  </w:style>
+  <w:style w:type="character" w:styleId="nfaseIntensa">
+    <w:name w:val="Intense Emphasis"/>
+    <w:basedOn w:val="Fontepargpadro"/>
+    <w:uiPriority w:val="21"/>
+    <w:semiHidden/>
+    <w:unhideWhenUsed/>
+    <w:qFormat/>
+    <w:rPr>
+      <w:i/>
+      <w:iCs/>
+      <w:color w:val="2A7B88" w:themeColor="accent1" w:themeShade="BF"/>
+    </w:rPr>
+  </w:style>
+  <w:style w:type="character" w:styleId="RefernciaIntensa">
+    <w:name w:val="Intense Reference"/>
+    <w:basedOn w:val="Fontepargpadro"/>
+    <w:uiPriority w:val="32"/>
+    <w:semiHidden/>
+    <w:unhideWhenUsed/>
+    <w:qFormat/>
+    <w:rPr>
+      <w:b/>
+      <w:bCs/>
+      <w:caps w:val="0"/>
+      <w:smallCaps/>
+      <w:color w:val="2A7B88" w:themeColor="accent1" w:themeShade="BF"/>
+      <w:spacing w:val="5"/>
+    </w:rPr>
+  </w:style>
+  <w:style w:type="paragraph" w:styleId="CitaoIntensa">
+    <w:name w:val="Intense Quote"/>
+    <w:basedOn w:val="Normal"/>
+    <w:next w:val="Normal"/>
+    <w:link w:val="CitaoIntensaChar"/>
+    <w:uiPriority w:val="30"/>
+    <w:semiHidden/>
+    <w:unhideWhenUsed/>
+    <w:qFormat/>
+    <w:pPr>
+      <w:pBdr>
+        <w:top w:val="single" w:sz="4" w:space="10" w:color="2A7B88" w:themeColor="accent1" w:themeShade="BF"/>
+        <w:bottom w:val="single" w:sz="4" w:space="10" w:color="2A7B88" w:themeColor="accent1" w:themeShade="BF"/>
+      </w:pBdr>
+      <w:spacing w:before="360" w:after="360"/>
+      <w:ind w:left="864" w:right="864"/>
+      <w:jc w:val="center"/>
+    </w:pPr>
+    <w:rPr>
+      <w:i/>
+      <w:iCs/>
+      <w:color w:val="2A7B88" w:themeColor="accent1" w:themeShade="BF"/>
+    </w:rPr>
+  </w:style>
+  <w:style w:type="character" w:customStyle="1" w:styleId="CitaoIntensaChar">
+    <w:name w:val="Citação Intensa Char"/>
+    <w:basedOn w:val="Fontepargpadro"/>
+    <w:link w:val="CitaoIntensa"/>
+    <w:uiPriority w:val="30"/>
+    <w:semiHidden/>
+    <w:rPr>
+      <w:i/>
+      <w:iCs/>
+      <w:color w:val="2A7B88" w:themeColor="accent1" w:themeShade="BF"/>
+    </w:rPr>
+  </w:style>
+  <w:style w:type="paragraph" w:styleId="Numerada">
+    <w:name w:val="List Number"/>
+    <w:basedOn w:val="Normal"/>
+    <w:uiPriority w:val="11"/>
+    <w:qFormat/>
+    <w:rsid w:val="0087734B"/>
+    <w:pPr>
+      <w:numPr>
+        <w:numId w:val="23"/>
+      </w:numPr>
+      <w:spacing w:line="288" w:lineRule="auto"/>
+      <w:contextualSpacing/>
+    </w:pPr>
+  </w:style>
+  <w:style w:type="character" w:styleId="HiperlinkVisitado">
+    <w:name w:val="FollowedHyperlink"/>
+    <w:basedOn w:val="Fontepargpadro"/>
+    <w:uiPriority w:val="99"/>
+    <w:semiHidden/>
+    <w:unhideWhenUsed/>
+    <w:rsid w:val="00E83E4B"/>
+    <w:rPr>
+      <w:color w:val="7B4968" w:themeColor="accent5" w:themeShade="BF"/>
+      <w:u w:val="single"/>
+    </w:rPr>
+  </w:style>
+  <w:style w:type="character" w:styleId="Hyperlink">
+    <w:name w:val="Hyperlink"/>
+    <w:basedOn w:val="Fontepargpadro"/>
+    <w:uiPriority w:val="99"/>
+    <w:unhideWhenUsed/>
+    <w:rsid w:val="00E83E4B"/>
+    <w:rPr>
+      <w:color w:val="2A7B88" w:themeColor="accent1" w:themeShade="BF"/>
+      <w:u w:val="single"/>
+    </w:rPr>
+  </w:style>
+  <w:style w:type="paragraph" w:styleId="Corpodetexto3">
+    <w:name w:val="Body Text 3"/>
+    <w:basedOn w:val="Normal"/>
+    <w:link w:val="Corpodetexto3Char"/>
+    <w:uiPriority w:val="99"/>
+    <w:semiHidden/>
+    <w:unhideWhenUsed/>
+    <w:rsid w:val="00E83E4B"/>
+    <w:pPr>
+      <w:spacing w:after="120"/>
+    </w:pPr>
+    <w:rPr>
+      <w:szCs w:val="16"/>
+    </w:rPr>
+  </w:style>
+  <w:style w:type="character" w:customStyle="1" w:styleId="Corpodetexto3Char">
+    <w:name w:val="Corpo de texto 3 Char"/>
+    <w:basedOn w:val="Fontepargpadro"/>
+    <w:link w:val="Corpodetexto3"/>
+    <w:uiPriority w:val="99"/>
+    <w:semiHidden/>
+    <w:rsid w:val="00E83E4B"/>
+    <w:rPr>
+      <w:szCs w:val="16"/>
+    </w:rPr>
+  </w:style>
+  <w:style w:type="paragraph" w:styleId="Textoembloco">
+    <w:name w:val="Block Text"/>
+    <w:basedOn w:val="Normal"/>
+    <w:uiPriority w:val="99"/>
+    <w:semiHidden/>
+    <w:unhideWhenUsed/>
+    <w:rsid w:val="00E83E4B"/>
+    <w:pPr>
+      <w:pBdr>
+        <w:top w:val="single" w:sz="2" w:space="10" w:color="39A5B7" w:themeColor="accent1"/>
+        <w:left w:val="single" w:sz="2" w:space="10" w:color="39A5B7" w:themeColor="accent1"/>
+        <w:bottom w:val="single" w:sz="2" w:space="10" w:color="39A5B7" w:themeColor="accent1"/>
+        <w:right w:val="single" w:sz="2" w:space="10" w:color="39A5B7" w:themeColor="accent1"/>
+      </w:pBdr>
+      <w:ind w:left="1152" w:right="1152"/>
+    </w:pPr>
+    <w:rPr>
+      <w:i/>
+      <w:iCs/>
+      <w:color w:val="2A7B88" w:themeColor="accent1" w:themeShade="BF"/>
+    </w:rPr>
+  </w:style>
+  <w:style w:type="paragraph" w:styleId="Recuodecorpodetexto3">
+    <w:name w:val="Body Text Indent 3"/>
+    <w:basedOn w:val="Normal"/>
+    <w:link w:val="Recuodecorpodetexto3Char"/>
+    <w:uiPriority w:val="99"/>
+    <w:semiHidden/>
+    <w:unhideWhenUsed/>
+    <w:rsid w:val="00E83E4B"/>
+    <w:pPr>
+      <w:spacing w:after="120"/>
+      <w:ind w:left="360"/>
+    </w:pPr>
+    <w:rPr>
+      <w:szCs w:val="16"/>
+    </w:rPr>
+  </w:style>
+  <w:style w:type="character" w:customStyle="1" w:styleId="Recuodecorpodetexto3Char">
+    <w:name w:val="Recuo de corpo de texto 3 Char"/>
+    <w:basedOn w:val="Fontepargpadro"/>
+    <w:link w:val="Recuodecorpodetexto3"/>
+    <w:uiPriority w:val="99"/>
+    <w:semiHidden/>
+    <w:rsid w:val="00E83E4B"/>
+    <w:rPr>
+      <w:szCs w:val="16"/>
+    </w:rPr>
+  </w:style>
+  <w:style w:type="character" w:styleId="Refdecomentrio">
+    <w:name w:val="annotation reference"/>
+    <w:basedOn w:val="Fontepargpadro"/>
+    <w:uiPriority w:val="99"/>
+    <w:semiHidden/>
+    <w:unhideWhenUsed/>
+    <w:rsid w:val="0028220F"/>
+    <w:rPr>
+      <w:sz w:val="22"/>
+      <w:szCs w:val="16"/>
+    </w:rPr>
+  </w:style>
+  <w:style w:type="paragraph" w:styleId="MapadoDocumento">
+    <w:name w:val="Document Map"/>
+    <w:basedOn w:val="Normal"/>
+    <w:link w:val="MapadoDocumentoChar"/>
+    <w:uiPriority w:val="99"/>
+    <w:semiHidden/>
+    <w:unhideWhenUsed/>
+    <w:rsid w:val="00E83E4B"/>
+    <w:pPr>
+      <w:spacing w:after="0"/>
+    </w:pPr>
+    <w:rPr>
+      <w:rFonts w:ascii="Segoe UI" w:hAnsi="Segoe UI" w:cs="Segoe UI"/>
+      <w:szCs w:val="16"/>
+    </w:rPr>
+  </w:style>
+  <w:style w:type="character" w:customStyle="1" w:styleId="MapadoDocumentoChar">
+    <w:name w:val="Mapa do Documento Char"/>
+    <w:basedOn w:val="Fontepargpadro"/>
+    <w:link w:val="MapadoDocumento"/>
+    <w:uiPriority w:val="99"/>
+    <w:semiHidden/>
+    <w:rsid w:val="00E83E4B"/>
+    <w:rPr>
+      <w:rFonts w:ascii="Segoe UI" w:hAnsi="Segoe UI" w:cs="Segoe UI"/>
+      <w:szCs w:val="16"/>
+    </w:rPr>
+  </w:style>
+  <w:style w:type="character" w:customStyle="1" w:styleId="Ttulo8Char">
+    <w:name w:val="Título 8 Char"/>
+    <w:basedOn w:val="Fontepargpadro"/>
+    <w:link w:val="Ttulo8"/>
+    <w:uiPriority w:val="9"/>
+    <w:semiHidden/>
+    <w:rsid w:val="0028220F"/>
+    <w:rPr>
+      <w:rFonts w:asciiTheme="majorHAnsi" w:eastAsiaTheme="majorEastAsia" w:hAnsiTheme="majorHAnsi" w:cstheme="majorBidi"/>
+      <w:color w:val="272727" w:themeColor="text1" w:themeTint="D8"/>
+      <w:szCs w:val="21"/>
+    </w:rPr>
+  </w:style>
+  <w:style w:type="character" w:customStyle="1" w:styleId="Ttulo9Char">
+    <w:name w:val="Título 9 Char"/>
+    <w:basedOn w:val="Fontepargpadro"/>
+    <w:link w:val="Ttulo9"/>
+    <w:uiPriority w:val="9"/>
+    <w:semiHidden/>
+    <w:rsid w:val="0028220F"/>
+    <w:rPr>
+      <w:rFonts w:asciiTheme="majorHAnsi" w:eastAsiaTheme="majorEastAsia" w:hAnsiTheme="majorHAnsi" w:cstheme="majorBidi"/>
+      <w:i/>
+      <w:iCs/>
+      <w:color w:val="272727" w:themeColor="text1" w:themeTint="D8"/>
+      <w:szCs w:val="21"/>
+    </w:rPr>
+  </w:style>
+  <w:style w:type="paragraph" w:styleId="Legenda">
+    <w:name w:val="caption"/>
+    <w:basedOn w:val="Normal"/>
+    <w:next w:val="Normal"/>
+    <w:uiPriority w:val="35"/>
+    <w:semiHidden/>
+    <w:unhideWhenUsed/>
+    <w:qFormat/>
+    <w:rsid w:val="0028220F"/>
+    <w:pPr>
+      <w:spacing w:after="200"/>
+    </w:pPr>
+    <w:rPr>
+      <w:i/>
+      <w:iCs/>
+      <w:color w:val="4D4D4D" w:themeColor="text2"/>
+      <w:szCs w:val="18"/>
+    </w:rPr>
+  </w:style>
+  <w:style w:type="paragraph" w:styleId="Textodebalo">
+    <w:name w:val="Balloon Text"/>
+    <w:basedOn w:val="Normal"/>
+    <w:link w:val="TextodebaloChar"/>
+    <w:uiPriority w:val="99"/>
+    <w:semiHidden/>
+    <w:unhideWhenUsed/>
+    <w:rsid w:val="0028220F"/>
+    <w:pPr>
+      <w:spacing w:after="0"/>
+    </w:pPr>
+    <w:rPr>
+      <w:rFonts w:ascii="Segoe UI" w:hAnsi="Segoe UI" w:cs="Segoe UI"/>
+      <w:szCs w:val="18"/>
+    </w:rPr>
+  </w:style>
+  <w:style w:type="character" w:customStyle="1" w:styleId="TextodebaloChar">
+    <w:name w:val="Texto de balão Char"/>
+    <w:basedOn w:val="Fontepargpadro"/>
+    <w:link w:val="Textodebalo"/>
+    <w:uiPriority w:val="99"/>
+    <w:semiHidden/>
+    <w:rsid w:val="0028220F"/>
+    <w:rPr>
+      <w:rFonts w:ascii="Segoe UI" w:hAnsi="Segoe UI" w:cs="Segoe UI"/>
+      <w:szCs w:val="18"/>
+    </w:rPr>
+  </w:style>
+  <w:style w:type="paragraph" w:styleId="Textodecomentrio">
+    <w:name w:val="annotation text"/>
+    <w:basedOn w:val="Normal"/>
+    <w:link w:val="TextodecomentrioChar"/>
+    <w:uiPriority w:val="99"/>
+    <w:semiHidden/>
+    <w:unhideWhenUsed/>
+    <w:rsid w:val="0028220F"/>
+    <w:rPr>
+      <w:szCs w:val="20"/>
+    </w:rPr>
+  </w:style>
+  <w:style w:type="character" w:customStyle="1" w:styleId="TextodecomentrioChar">
+    <w:name w:val="Texto de comentário Char"/>
+    <w:basedOn w:val="Fontepargpadro"/>
+    <w:link w:val="Textodecomentrio"/>
+    <w:uiPriority w:val="99"/>
+    <w:semiHidden/>
+    <w:rsid w:val="0028220F"/>
+    <w:rPr>
+      <w:szCs w:val="20"/>
+    </w:rPr>
+  </w:style>
+  <w:style w:type="paragraph" w:styleId="Assuntodocomentrio">
+    <w:name w:val="annotation subject"/>
+    <w:basedOn w:val="Textodecomentrio"/>
+    <w:next w:val="Textodecomentrio"/>
+    <w:link w:val="AssuntodocomentrioChar"/>
+    <w:uiPriority w:val="99"/>
+    <w:semiHidden/>
+    <w:unhideWhenUsed/>
+    <w:rsid w:val="0028220F"/>
+    <w:rPr>
+      <w:b/>
+      <w:bCs/>
+    </w:rPr>
+  </w:style>
+  <w:style w:type="character" w:customStyle="1" w:styleId="AssuntodocomentrioChar">
+    <w:name w:val="Assunto do comentário Char"/>
+    <w:basedOn w:val="TextodecomentrioChar"/>
+    <w:link w:val="Assuntodocomentrio"/>
+    <w:uiPriority w:val="99"/>
+    <w:semiHidden/>
+    <w:rsid w:val="0028220F"/>
+    <w:rPr>
+      <w:b/>
+      <w:bCs/>
+      <w:szCs w:val="20"/>
+    </w:rPr>
+  </w:style>
+  <w:style w:type="paragraph" w:styleId="Textodenotadefim">
+    <w:name w:val="endnote text"/>
+    <w:basedOn w:val="Normal"/>
+    <w:link w:val="TextodenotadefimChar"/>
+    <w:uiPriority w:val="99"/>
+    <w:semiHidden/>
+    <w:unhideWhenUsed/>
+    <w:rsid w:val="0028220F"/>
+    <w:pPr>
+      <w:spacing w:after="0"/>
+    </w:pPr>
+    <w:rPr>
+      <w:szCs w:val="20"/>
+    </w:rPr>
+  </w:style>
+  <w:style w:type="character" w:customStyle="1" w:styleId="TextodenotadefimChar">
+    <w:name w:val="Texto de nota de fim Char"/>
+    <w:basedOn w:val="Fontepargpadro"/>
+    <w:link w:val="Textodenotadefim"/>
+    <w:uiPriority w:val="99"/>
+    <w:semiHidden/>
+    <w:rsid w:val="0028220F"/>
+    <w:rPr>
+      <w:szCs w:val="20"/>
+    </w:rPr>
+  </w:style>
+  <w:style w:type="paragraph" w:styleId="Remetente">
+    <w:name w:val="envelope return"/>
+    <w:basedOn w:val="Normal"/>
+    <w:uiPriority w:val="99"/>
+    <w:semiHidden/>
+    <w:unhideWhenUsed/>
+    <w:rsid w:val="0028220F"/>
+    <w:pPr>
+      <w:spacing w:after="0"/>
+    </w:pPr>
+    <w:rPr>
+      <w:rFonts w:asciiTheme="majorHAnsi" w:eastAsiaTheme="majorEastAsia" w:hAnsiTheme="majorHAnsi" w:cstheme="majorBidi"/>
+      <w:szCs w:val="20"/>
+    </w:rPr>
+  </w:style>
+  <w:style w:type="paragraph" w:styleId="Textodenotaderodap">
+    <w:name w:val="footnote text"/>
+    <w:basedOn w:val="Normal"/>
+    <w:link w:val="TextodenotaderodapChar"/>
+    <w:uiPriority w:val="99"/>
+    <w:semiHidden/>
+    <w:unhideWhenUsed/>
+    <w:rsid w:val="0028220F"/>
+    <w:pPr>
+      <w:spacing w:after="0"/>
+    </w:pPr>
+    <w:rPr>
+      <w:szCs w:val="20"/>
+    </w:rPr>
+  </w:style>
+  <w:style w:type="character" w:customStyle="1" w:styleId="TextodenotaderodapChar">
+    <w:name w:val="Texto de nota de rodapé Char"/>
+    <w:basedOn w:val="Fontepargpadro"/>
+    <w:link w:val="Textodenotaderodap"/>
+    <w:uiPriority w:val="99"/>
+    <w:semiHidden/>
+    <w:rsid w:val="0028220F"/>
+    <w:rPr>
+      <w:szCs w:val="20"/>
+    </w:rPr>
+  </w:style>
+  <w:style w:type="character" w:styleId="CdigoHTML">
+    <w:name w:val="HTML Code"/>
+    <w:basedOn w:val="Fontepargpadro"/>
+    <w:uiPriority w:val="99"/>
+    <w:semiHidden/>
+    <w:unhideWhenUsed/>
+    <w:rsid w:val="0028220F"/>
+    <w:rPr>
+      <w:rFonts w:ascii="Consolas" w:hAnsi="Consolas"/>
+      <w:sz w:val="22"/>
+      <w:szCs w:val="20"/>
+    </w:rPr>
+  </w:style>
+  <w:style w:type="character" w:styleId="TecladoHTML">
+    <w:name w:val="HTML Keyboard"/>
+    <w:basedOn w:val="Fontepargpadro"/>
+    <w:uiPriority w:val="99"/>
+    <w:semiHidden/>
+    <w:unhideWhenUsed/>
+    <w:rsid w:val="0028220F"/>
+    <w:rPr>
+      <w:rFonts w:ascii="Consolas" w:hAnsi="Consolas"/>
+      <w:sz w:val="22"/>
+      <w:szCs w:val="20"/>
+    </w:rPr>
+  </w:style>
+  <w:style w:type="paragraph" w:styleId="Pr-formataoHTML">
+    <w:name w:val="HTML Preformatted"/>
+    <w:basedOn w:val="Normal"/>
+    <w:link w:val="Pr-formataoHTMLChar"/>
+    <w:uiPriority w:val="99"/>
+    <w:semiHidden/>
+    <w:unhideWhenUsed/>
+    <w:rsid w:val="0028220F"/>
+    <w:pPr>
+      <w:spacing w:after="0"/>
+    </w:pPr>
+    <w:rPr>
+      <w:rFonts w:ascii="Consolas" w:hAnsi="Consolas"/>
+      <w:szCs w:val="20"/>
+    </w:rPr>
+  </w:style>
+  <w:style w:type="character" w:customStyle="1" w:styleId="Pr-formataoHTMLChar">
+    <w:name w:val="Pré-formatação HTML Char"/>
+    <w:basedOn w:val="Fontepargpadro"/>
+    <w:link w:val="Pr-formataoHTML"/>
+    <w:uiPriority w:val="99"/>
+    <w:semiHidden/>
+    <w:rsid w:val="0028220F"/>
+    <w:rPr>
+      <w:rFonts w:ascii="Consolas" w:hAnsi="Consolas"/>
+      <w:szCs w:val="20"/>
+    </w:rPr>
+  </w:style>
+  <w:style w:type="character" w:styleId="MquinadeescreverHTML">
+    <w:name w:val="HTML Typewriter"/>
+    <w:basedOn w:val="Fontepargpadro"/>
+    <w:uiPriority w:val="99"/>
+    <w:semiHidden/>
+    <w:unhideWhenUsed/>
+    <w:rsid w:val="0028220F"/>
+    <w:rPr>
+      <w:rFonts w:ascii="Consolas" w:hAnsi="Consolas"/>
+      <w:sz w:val="22"/>
+      <w:szCs w:val="20"/>
+    </w:rPr>
+  </w:style>
+  <w:style w:type="paragraph" w:styleId="Textodemacro">
+    <w:name w:val="macro"/>
+    <w:link w:val="TextodemacroChar"/>
+    <w:uiPriority w:val="99"/>
+    <w:semiHidden/>
+    <w:unhideWhenUsed/>
+    <w:rsid w:val="0028220F"/>
+    <w:pPr>
+      <w:tabs>
+        <w:tab w:val="left" w:pos="480"/>
+        <w:tab w:val="left" w:pos="960"/>
+        <w:tab w:val="left" w:pos="1440"/>
+        <w:tab w:val="left" w:pos="1920"/>
+        <w:tab w:val="left" w:pos="2400"/>
+        <w:tab w:val="left" w:pos="2880"/>
+        <w:tab w:val="left" w:pos="3360"/>
+        <w:tab w:val="left" w:pos="3840"/>
+        <w:tab w:val="left" w:pos="4320"/>
+      </w:tabs>
+      <w:spacing w:after="0"/>
+    </w:pPr>
+    <w:rPr>
+      <w:rFonts w:ascii="Consolas" w:hAnsi="Consolas"/>
+      <w:szCs w:val="20"/>
+    </w:rPr>
+  </w:style>
+  <w:style w:type="character" w:customStyle="1" w:styleId="TextodemacroChar">
+    <w:name w:val="Texto de macro Char"/>
+    <w:basedOn w:val="Fontepargpadro"/>
+    <w:link w:val="Textodemacro"/>
+    <w:uiPriority w:val="99"/>
+    <w:semiHidden/>
+    <w:rsid w:val="0028220F"/>
+    <w:rPr>
+      <w:rFonts w:ascii="Consolas" w:hAnsi="Consolas"/>
+      <w:szCs w:val="20"/>
+    </w:rPr>
+  </w:style>
+  <w:style w:type="paragraph" w:styleId="TextosemFormatao">
+    <w:name w:val="Plain Text"/>
+    <w:basedOn w:val="Normal"/>
+    <w:link w:val="TextosemFormataoChar"/>
+    <w:uiPriority w:val="99"/>
+    <w:semiHidden/>
+    <w:unhideWhenUsed/>
+    <w:rsid w:val="0028220F"/>
+    <w:pPr>
+      <w:spacing w:after="0"/>
+    </w:pPr>
+    <w:rPr>
+      <w:rFonts w:ascii="Consolas" w:hAnsi="Consolas"/>
+      <w:szCs w:val="21"/>
+    </w:rPr>
+  </w:style>
+  <w:style w:type="character" w:customStyle="1" w:styleId="TextosemFormataoChar">
+    <w:name w:val="Texto sem Formatação Char"/>
+    <w:basedOn w:val="Fontepargpadro"/>
+    <w:link w:val="TextosemFormatao"/>
+    <w:uiPriority w:val="99"/>
+    <w:semiHidden/>
+    <w:rsid w:val="0028220F"/>
+    <w:rPr>
+      <w:rFonts w:ascii="Consolas" w:hAnsi="Consolas"/>
+      <w:szCs w:val="21"/>
+    </w:rPr>
+  </w:style>
+  <w:style w:type="character" w:styleId="MenoPendente">
+    <w:name w:val="Unresolved Mention"/>
+    <w:basedOn w:val="Fontepargpadro"/>
+    <w:uiPriority w:val="99"/>
+    <w:semiHidden/>
+    <w:unhideWhenUsed/>
+    <w:rsid w:val="00A34A94"/>
+    <w:rPr>
+      <w:color w:val="605E5C"/>
+      <w:shd w:val="clear" w:color="auto" w:fill="E1DFDD"/>
+    </w:rPr>
   </w:style>
 </w:styles>
 </file>
@@ -2345,35 +3194,6 @@
               <w:lang w:bidi="pt-BR"/>
             </w:rPr>
             <w:t>Comunicação</w:t>
-          </w:r>
-        </w:p>
-      </w:docPartBody>
-    </w:docPart>
-    <w:docPart>
-      <w:docPartPr>
-        <w:name w:val="46B0F00871614E6EA5F118A6A8AC1066"/>
-        <w:category>
-          <w:name w:val="Geral"/>
-          <w:gallery w:val="placeholder"/>
-        </w:category>
-        <w:types>
-          <w:type w:val="bbPlcHdr"/>
-        </w:types>
-        <w:behaviors>
-          <w:behavior w:val="content"/>
-        </w:behaviors>
-        <w:guid w:val="{D3263A16-0B5D-4D26-83F3-B6282D0FE7BF}"/>
-      </w:docPartPr>
-      <w:docPartBody>
-        <w:p>
-          <w:pPr>
-            <w:pStyle w:val="46B0F00871614E6EA5F118A6A8AC1066"/>
-          </w:pPr>
-          <w:r>
-            <w:rPr>
-              <w:lang w:bidi="pt-BR"/>
-            </w:rPr>
-            <w:t>Experiência</w:t>
           </w:r>
         </w:p>
       </w:docPartBody>
@@ -2504,6 +3324,7 @@
   </w:compat>
   <w:rsids>
     <w:rsidRoot w:val="00AE48A6"/>
+    <w:rsid w:val="00472A60"/>
     <w:rsid w:val="0047542A"/>
     <w:rsid w:val="005E7CB4"/>
     <w:rsid w:val="008A030E"/>

--- a/public/curriculo.docx
+++ b/public/curriculo.docx
@@ -1,99 +1,734 @@
 
 <file path=word/document.xml><?xml version="1.0" encoding="utf-8"?>
-<w:document xmlns:wpc="http://schemas.microsoft.com/office/word/2010/wordprocessingCanvas" xmlns:cx="http://schemas.microsoft.com/office/drawing/2014/chartex" xmlns:cx1="http://schemas.microsoft.com/office/drawing/2015/9/8/chartex" xmlns:cx2="http://schemas.microsoft.com/office/drawing/2015/10/21/chartex" xmlns:cx3="http://schemas.microsoft.com/office/drawing/2016/5/9/chartex" xmlns:cx4="http://schemas.microsoft.com/office/drawing/2016/5/10/chartex" xmlns:cx5="http://schemas.microsoft.com/office/drawing/2016/5/11/chartex" xmlns:cx6="http://schemas.microsoft.com/office/drawing/2016/5/12/chartex" xmlns:cx7="http://schemas.microsoft.com/office/drawing/2016/5/13/chartex" xmlns:cx8="http://schemas.microsoft.com/office/drawing/2016/5/14/chartex" xmlns:mc="http://schemas.openxmlformats.org/markup-compatibility/2006" xmlns:aink="http://schemas.microsoft.com/office/drawing/2016/ink" xmlns:am3d="http://schemas.microsoft.com/office/drawing/2017/model3d" xmlns:o="urn:schemas-microsoft-com:office:office" xmlns:oel="http://schemas.microsoft.com/office/2019/extlst" xmlns:r="http://schemas.openxmlformats.org/officeDocument/2006/relationships" xmlns:m="http://schemas.openxmlformats.org/officeDocument/2006/math" xmlns:v="urn:schemas-microsoft-com:vml" xmlns:wp14="http://schemas.microsoft.com/office/word/2010/wordprocessingDrawing" xmlns:wp="http://schemas.openxmlformats.org/drawingml/2006/wordprocessingDrawing" xmlns:w10="urn:schemas-microsoft-com:office:word" xmlns:w="http://schemas.openxmlformats.org/wordprocessingml/2006/main" xmlns:w14="http://schemas.microsoft.com/office/word/2010/wordml" xmlns:w15="http://schemas.microsoft.com/office/word/2012/wordml" xmlns:w16cex="http://schemas.microsoft.com/office/word/2018/wordml/cex" xmlns:w16cid="http://schemas.microsoft.com/office/word/2016/wordml/cid" xmlns:w16="http://schemas.microsoft.com/office/word/2018/wordml" xmlns:w16sdtdh="http://schemas.microsoft.com/office/word/2020/wordml/sdtdatahash" xmlns:w16se="http://schemas.microsoft.com/office/word/2015/wordml/symex" xmlns:wpg="http://schemas.microsoft.com/office/word/2010/wordprocessingGroup" xmlns:wpi="http://schemas.microsoft.com/office/word/2010/wordprocessingInk" xmlns:wne="http://schemas.microsoft.com/office/word/2006/wordml" xmlns:wps="http://schemas.microsoft.com/office/word/2010/wordprocessingShape" mc:Ignorable="w14 w15 w16se w16cid w16 w16cex w16sdtdh wp14">
+<w:document xmlns:wpc="http://schemas.microsoft.com/office/word/2010/wordprocessingCanvas" xmlns:cx="http://schemas.microsoft.com/office/drawing/2014/chartex" xmlns:cx1="http://schemas.microsoft.com/office/drawing/2015/9/8/chartex" xmlns:cx2="http://schemas.microsoft.com/office/drawing/2015/10/21/chartex" xmlns:cx3="http://schemas.microsoft.com/office/drawing/2016/5/9/chartex" xmlns:cx4="http://schemas.microsoft.com/office/drawing/2016/5/10/chartex" xmlns:cx5="http://schemas.microsoft.com/office/drawing/2016/5/11/chartex" xmlns:cx6="http://schemas.microsoft.com/office/drawing/2016/5/12/chartex" xmlns:cx7="http://schemas.microsoft.com/office/drawing/2016/5/13/chartex" xmlns:cx8="http://schemas.microsoft.com/office/drawing/2016/5/14/chartex" xmlns:mc="http://schemas.openxmlformats.org/markup-compatibility/2006" xmlns:aink="http://schemas.microsoft.com/office/drawing/2016/ink" xmlns:am3d="http://schemas.microsoft.com/office/drawing/2017/model3d" xmlns:o="urn:schemas-microsoft-com:office:office" xmlns:oel="http://schemas.microsoft.com/office/2019/extlst" xmlns:r="http://schemas.openxmlformats.org/officeDocument/2006/relationships" xmlns:m="http://schemas.openxmlformats.org/officeDocument/2006/math" xmlns:v="urn:schemas-microsoft-com:vml" xmlns:wp14="http://schemas.microsoft.com/office/word/2010/wordprocessingDrawing" xmlns:wp="http://schemas.openxmlformats.org/drawingml/2006/wordprocessingDrawing" xmlns:w10="urn:schemas-microsoft-com:office:word" xmlns:w="http://schemas.openxmlformats.org/wordprocessingml/2006/main" xmlns:w14="http://schemas.microsoft.com/office/word/2010/wordml" xmlns:w15="http://schemas.microsoft.com/office/word/2012/wordml" xmlns:w16cex="http://schemas.microsoft.com/office/word/2018/wordml/cex" xmlns:w16cid="http://schemas.microsoft.com/office/word/2016/wordml/cid" xmlns:w16="http://schemas.microsoft.com/office/word/2018/wordml" xmlns:w16du="http://schemas.microsoft.com/office/word/2023/wordml/word16du" xmlns:w16sdtdh="http://schemas.microsoft.com/office/word/2020/wordml/sdtdatahash" xmlns:w16se="http://schemas.microsoft.com/office/word/2015/wordml/symex" xmlns:wpg="http://schemas.microsoft.com/office/word/2010/wordprocessingGroup" xmlns:wpi="http://schemas.microsoft.com/office/word/2010/wordprocessingInk" xmlns:wne="http://schemas.microsoft.com/office/word/2006/wordml" xmlns:wps="http://schemas.microsoft.com/office/word/2010/wordprocessingShape" mc:Ignorable="w14 w15 w16se w16cid w16 w16cex w16sdtdh wp14">
   <w:body>
     <w:p>
       <w:pPr>
         <w:pStyle w:val="Ttulo"/>
-      </w:pPr>
-      <w:r>
-        <w:t>Lucas Marcel Silva de Brito</w:t>
-      </w:r>
-      <w:r>
-        <w:tab/>
-      </w:r>
-    </w:p>
-    <w:p>
-      <w:r>
-        <w:t xml:space="preserve">Endereço: </w:t>
-      </w:r>
-      <w:r>
-        <w:t>Rua das Orquídeas, Capim Macio - Mirassol, Natal/RN</w:t>
-      </w:r>
-      <w:r>
-        <w:t>, 59078-170</w:t>
-      </w:r>
-      <w:r>
-        <w:br/>
-      </w:r>
-      <w:r>
-        <w:t xml:space="preserve">Links: </w:t>
+        <w:spacing w:before="100" w:beforeAutospacing="1"/>
+        <w:ind w:right="-444"/>
+        <w:outlineLvl w:val="0"/>
+        <w:rPr>
+          <w:sz w:val="52"/>
+          <w:szCs w:val="24"/>
+        </w:rPr>
+      </w:pPr>
+      <w:r>
+        <w:rPr>
+          <w:sz w:val="52"/>
+          <w:szCs w:val="24"/>
+        </w:rPr>
+        <w:t>Lucas Marcel</w:t>
+      </w:r>
+    </w:p>
+    <w:p>
+      <w:pPr>
+        <w:pStyle w:val="Ttulo"/>
+        <w:ind w:right="-444"/>
+        <w:outlineLvl w:val="9"/>
+        <w:rPr>
+          <w:b w:val="0"/>
+          <w:bCs/>
+          <w:i/>
+          <w:iCs/>
+          <w:sz w:val="32"/>
+          <w:szCs w:val="14"/>
+        </w:rPr>
+      </w:pPr>
+      <w:r>
+        <w:rPr>
+          <w:b w:val="0"/>
+          <w:bCs/>
+          <w:i/>
+          <w:iCs/>
+          <w:sz w:val="32"/>
+          <w:szCs w:val="14"/>
+        </w:rPr>
+        <w:t>Desenvolvedor FRONTEND</w:t>
+      </w:r>
+    </w:p>
+    <w:p>
+      <w:pPr>
+        <w:ind w:right="-444"/>
+        <w:rPr>
+          <w:sz w:val="24"/>
+          <w:szCs w:val="24"/>
+        </w:rPr>
+      </w:pPr>
+      <w:r>
+        <w:rPr>
+          <w:sz w:val="24"/>
+          <w:szCs w:val="24"/>
+        </w:rPr>
+        <w:t xml:space="preserve">Programo </w:t>
+      </w:r>
+      <w:r>
+        <w:rPr>
+          <w:sz w:val="24"/>
+          <w:szCs w:val="24"/>
+        </w:rPr>
+        <w:t>desde</w:t>
+      </w:r>
+      <w:r>
+        <w:rPr>
+          <w:sz w:val="24"/>
+          <w:szCs w:val="24"/>
+        </w:rPr>
+        <w:t xml:space="preserve"> </w:t>
+      </w:r>
+      <w:r>
+        <w:rPr>
+          <w:sz w:val="24"/>
+          <w:szCs w:val="24"/>
+        </w:rPr>
+        <w:t>2018</w:t>
+      </w:r>
+      <w:r>
+        <w:rPr>
+          <w:sz w:val="24"/>
+          <w:szCs w:val="24"/>
+        </w:rPr>
+        <w:t>, dando foco ao desenvolvimento Web.</w:t>
+      </w:r>
+      <w:r>
+        <w:rPr>
+          <w:sz w:val="24"/>
+          <w:szCs w:val="24"/>
+        </w:rPr>
+        <w:t xml:space="preserve"> </w:t>
+      </w:r>
+      <w:r>
+        <w:rPr>
+          <w:sz w:val="24"/>
+          <w:szCs w:val="24"/>
+        </w:rPr>
+        <w:t xml:space="preserve">Tive um artigo publicado no Simpósio Brasileiro de Informática na Educação, recebi uma bolsa de estudos completa da Rocketseat e </w:t>
+      </w:r>
+      <w:r>
+        <w:rPr>
+          <w:sz w:val="24"/>
+          <w:szCs w:val="24"/>
+        </w:rPr>
+        <w:t xml:space="preserve">atualmente </w:t>
+      </w:r>
+      <w:r>
+        <w:rPr>
+          <w:sz w:val="24"/>
+          <w:szCs w:val="24"/>
+        </w:rPr>
+        <w:t xml:space="preserve">estudo no </w:t>
+      </w:r>
+      <w:r>
+        <w:rPr>
+          <w:sz w:val="24"/>
+          <w:szCs w:val="24"/>
+        </w:rPr>
+        <w:t>Instituto Metrópole Digital (IMD) da Universidade Federal do Rio Grande do Norte (UFRN)</w:t>
+      </w:r>
+      <w:r>
+        <w:rPr>
+          <w:sz w:val="24"/>
+          <w:szCs w:val="24"/>
+        </w:rPr>
+        <w:t xml:space="preserve">. Me especializei em </w:t>
+      </w:r>
+      <w:r>
+        <w:rPr>
+          <w:b/>
+          <w:bCs/>
+          <w:sz w:val="24"/>
+          <w:szCs w:val="24"/>
+        </w:rPr>
+        <w:t>React</w:t>
+      </w:r>
+      <w:r>
+        <w:rPr>
+          <w:b/>
+          <w:bCs/>
+          <w:sz w:val="24"/>
+          <w:szCs w:val="24"/>
+        </w:rPr>
+        <w:t>JS</w:t>
+      </w:r>
+      <w:r>
+        <w:rPr>
+          <w:sz w:val="24"/>
+          <w:szCs w:val="24"/>
+        </w:rPr>
+        <w:t xml:space="preserve">, </w:t>
+      </w:r>
+      <w:r>
+        <w:rPr>
+          <w:b/>
+          <w:bCs/>
+          <w:sz w:val="24"/>
+          <w:szCs w:val="24"/>
+        </w:rPr>
+        <w:t>Node</w:t>
+      </w:r>
+      <w:r>
+        <w:rPr>
+          <w:sz w:val="24"/>
+          <w:szCs w:val="24"/>
+        </w:rPr>
+        <w:t xml:space="preserve">, </w:t>
+      </w:r>
+      <w:r>
+        <w:rPr>
+          <w:b/>
+          <w:bCs/>
+          <w:sz w:val="24"/>
+          <w:szCs w:val="24"/>
+        </w:rPr>
+        <w:t>Next</w:t>
+      </w:r>
+      <w:r>
+        <w:rPr>
+          <w:sz w:val="24"/>
+          <w:szCs w:val="24"/>
+        </w:rPr>
+        <w:t>,</w:t>
+      </w:r>
+      <w:r>
+        <w:rPr>
+          <w:b/>
+          <w:bCs/>
+          <w:sz w:val="24"/>
+          <w:szCs w:val="24"/>
+        </w:rPr>
+        <w:t xml:space="preserve"> </w:t>
+      </w:r>
+      <w:r>
+        <w:rPr>
+          <w:b/>
+          <w:bCs/>
+          <w:sz w:val="24"/>
+          <w:szCs w:val="24"/>
+        </w:rPr>
+        <w:t>JavaScript</w:t>
+      </w:r>
+      <w:r>
+        <w:rPr>
+          <w:sz w:val="24"/>
+          <w:szCs w:val="24"/>
+        </w:rPr>
+        <w:t xml:space="preserve"> e </w:t>
+      </w:r>
+      <w:r>
+        <w:rPr>
+          <w:b/>
+          <w:bCs/>
+          <w:sz w:val="24"/>
+          <w:szCs w:val="24"/>
+        </w:rPr>
+        <w:t>TypeScript</w:t>
+      </w:r>
+      <w:r>
+        <w:rPr>
+          <w:sz w:val="24"/>
+          <w:szCs w:val="24"/>
+        </w:rPr>
+        <w:t>.</w:t>
+      </w:r>
+    </w:p>
+    <w:p>
+      <w:pPr>
+        <w:pStyle w:val="Ttulo1"/>
+        <w:ind w:right="-444"/>
+        <w:rPr>
+          <w:rFonts w:ascii="Roboto" w:hAnsi="Roboto"/>
+          <w:sz w:val="24"/>
+          <w:szCs w:val="24"/>
+        </w:rPr>
+      </w:pPr>
+      <w:r>
+        <w:rPr>
+          <w:rFonts w:ascii="Roboto" w:hAnsi="Roboto"/>
+          <w:sz w:val="24"/>
+          <w:szCs w:val="24"/>
+        </w:rPr>
+        <w:t>E</w:t>
+      </w:r>
+      <w:r>
+        <w:rPr>
+          <w:rFonts w:ascii="Roboto" w:hAnsi="Roboto"/>
+          <w:sz w:val="24"/>
+          <w:szCs w:val="24"/>
+        </w:rPr>
+        <w:t>XPERIÊNCIA</w:t>
+      </w:r>
+    </w:p>
+    <w:p>
+      <w:pPr>
+        <w:pStyle w:val="Ttulo2"/>
+        <w:ind w:right="-444"/>
+        <w:rPr>
+          <w:sz w:val="22"/>
+          <w:szCs w:val="24"/>
+        </w:rPr>
+      </w:pPr>
+      <w:r>
+        <w:rPr>
+          <w:sz w:val="22"/>
+          <w:szCs w:val="24"/>
+        </w:rPr>
+        <w:t xml:space="preserve">PROJETO: </w:t>
+      </w:r>
+      <w:r>
+        <w:rPr>
+          <w:sz w:val="22"/>
+          <w:szCs w:val="24"/>
+        </w:rPr>
+        <w:t>HIGHLIGHT (</w:t>
       </w:r>
       <w:hyperlink r:id="rId8" w:history="1">
         <w:r>
           <w:rPr>
             <w:rStyle w:val="Hyperlink"/>
+            <w:caps w:val="0"/>
+            <w:sz w:val="22"/>
+            <w:szCs w:val="24"/>
           </w:rPr>
-          <w:t>LinkedIn</w:t>
+          <w:t>demonstração</w:t>
         </w:r>
       </w:hyperlink>
       <w:r>
-        <w:t xml:space="preserve"> | </w:t>
+        <w:rPr>
+          <w:sz w:val="22"/>
+          <w:szCs w:val="24"/>
+        </w:rPr>
+        <w:t>)</w:t>
+      </w:r>
+    </w:p>
+    <w:p>
+      <w:pPr>
+        <w:pStyle w:val="Commarcadores"/>
+        <w:ind w:right="-444"/>
+      </w:pPr>
+      <w:r>
+        <w:t>Uma ferramenta para gerar caixas de texto que simulam editores de texto. Com acessibilidade, diversos temas customizáveis, suporte para plugins e integração para diversas linguagens de programação;</w:t>
+      </w:r>
+    </w:p>
+    <w:p>
+      <w:pPr>
+        <w:pStyle w:val="Commarcadores"/>
+        <w:ind w:right="-444"/>
+      </w:pPr>
+      <w:r>
+        <w:t>Tecnologias: ReactJS,</w:t>
+      </w:r>
+      <w:r>
+        <w:t xml:space="preserve"> </w:t>
+      </w:r>
+      <w:r>
+        <w:t>JavaScript, TypeScript,</w:t>
+      </w:r>
+      <w:r>
+        <w:t xml:space="preserve"> </w:t>
+      </w:r>
+      <w:r>
+        <w:t>Tailwind</w:t>
+      </w:r>
+      <w:r>
+        <w:t xml:space="preserve"> e PrismJS.</w:t>
+      </w:r>
+    </w:p>
+    <w:p>
+      <w:pPr>
+        <w:pStyle w:val="Ttulo2"/>
+        <w:ind w:right="-444"/>
+        <w:rPr>
+          <w:sz w:val="22"/>
+          <w:szCs w:val="24"/>
+        </w:rPr>
+      </w:pPr>
+      <w:r>
+        <w:rPr>
+          <w:sz w:val="22"/>
+          <w:szCs w:val="24"/>
+        </w:rPr>
+        <w:t xml:space="preserve">PROJETO: </w:t>
+      </w:r>
+      <w:r>
+        <w:rPr>
+          <w:sz w:val="22"/>
+          <w:szCs w:val="24"/>
+        </w:rPr>
+        <w:t>TAIL</w:t>
+      </w:r>
+      <w:r>
+        <w:rPr>
+          <w:sz w:val="22"/>
+          <w:szCs w:val="24"/>
+        </w:rPr>
+        <w:t>WIND FAC</w:t>
+      </w:r>
+      <w:r>
+        <w:rPr>
+          <w:sz w:val="22"/>
+          <w:szCs w:val="24"/>
+        </w:rPr>
+        <w:t>TORY</w:t>
+      </w:r>
+      <w:r>
+        <w:rPr>
+          <w:sz w:val="22"/>
+          <w:szCs w:val="24"/>
+        </w:rPr>
+        <w:t xml:space="preserve"> (</w:t>
       </w:r>
       <w:hyperlink r:id="rId9" w:history="1">
         <w:r>
           <w:rPr>
             <w:rStyle w:val="Hyperlink"/>
+            <w:caps w:val="0"/>
+            <w:sz w:val="22"/>
+            <w:szCs w:val="24"/>
           </w:rPr>
-          <w:t>GitHub</w:t>
+          <w:t>documentação</w:t>
         </w:r>
       </w:hyperlink>
       <w:r>
-        <w:t xml:space="preserve"> </w:t>
-      </w:r>
-      <w:r>
-        <w:t xml:space="preserve">| </w:t>
+        <w:rPr>
+          <w:sz w:val="22"/>
+          <w:szCs w:val="24"/>
+        </w:rPr>
+        <w:t>)</w:t>
+      </w:r>
+    </w:p>
+    <w:p>
+      <w:pPr>
+        <w:pStyle w:val="Commarcadores"/>
+        <w:ind w:right="-444"/>
+      </w:pPr>
+      <w:r>
+        <w:t xml:space="preserve">Uma </w:t>
+      </w:r>
+      <w:r>
+        <w:t>biblioteca CSS in JS</w:t>
+      </w:r>
+      <w:r>
+        <w:t xml:space="preserve"> para</w:t>
+      </w:r>
+      <w:r>
+        <w:t xml:space="preserve"> criar componentes estilizados utilizando classes do Tailwind e variantes como no Stitches. A ferramenta é acompanhada por uma extensão do VSCode e um plugin do Babel</w:t>
+      </w:r>
+      <w:r>
+        <w:t>;</w:t>
+      </w:r>
+    </w:p>
+    <w:p>
+      <w:pPr>
+        <w:pStyle w:val="Commarcadores"/>
+        <w:ind w:right="-444"/>
+      </w:pPr>
+      <w:r>
+        <w:t>Tecnologias: ReactJS, JavaScript, TypeScript, Tailwind</w:t>
+      </w:r>
+      <w:r>
+        <w:t>, Babel, Jest, PostCSS e Sass</w:t>
+      </w:r>
+      <w:r>
+        <w:t>.</w:t>
+      </w:r>
+    </w:p>
+    <w:p>
+      <w:pPr>
+        <w:pStyle w:val="Commarcadores"/>
+        <w:numPr>
+          <w:ilvl w:val="0"/>
+          <w:numId w:val="0"/>
+        </w:numPr>
+        <w:ind w:left="216" w:hanging="216"/>
+      </w:pPr>
+    </w:p>
+    <w:p>
+      <w:pPr>
+        <w:pStyle w:val="Commarcadores"/>
+        <w:numPr>
+          <w:ilvl w:val="0"/>
+          <w:numId w:val="0"/>
+        </w:numPr>
+      </w:pPr>
+      <w:r>
+        <w:rPr>
+          <w:noProof/>
+        </w:rPr>
+        <mc:AlternateContent>
+          <mc:Choice Requires="wps">
+            <w:drawing>
+              <wp:anchor distT="0" distB="0" distL="114300" distR="114300" simplePos="0" relativeHeight="251659264" behindDoc="0" locked="0" layoutInCell="1" allowOverlap="1" wp14:anchorId="78D5955A" wp14:editId="5C7562D3">
+                <wp:simplePos x="0" y="0"/>
+                <wp:positionH relativeFrom="page">
+                  <wp:posOffset>-3038475</wp:posOffset>
+                </wp:positionH>
+                <wp:positionV relativeFrom="paragraph">
+                  <wp:posOffset>2299970</wp:posOffset>
+                </wp:positionV>
+                <wp:extent cx="10620375" cy="1495425"/>
+                <wp:effectExtent l="0" t="0" r="9525" b="9525"/>
+                <wp:wrapNone/>
+                <wp:docPr id="370818179" name="Triângulo isósceles 1"/>
+                <wp:cNvGraphicFramePr/>
+                <a:graphic xmlns:a="http://schemas.openxmlformats.org/drawingml/2006/main">
+                  <a:graphicData uri="http://schemas.microsoft.com/office/word/2010/wordprocessingShape">
+                    <wps:wsp>
+                      <wps:cNvSpPr/>
+                      <wps:spPr>
+                        <a:xfrm>
+                          <a:off x="0" y="0"/>
+                          <a:ext cx="10620375" cy="1495425"/>
+                        </a:xfrm>
+                        <a:prstGeom prst="triangle">
+                          <a:avLst>
+                            <a:gd name="adj" fmla="val 28744"/>
+                          </a:avLst>
+                        </a:prstGeom>
+                        <a:ln>
+                          <a:noFill/>
+                        </a:ln>
+                      </wps:spPr>
+                      <wps:style>
+                        <a:lnRef idx="2">
+                          <a:schemeClr val="accent1">
+                            <a:shade val="50000"/>
+                          </a:schemeClr>
+                        </a:lnRef>
+                        <a:fillRef idx="1">
+                          <a:schemeClr val="accent1"/>
+                        </a:fillRef>
+                        <a:effectRef idx="0">
+                          <a:schemeClr val="accent1"/>
+                        </a:effectRef>
+                        <a:fontRef idx="minor">
+                          <a:schemeClr val="lt1"/>
+                        </a:fontRef>
+                      </wps:style>
+                      <wps:bodyPr rot="0" spcFirstLastPara="0" vertOverflow="overflow" horzOverflow="overflow" vert="horz" wrap="square" lIns="91440" tIns="45720" rIns="91440" bIns="45720" numCol="1" spcCol="0" rtlCol="0" fromWordArt="0" anchor="ctr" anchorCtr="0" forceAA="0" compatLnSpc="1">
+                        <a:prstTxWarp prst="textNoShape">
+                          <a:avLst/>
+                        </a:prstTxWarp>
+                        <a:noAutofit/>
+                      </wps:bodyPr>
+                    </wps:wsp>
+                  </a:graphicData>
+                </a:graphic>
+                <wp14:sizeRelH relativeFrom="margin">
+                  <wp14:pctWidth>0</wp14:pctWidth>
+                </wp14:sizeRelH>
+                <wp14:sizeRelV relativeFrom="margin">
+                  <wp14:pctHeight>0</wp14:pctHeight>
+                </wp14:sizeRelV>
+              </wp:anchor>
+            </w:drawing>
+          </mc:Choice>
+          <mc:Fallback>
+            <w:pict>
+              <v:shapetype w14:anchorId="2DC15CCA" id="_x0000_t5" coordsize="21600,21600" o:spt="5" adj="10800" path="m@0,l,21600r21600,xe">
+                <v:stroke joinstyle="miter"/>
+                <v:formulas>
+                  <v:f eqn="val #0"/>
+                  <v:f eqn="prod #0 1 2"/>
+                  <v:f eqn="sum @1 10800 0"/>
+                </v:formulas>
+                <v:path gradientshapeok="t" o:connecttype="custom" o:connectlocs="@0,0;@1,10800;0,21600;10800,21600;21600,21600;@2,10800" textboxrect="0,10800,10800,18000;5400,10800,16200,18000;10800,10800,21600,18000;0,7200,7200,21600;7200,7200,14400,21600;14400,7200,21600,21600"/>
+                <v:handles>
+                  <v:h position="#0,topLeft" xrange="0,21600"/>
+                </v:handles>
+              </v:shapetype>
+              <v:shape id="Triângulo isósceles 1" o:spid="_x0000_s1026" type="#_x0000_t5" style="position:absolute;margin-left:-239.25pt;margin-top:181.1pt;width:836.25pt;height:117.75pt;z-index:251659264;visibility:visible;mso-wrap-style:square;mso-width-percent:0;mso-height-percent:0;mso-wrap-distance-left:9pt;mso-wrap-distance-top:0;mso-wrap-distance-right:9pt;mso-wrap-distance-bottom:0;mso-position-horizontal:absolute;mso-position-horizontal-relative:page;mso-position-vertical:absolute;mso-position-vertical-relative:text;mso-width-percent:0;mso-height-percent:0;mso-width-relative:margin;mso-height-relative:margin;v-text-anchor:middle" o:gfxdata="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" adj="6209" fillcolor="#39a5b7 [3204]" stroked="f" strokeweight="1pt">
+                <w10:wrap anchorx="page"/>
+              </v:shape>
+            </w:pict>
+          </mc:Fallback>
+        </mc:AlternateContent>
+      </w:r>
+      <w:r>
+        <w:rPr>
+          <w:noProof/>
+        </w:rPr>
+        <mc:AlternateContent>
+          <mc:Choice Requires="wps">
+            <w:drawing>
+              <wp:anchor distT="0" distB="0" distL="114300" distR="114300" simplePos="0" relativeHeight="251661312" behindDoc="0" locked="0" layoutInCell="1" allowOverlap="1" wp14:anchorId="6CC076BF" wp14:editId="772B01EA">
+                <wp:simplePos x="0" y="0"/>
+                <wp:positionH relativeFrom="page">
+                  <wp:posOffset>2343150</wp:posOffset>
+                </wp:positionH>
+                <wp:positionV relativeFrom="paragraph">
+                  <wp:posOffset>2119630</wp:posOffset>
+                </wp:positionV>
+                <wp:extent cx="10620375" cy="1495425"/>
+                <wp:effectExtent l="57150" t="38100" r="0" b="1019175"/>
+                <wp:wrapNone/>
+                <wp:docPr id="147761673" name="Triângulo isósceles 1"/>
+                <wp:cNvGraphicFramePr/>
+                <a:graphic xmlns:a="http://schemas.openxmlformats.org/drawingml/2006/main">
+                  <a:graphicData uri="http://schemas.microsoft.com/office/word/2010/wordprocessingShape">
+                    <wps:wsp>
+                      <wps:cNvSpPr/>
+                      <wps:spPr>
+                        <a:xfrm rot="670352">
+                          <a:off x="0" y="0"/>
+                          <a:ext cx="10620375" cy="1495425"/>
+                        </a:xfrm>
+                        <a:prstGeom prst="triangle">
+                          <a:avLst>
+                            <a:gd name="adj" fmla="val 47985"/>
+                          </a:avLst>
+                        </a:prstGeom>
+                        <a:solidFill>
+                          <a:schemeClr val="accent1">
+                            <a:lumMod val="20000"/>
+                            <a:lumOff val="80000"/>
+                          </a:schemeClr>
+                        </a:solidFill>
+                        <a:ln>
+                          <a:noFill/>
+                        </a:ln>
+                      </wps:spPr>
+                      <wps:style>
+                        <a:lnRef idx="2">
+                          <a:schemeClr val="accent1">
+                            <a:shade val="50000"/>
+                          </a:schemeClr>
+                        </a:lnRef>
+                        <a:fillRef idx="1">
+                          <a:schemeClr val="accent1"/>
+                        </a:fillRef>
+                        <a:effectRef idx="0">
+                          <a:schemeClr val="accent1"/>
+                        </a:effectRef>
+                        <a:fontRef idx="minor">
+                          <a:schemeClr val="lt1"/>
+                        </a:fontRef>
+                      </wps:style>
+                      <wps:bodyPr rot="0" spcFirstLastPara="0" vertOverflow="overflow" horzOverflow="overflow" vert="horz" wrap="square" lIns="91440" tIns="45720" rIns="91440" bIns="45720" numCol="1" spcCol="0" rtlCol="0" fromWordArt="0" anchor="ctr" anchorCtr="0" forceAA="0" compatLnSpc="1">
+                        <a:prstTxWarp prst="textNoShape">
+                          <a:avLst/>
+                        </a:prstTxWarp>
+                        <a:noAutofit/>
+                      </wps:bodyPr>
+                    </wps:wsp>
+                  </a:graphicData>
+                </a:graphic>
+                <wp14:sizeRelH relativeFrom="margin">
+                  <wp14:pctWidth>0</wp14:pctWidth>
+                </wp14:sizeRelH>
+                <wp14:sizeRelV relativeFrom="margin">
+                  <wp14:pctHeight>0</wp14:pctHeight>
+                </wp14:sizeRelV>
+              </wp:anchor>
+            </w:drawing>
+          </mc:Choice>
+          <mc:Fallback>
+            <w:pict>
+              <v:shape w14:anchorId="59C42C9B" id="Triângulo isósceles 1" o:spid="_x0000_s1026" type="#_x0000_t5" style="position:absolute;margin-left:184.5pt;margin-top:166.9pt;width:836.25pt;height:117.75pt;rotation:732203fd;z-index:251661312;visibility:visible;mso-wrap-style:square;mso-width-percent:0;mso-height-percent:0;mso-wrap-distance-left:9pt;mso-wrap-distance-top:0;mso-wrap-distance-right:9pt;mso-wrap-distance-bottom:0;mso-position-horizontal:absolute;mso-position-horizontal-relative:page;mso-position-vertical:absolute;mso-position-vertical-relative:text;mso-width-percent:0;mso-height-percent:0;mso-width-relative:margin;mso-height-relative:margin;v-text-anchor:middle" o:gfxdata="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" adj="10365" fillcolor="#d5eef2 [660]" stroked="f" strokeweight="1pt">
+                <w10:wrap anchorx="page"/>
+              </v:shape>
+            </w:pict>
+          </mc:Fallback>
+        </mc:AlternateContent>
+      </w:r>
+    </w:p>
+    <w:p>
+      <w:pPr>
+        <w:pStyle w:val="Ttulo1"/>
+        <w:rPr>
+          <w:rFonts w:ascii="Roboto" w:hAnsi="Roboto"/>
+          <w:sz w:val="24"/>
+          <w:szCs w:val="24"/>
+        </w:rPr>
+      </w:pPr>
+      <w:r>
+        <w:rPr>
+          <w:rFonts w:ascii="Roboto" w:hAnsi="Roboto"/>
+          <w:sz w:val="24"/>
+          <w:szCs w:val="24"/>
+        </w:rPr>
+        <w:t>LINKS PARA CONTATO</w:t>
+      </w:r>
+    </w:p>
+    <w:p>
+      <w:pPr>
+        <w:rPr>
+          <w:rStyle w:val="Hyperlink"/>
+          <w:sz w:val="24"/>
+          <w:szCs w:val="24"/>
+        </w:rPr>
+      </w:pPr>
+      <w:r>
+        <w:rPr>
+          <w:sz w:val="24"/>
+          <w:szCs w:val="24"/>
+        </w:rPr>
+        <w:t xml:space="preserve">Portfólio: </w:t>
       </w:r>
       <w:hyperlink r:id="rId10" w:history="1">
         <w:r>
           <w:rPr>
             <w:rStyle w:val="Hyperlink"/>
+            <w:sz w:val="24"/>
+            <w:szCs w:val="24"/>
           </w:rPr>
-          <w:t>Portfólio</w:t>
+          <w:t>www.l-marcel.vercel.app</w:t>
         </w:r>
       </w:hyperlink>
       <w:r>
         <w:rPr>
-          <w:lang w:bidi="pt-BR"/>
+          <w:sz w:val="24"/>
+          <w:szCs w:val="24"/>
         </w:rPr>
         <w:br/>
-        <w:t xml:space="preserve">Telefone: </w:t>
-      </w:r>
-      <w:r>
-        <w:rPr>
-          <w:lang w:bidi="pt-BR"/>
-        </w:rPr>
-        <w:t>+55 (</w:t>
-      </w:r>
-      <w:r>
-        <w:t>84) 99623-0190</w:t>
-      </w:r>
-      <w:r>
-        <w:rPr>
-          <w:lang w:bidi="pt-BR"/>
-        </w:rPr>
-        <w:br/>
-      </w:r>
-      <w:r>
-        <w:rPr>
-          <w:lang w:bidi="pt-BR"/>
-        </w:rPr>
-        <w:t xml:space="preserve">E-mail: </w:t>
+        <w:t xml:space="preserve">GitHub: </w:t>
       </w:r>
       <w:hyperlink r:id="rId11" w:history="1">
         <w:r>
           <w:rPr>
             <w:rStyle w:val="Hyperlink"/>
+            <w:sz w:val="24"/>
+            <w:szCs w:val="24"/>
+          </w:rPr>
+          <w:t>/l-marcel</w:t>
+        </w:r>
+      </w:hyperlink>
+      <w:r>
+        <w:rPr>
+          <w:sz w:val="24"/>
+          <w:szCs w:val="24"/>
+        </w:rPr>
+        <w:br/>
+        <w:t xml:space="preserve">Telefone: </w:t>
+      </w:r>
+      <w:r>
+        <w:rPr>
+          <w:sz w:val="24"/>
+          <w:szCs w:val="24"/>
+          <w:lang w:bidi="pt-BR"/>
+        </w:rPr>
+        <w:t>+55 (</w:t>
+      </w:r>
+      <w:r>
+        <w:rPr>
+          <w:sz w:val="24"/>
+          <w:szCs w:val="24"/>
+        </w:rPr>
+        <w:t>84) 99623-0190</w:t>
+      </w:r>
+      <w:r>
+        <w:rPr>
+          <w:sz w:val="24"/>
+          <w:szCs w:val="24"/>
+        </w:rPr>
+        <w:br/>
+        <w:t xml:space="preserve">E-mail: </w:t>
+      </w:r>
+      <w:hyperlink r:id="rId12" w:history="1">
+        <w:r>
+          <w:rPr>
+            <w:rStyle w:val="Hyperlink"/>
+            <w:sz w:val="24"/>
+            <w:szCs w:val="24"/>
           </w:rPr>
           <w:t>lmgh1312@gmail.com</w:t>
         </w:r>
@@ -102,145 +737,277 @@
     <w:p>
       <w:pPr>
         <w:pStyle w:val="Ttulo1"/>
-      </w:pPr>
-      <w:r>
-        <w:t>Resumo</w:t>
-      </w:r>
-    </w:p>
-    <w:p>
-      <w:r>
-        <w:t xml:space="preserve">Sou um desenvolvedor </w:t>
-      </w:r>
-      <w:r>
-        <w:t>f</w:t>
-      </w:r>
-      <w:r>
-        <w:t>ull</w:t>
-      </w:r>
-      <w:r>
-        <w:t xml:space="preserve"> </w:t>
-      </w:r>
-      <w:r>
-        <w:t>s</w:t>
-      </w:r>
-      <w:r>
-        <w:t>tack</w:t>
-      </w:r>
-      <w:r>
-        <w:t xml:space="preserve"> júnior</w:t>
-      </w:r>
-      <w:r>
-        <w:t xml:space="preserve"> especializado em </w:t>
-      </w:r>
-      <w:r>
-        <w:t>J</w:t>
-      </w:r>
-      <w:r>
-        <w:t>avaScript e entusiasta do React.js. Tenho 20 anos,</w:t>
-      </w:r>
-      <w:r>
-        <w:t xml:space="preserve"> sou brasileiro e comecei a programar pela primeira vez em 2018. Concluí o ensino médio técnico em 2022 e recebi uma láurea acadêmica pelo meu rendimento. </w:t>
-      </w:r>
-      <w:r>
-        <w:t>Também ganhei</w:t>
-      </w:r>
-      <w:r>
-        <w:t xml:space="preserve"> </w:t>
-      </w:r>
-      <w:r>
-        <w:t xml:space="preserve">uma bolsa de estudos completa da Rocketseat no começo de 2022 e hoje sigo meus estudos </w:t>
-      </w:r>
-      <w:r>
-        <w:t xml:space="preserve">no Instituto Metrópole Digital (IMD) </w:t>
-      </w:r>
-      <w:r>
-        <w:t>da</w:t>
-      </w:r>
-      <w:r>
-        <w:t xml:space="preserve"> Universidade Federal do Rio Grande do Norte (UFRN). </w:t>
+        <w:rPr>
+          <w:rFonts w:ascii="Roboto" w:hAnsi="Roboto"/>
+          <w:sz w:val="24"/>
+          <w:szCs w:val="24"/>
+        </w:rPr>
+      </w:pPr>
+      <w:r>
+        <w:rPr>
+          <w:rFonts w:ascii="Roboto" w:hAnsi="Roboto"/>
+          <w:sz w:val="24"/>
+          <w:szCs w:val="24"/>
+        </w:rPr>
+        <w:t>TECNOLOGIAS</w:t>
+      </w:r>
+    </w:p>
+    <w:p>
+      <w:pPr>
+        <w:spacing w:after="0"/>
+        <w:rPr>
+          <w:sz w:val="24"/>
+          <w:szCs w:val="24"/>
+        </w:rPr>
+      </w:pPr>
+      <w:r>
+        <w:rPr>
+          <w:sz w:val="24"/>
+          <w:szCs w:val="24"/>
+        </w:rPr>
+        <w:t>ReactJS</w:t>
+      </w:r>
+    </w:p>
+    <w:p>
+      <w:pPr>
+        <w:spacing w:after="0"/>
+        <w:rPr>
+          <w:sz w:val="24"/>
+          <w:szCs w:val="24"/>
+        </w:rPr>
+      </w:pPr>
+      <w:r>
+        <w:rPr>
+          <w:sz w:val="24"/>
+          <w:szCs w:val="24"/>
+        </w:rPr>
+        <w:t>JavaScript</w:t>
+      </w:r>
+    </w:p>
+    <w:p>
+      <w:pPr>
+        <w:spacing w:after="0"/>
+        <w:rPr>
+          <w:sz w:val="24"/>
+          <w:szCs w:val="24"/>
+        </w:rPr>
+      </w:pPr>
+      <w:r>
+        <w:rPr>
+          <w:sz w:val="24"/>
+          <w:szCs w:val="24"/>
+        </w:rPr>
+        <w:t>TypeScript</w:t>
+      </w:r>
+    </w:p>
+    <w:p>
+      <w:pPr>
+        <w:spacing w:after="0"/>
+        <w:rPr>
+          <w:sz w:val="24"/>
+          <w:szCs w:val="24"/>
+        </w:rPr>
+      </w:pPr>
+      <w:r>
+        <w:rPr>
+          <w:sz w:val="24"/>
+          <w:szCs w:val="24"/>
+        </w:rPr>
+        <w:t>Node</w:t>
+      </w:r>
+    </w:p>
+    <w:p>
+      <w:pPr>
+        <w:spacing w:after="0"/>
+        <w:rPr>
+          <w:sz w:val="24"/>
+          <w:szCs w:val="24"/>
+        </w:rPr>
+      </w:pPr>
+      <w:r>
+        <w:rPr>
+          <w:sz w:val="24"/>
+          <w:szCs w:val="24"/>
+        </w:rPr>
+        <w:t>Next</w:t>
+      </w:r>
+    </w:p>
+    <w:p>
+      <w:pPr>
+        <w:spacing w:after="0"/>
+        <w:rPr>
+          <w:sz w:val="24"/>
+          <w:szCs w:val="24"/>
+        </w:rPr>
+      </w:pPr>
+      <w:r>
+        <w:rPr>
+          <w:sz w:val="24"/>
+          <w:szCs w:val="24"/>
+        </w:rPr>
+        <w:t>Sass</w:t>
+      </w:r>
+    </w:p>
+    <w:p>
+      <w:pPr>
+        <w:spacing w:after="0"/>
+        <w:rPr>
+          <w:sz w:val="24"/>
+          <w:szCs w:val="24"/>
+        </w:rPr>
+      </w:pPr>
+      <w:r>
+        <w:rPr>
+          <w:sz w:val="24"/>
+          <w:szCs w:val="24"/>
+        </w:rPr>
+        <w:t>Git / GitHub</w:t>
+      </w:r>
+    </w:p>
+    <w:p>
+      <w:pPr>
+        <w:spacing w:after="0"/>
+        <w:rPr>
+          <w:sz w:val="24"/>
+          <w:szCs w:val="24"/>
+        </w:rPr>
+      </w:pPr>
+      <w:r>
+        <w:rPr>
+          <w:sz w:val="24"/>
+          <w:szCs w:val="24"/>
+        </w:rPr>
+        <w:t xml:space="preserve">Continuous Integration </w:t>
+      </w:r>
+      <w:r>
+        <w:rPr>
+          <w:sz w:val="24"/>
+          <w:szCs w:val="24"/>
+        </w:rPr>
+        <w:t>(CI)</w:t>
+      </w:r>
+    </w:p>
+    <w:p>
+      <w:pPr>
+        <w:spacing w:after="0"/>
+        <w:rPr>
+          <w:sz w:val="24"/>
+          <w:szCs w:val="24"/>
+        </w:rPr>
+      </w:pPr>
+      <w:r>
+        <w:rPr>
+          <w:sz w:val="24"/>
+          <w:szCs w:val="24"/>
+        </w:rPr>
+        <w:t>Continuous Deploy (CD)</w:t>
+      </w:r>
+    </w:p>
+    <w:p>
+      <w:pPr>
+        <w:spacing w:after="0"/>
+        <w:rPr>
+          <w:sz w:val="24"/>
+          <w:szCs w:val="24"/>
+        </w:rPr>
+      </w:pPr>
+      <w:r>
+        <w:rPr>
+          <w:sz w:val="24"/>
+          <w:szCs w:val="24"/>
+        </w:rPr>
+        <w:t>User Experience (UX)</w:t>
       </w:r>
     </w:p>
     <w:p>
       <w:pPr>
         <w:pStyle w:val="Ttulo1"/>
-      </w:pPr>
-      <w:sdt>
-        <w:sdtPr>
-          <w:alias w:val="Objetivo:"/>
-          <w:tag w:val="Objetivo:"/>
-          <w:id w:val="-1757750157"/>
-          <w:placeholder>
-            <w:docPart w:val="267BCB79B24745D080D4B0EAB84A4A25"/>
-          </w:placeholder>
-          <w:temporary/>
-          <w:showingPlcHdr/>
-          <w15:appearance w15:val="hidden"/>
-        </w:sdtPr>
-        <w:sdtContent>
-          <w:r>
-            <w:rPr>
-              <w:lang w:bidi="pt-BR"/>
-            </w:rPr>
-            <w:t>Objetivo</w:t>
-          </w:r>
-        </w:sdtContent>
-      </w:sdt>
-    </w:p>
-    <w:p>
-      <w:r>
-        <w:t>Quero entrar para o mercado e continuar expandindo meus conhecimentos na área.</w:t>
-      </w:r>
-    </w:p>
-    <w:sdt>
-      <w:sdtPr>
-        <w:alias w:val="Educação:"/>
-        <w:tag w:val="Educação:"/>
-        <w:id w:val="807127995"/>
-        <w:placeholder>
-          <w:docPart w:val="9E9032779932400AAE5C3894851BAB2B"/>
-        </w:placeholder>
-        <w:temporary/>
-        <w:showingPlcHdr/>
-        <w15:appearance w15:val="hidden"/>
-      </w:sdtPr>
-      <w:sdtContent>
-        <w:p>
-          <w:pPr>
-            <w:pStyle w:val="Ttulo1"/>
-          </w:pPr>
-          <w:r>
-            <w:rPr>
-              <w:lang w:bidi="pt-BR"/>
-            </w:rPr>
-            <w:t>Educação</w:t>
-          </w:r>
-        </w:p>
-      </w:sdtContent>
-    </w:sdt>
+        <w:rPr>
+          <w:rFonts w:ascii="Roboto" w:hAnsi="Roboto"/>
+          <w:sz w:val="24"/>
+          <w:szCs w:val="24"/>
+        </w:rPr>
+      </w:pPr>
+      <w:r>
+        <w:rPr>
+          <w:rFonts w:ascii="Roboto" w:hAnsi="Roboto"/>
+          <w:sz w:val="24"/>
+          <w:szCs w:val="24"/>
+        </w:rPr>
+        <w:t>EDUCAÇÂO</w:t>
+      </w:r>
+    </w:p>
     <w:p>
       <w:pPr>
         <w:pStyle w:val="Ttulo2"/>
-      </w:pPr>
-      <w:r>
-        <w:t>Ensino técnico integrado</w:t>
-      </w:r>
+        <w:rPr>
+          <w:sz w:val="22"/>
+          <w:szCs w:val="20"/>
+        </w:rPr>
+      </w:pPr>
+      <w:r>
+        <w:rPr>
+          <w:sz w:val="22"/>
+          <w:szCs w:val="20"/>
+        </w:rPr>
+        <w:t>IMD / UFRN</w:t>
+      </w:r>
+    </w:p>
+    <w:p>
+      <w:pPr>
+        <w:pStyle w:val="Commarcadores"/>
+      </w:pPr>
+      <w:r>
+        <w:t>Bacharel</w:t>
+      </w:r>
+      <w:r>
+        <w:t xml:space="preserve">: </w:t>
+      </w:r>
+      <w:r>
+        <w:t>Tecnologia da Informação</w:t>
+      </w:r>
+    </w:p>
+    <w:p>
+      <w:pPr>
+        <w:pStyle w:val="Commarcadores"/>
+      </w:pPr>
+      <w:r>
+        <w:t>Ênfase: Engenharia de Software</w:t>
+      </w:r>
+    </w:p>
+    <w:p>
+      <w:pPr>
+        <w:pStyle w:val="Commarcadores"/>
+      </w:pPr>
+      <w:r>
+        <w:t>Em andamento</w:t>
+      </w:r>
+    </w:p>
+    <w:p>
+      <w:pPr>
+        <w:pStyle w:val="Ttulo2"/>
+        <w:rPr>
+          <w:sz w:val="22"/>
+          <w:szCs w:val="24"/>
+        </w:rPr>
+      </w:pPr>
+      <w:r>
+        <w:rPr>
+          <w:sz w:val="22"/>
+          <w:szCs w:val="24"/>
+        </w:rPr>
+        <w:t>Rocketseat</w:t>
+      </w:r>
+    </w:p>
+    <w:p>
+      <w:pPr>
+        <w:pStyle w:val="Commarcadores"/>
+      </w:pPr>
       <w:r>
         <w:rPr>
           <w:lang w:bidi="pt-BR"/>
         </w:rPr>
-        <w:t> | </w:t>
-      </w:r>
-      <w:r>
-        <w:t>02/2022</w:t>
-      </w:r>
-      <w:r>
-        <w:rPr>
-          <w:lang w:bidi="pt-BR"/>
-        </w:rPr>
-        <w:t> | </w:t>
-      </w:r>
-      <w:r>
-        <w:t>ifrn</w:t>
+        <w:t>Curso: Ignite</w:t>
       </w:r>
     </w:p>
     <w:p>
@@ -248,11 +1015,53 @@
         <w:pStyle w:val="Commarcadores"/>
       </w:pPr>
       <w:r>
-        <w:rPr>
-          <w:lang w:bidi="pt-BR"/>
-        </w:rPr>
-        <w:t xml:space="preserve">Matéria principal: </w:t>
-      </w:r>
+        <w:t>React avançado</w:t>
+      </w:r>
+    </w:p>
+    <w:p>
+      <w:pPr>
+        <w:pStyle w:val="Commarcadores"/>
+      </w:pPr>
+      <w:r>
+        <w:t>Node avançado</w:t>
+      </w:r>
+    </w:p>
+    <w:p>
+      <w:pPr>
+        <w:pStyle w:val="Commarcadores"/>
+      </w:pPr>
+      <w:r>
+        <w:t>React Native avançado</w:t>
+      </w:r>
+    </w:p>
+    <w:p>
+      <w:pPr>
+        <w:pStyle w:val="Ttulo2"/>
+        <w:rPr>
+          <w:sz w:val="22"/>
+          <w:szCs w:val="20"/>
+        </w:rPr>
+      </w:pPr>
+      <w:r>
+        <w:rPr>
+          <w:sz w:val="22"/>
+          <w:szCs w:val="20"/>
+        </w:rPr>
+        <w:t>iFRN</w:t>
+      </w:r>
+    </w:p>
+    <w:p>
+      <w:pPr>
+        <w:pStyle w:val="Commarcadores"/>
+      </w:pPr>
+      <w:r>
+        <w:t>Curso: Informática</w:t>
+      </w:r>
+    </w:p>
+    <w:p>
+      <w:pPr>
+        <w:pStyle w:val="Commarcadores"/>
+      </w:pPr>
       <w:r>
         <w:t>Programação para Internet</w:t>
       </w:r>
@@ -262,280 +1071,15 @@
         <w:pStyle w:val="Commarcadores"/>
       </w:pPr>
       <w:r>
-        <w:rPr>
-          <w:lang w:bidi="pt-BR"/>
-        </w:rPr>
-        <w:t xml:space="preserve">Matéria secundária: </w:t>
-      </w:r>
-      <w:r>
         <w:t>Programação Orientada a Objetos</w:t>
       </w:r>
     </w:p>
-    <w:p>
-      <w:pPr>
-        <w:pStyle w:val="Commarcadores"/>
-      </w:pPr>
-      <w:r>
-        <w:rPr>
-          <w:lang w:bidi="pt-BR"/>
-        </w:rPr>
-        <w:t xml:space="preserve">Cursos relacionados: </w:t>
-      </w:r>
-      <w:r>
-        <w:t>Informática</w:t>
-      </w:r>
-    </w:p>
-    <w:p>
-      <w:pPr>
-        <w:pStyle w:val="Ttulo2"/>
-      </w:pPr>
-      <w:r>
-        <w:t>Ignite</w:t>
-      </w:r>
-      <w:r>
-        <w:rPr>
-          <w:lang w:bidi="pt-BR"/>
-        </w:rPr>
-        <w:t> | </w:t>
-      </w:r>
-      <w:r>
-        <w:t>10/2021</w:t>
-      </w:r>
-      <w:r>
-        <w:rPr>
-          <w:lang w:bidi="pt-BR"/>
-        </w:rPr>
-        <w:t> | </w:t>
-      </w:r>
-      <w:r>
-        <w:t>Rocketseat</w:t>
-      </w:r>
-    </w:p>
-    <w:p>
-      <w:pPr>
-        <w:pStyle w:val="Commarcadores"/>
-      </w:pPr>
-      <w:r>
-        <w:rPr>
-          <w:lang w:bidi="pt-BR"/>
-        </w:rPr>
-        <w:t>Trilhas</w:t>
-      </w:r>
-      <w:r>
-        <w:rPr>
-          <w:lang w:bidi="pt-BR"/>
-        </w:rPr>
-        <w:t xml:space="preserve">: </w:t>
-      </w:r>
-      <w:r>
-        <w:t>React.js</w:t>
-      </w:r>
-      <w:r>
-        <w:t>, Node.js e React Native</w:t>
-      </w:r>
-    </w:p>
-    <w:sdt>
-      <w:sdtPr>
-        <w:alias w:val="Habilidades e Conhecimentos:"/>
-        <w:tag w:val="Habilidades e Conhecimentos:"/>
-        <w:id w:val="458624136"/>
-        <w:placeholder>
-          <w:docPart w:val="DBBF1EF8E10F43ED9886BF76B9327350"/>
-        </w:placeholder>
-        <w:temporary/>
-        <w:showingPlcHdr/>
-        <w15:appearance w15:val="hidden"/>
-      </w:sdtPr>
-      <w:sdtContent>
-        <w:p>
-          <w:pPr>
-            <w:pStyle w:val="Ttulo1"/>
-          </w:pPr>
-          <w:r>
-            <w:rPr>
-              <w:lang w:bidi="pt-BR"/>
-            </w:rPr>
-            <w:t>Habilidades e Conhecimentos</w:t>
-          </w:r>
-        </w:p>
-      </w:sdtContent>
-    </w:sdt>
-    <w:p>
-      <w:pPr>
-        <w:pStyle w:val="Ttulo2"/>
-      </w:pPr>
-      <w:r>
-        <w:t>DESENVOLVIMENTO DE SOFTWARE</w:t>
-      </w:r>
-    </w:p>
-    <w:p>
-      <w:pPr>
-        <w:pStyle w:val="Commarcadores"/>
-      </w:pPr>
-      <w:r>
-        <w:t>Programo desde 2018 e, desde então, adquiri uma vasta gama de conhecimento</w:t>
-      </w:r>
-      <w:r>
-        <w:t>s</w:t>
-      </w:r>
-      <w:r>
-        <w:t xml:space="preserve"> utilizando tecnologias, linguagens, frameworks e bibliotecas como: </w:t>
-      </w:r>
-      <w:r>
-        <w:t xml:space="preserve">JavaScript, </w:t>
-      </w:r>
-      <w:r>
-        <w:t>TypeScript, React.js, Next,</w:t>
-      </w:r>
-      <w:r>
-        <w:t xml:space="preserve"> Vite, </w:t>
-      </w:r>
-      <w:r>
-        <w:t>Nest, Node, Prisma, Figma,</w:t>
-      </w:r>
-      <w:r>
-        <w:t xml:space="preserve"> </w:t>
-      </w:r>
-      <w:r>
-        <w:t xml:space="preserve">Jest, </w:t>
-      </w:r>
-      <w:r>
-        <w:t>Docker,</w:t>
-      </w:r>
-      <w:r>
-        <w:t xml:space="preserve"> Storybook, </w:t>
-      </w:r>
-      <w:r>
-        <w:t>Git, HTML, CSS, Sass, Tailwind, Stitches</w:t>
-      </w:r>
-      <w:r>
-        <w:t xml:space="preserve"> e outros.</w:t>
-      </w:r>
-    </w:p>
-    <w:p>
-      <w:pPr>
-        <w:pStyle w:val="Ttulo2"/>
-      </w:pPr>
-      <w:r>
-        <w:t>aprendizado constante</w:t>
-      </w:r>
-    </w:p>
-    <w:p>
-      <w:pPr>
-        <w:pStyle w:val="Commarcadores"/>
-      </w:pPr>
-      <w:r>
-        <w:t>Pratico o autodidatismo. Leio documentações, pesquiso novos meios para resolver um problema e acompanho notícias dentro da área.</w:t>
-      </w:r>
-    </w:p>
-    <w:sdt>
-      <w:sdtPr>
-        <w:alias w:val="Comunicação:"/>
-        <w:tag w:val="Comunicação:"/>
-        <w:id w:val="-1153840069"/>
-        <w:placeholder>
-          <w:docPart w:val="C955C0E104E745E881CF4C598A277CB7"/>
-        </w:placeholder>
-        <w:temporary/>
-        <w:showingPlcHdr/>
-        <w15:appearance w15:val="hidden"/>
-      </w:sdtPr>
-      <w:sdtContent>
-        <w:p>
-          <w:pPr>
-            <w:pStyle w:val="Ttulo2"/>
-          </w:pPr>
-          <w:r>
-            <w:rPr>
-              <w:lang w:bidi="pt-BR"/>
-            </w:rPr>
-            <w:t>Comunicação</w:t>
-          </w:r>
-        </w:p>
-      </w:sdtContent>
-    </w:sdt>
-    <w:p>
-      <w:pPr>
-        <w:pStyle w:val="Commarcadores"/>
-      </w:pPr>
-      <w:r>
-        <w:t xml:space="preserve">Tenho conhecimento de vários termos técnicos utilizados na área e desenvolvi bastante a leitura e escrita </w:t>
-      </w:r>
-      <w:r>
-        <w:t>no</w:t>
-      </w:r>
-      <w:r>
-        <w:t xml:space="preserve"> Ingl</w:t>
-      </w:r>
-      <w:r>
-        <w:t>ê</w:t>
-      </w:r>
-      <w:r>
-        <w:t>s</w:t>
-      </w:r>
-      <w:r>
-        <w:t xml:space="preserve">, mas não sou fluente. Minha </w:t>
-      </w:r>
-      <w:r>
-        <w:t>língua</w:t>
-      </w:r>
-      <w:r>
-        <w:t xml:space="preserve"> materna é o Português.</w:t>
-      </w:r>
-    </w:p>
-    <w:p>
-      <w:pPr>
-        <w:pStyle w:val="Ttulo2"/>
-      </w:pPr>
-      <w:r>
-        <w:t>GERENCIAMENTO DE BANCO DE DADOS</w:t>
-      </w:r>
-    </w:p>
-    <w:p>
-      <w:pPr>
-        <w:pStyle w:val="Commarcadores"/>
-      </w:pPr>
-      <w:r>
-        <w:t>Compreendo os relacionamentos das entidades dentro de um banco de dados. Sei planejar</w:t>
-      </w:r>
-      <w:r>
-        <w:t xml:space="preserve">, </w:t>
-      </w:r>
-      <w:r>
-        <w:t>reorganizar essas estruturas e fazer consultas diretas</w:t>
-      </w:r>
-      <w:r>
-        <w:t xml:space="preserve"> ao banco de dados</w:t>
-      </w:r>
-      <w:r>
-        <w:t>.</w:t>
-      </w:r>
-    </w:p>
-    <w:p>
-      <w:pPr>
-        <w:pStyle w:val="Ttulo2"/>
-      </w:pPr>
-      <w:r>
-        <w:t>Integração e Entrega contínua</w:t>
-      </w:r>
-    </w:p>
-    <w:p>
-      <w:pPr>
-        <w:pStyle w:val="Commarcadores"/>
-      </w:pPr>
-      <w:r>
-        <w:t xml:space="preserve">Conheço as etapas </w:t>
-      </w:r>
-      <w:r>
-        <w:t>de integração e entrega contínua (CI/CD), utilizadas para manter o software disponível para os usuários e em constante atualização.</w:t>
-      </w:r>
-    </w:p>
     <w:sectPr>
-      <w:footerReference w:type="default" r:id="rId12"/>
+      <w:footerReference w:type="default" r:id="rId13"/>
       <w:pgSz w:w="11907" w:h="16839" w:code="9"/>
-      <w:pgMar w:top="1008" w:right="1152" w:bottom="1152" w:left="1152" w:header="720" w:footer="720" w:gutter="0"/>
+      <w:pgMar w:top="1008" w:right="1152" w:bottom="4820" w:left="1152" w:header="720" w:footer="720" w:gutter="0"/>
       <w:pgNumType w:start="1"/>
-      <w:cols w:space="720"/>
+      <w:cols w:num="2" w:space="851"/>
       <w:titlePg/>
       <w:docGrid w:linePitch="360"/>
     </w:sectPr>
@@ -544,7 +1088,7 @@
 </file>
 
 <file path=word/endnotes.xml><?xml version="1.0" encoding="utf-8"?>
-<w:endnotes xmlns:wpc="http://schemas.microsoft.com/office/word/2010/wordprocessingCanvas" xmlns:cx="http://schemas.microsoft.com/office/drawing/2014/chartex" xmlns:cx1="http://schemas.microsoft.com/office/drawing/2015/9/8/chartex" xmlns:cx2="http://schemas.microsoft.com/office/drawing/2015/10/21/chartex" xmlns:cx3="http://schemas.microsoft.com/office/drawing/2016/5/9/chartex" xmlns:cx4="http://schemas.microsoft.com/office/drawing/2016/5/10/chartex" xmlns:cx5="http://schemas.microsoft.com/office/drawing/2016/5/11/chartex" xmlns:cx6="http://schemas.microsoft.com/office/drawing/2016/5/12/chartex" xmlns:cx7="http://schemas.microsoft.com/office/drawing/2016/5/13/chartex" xmlns:cx8="http://schemas.microsoft.com/office/drawing/2016/5/14/chartex" xmlns:mc="http://schemas.openxmlformats.org/markup-compatibility/2006" xmlns:aink="http://schemas.microsoft.com/office/drawing/2016/ink" xmlns:am3d="http://schemas.microsoft.com/office/drawing/2017/model3d" xmlns:o="urn:schemas-microsoft-com:office:office" xmlns:oel="http://schemas.microsoft.com/office/2019/extlst" xmlns:r="http://schemas.openxmlformats.org/officeDocument/2006/relationships" xmlns:m="http://schemas.openxmlformats.org/officeDocument/2006/math" xmlns:v="urn:schemas-microsoft-com:vml" xmlns:wp14="http://schemas.microsoft.com/office/word/2010/wordprocessingDrawing" xmlns:wp="http://schemas.openxmlformats.org/drawingml/2006/wordprocessingDrawing" xmlns:w10="urn:schemas-microsoft-com:office:word" xmlns:w="http://schemas.openxmlformats.org/wordprocessingml/2006/main" xmlns:w14="http://schemas.microsoft.com/office/word/2010/wordml" xmlns:w15="http://schemas.microsoft.com/office/word/2012/wordml" xmlns:w16cex="http://schemas.microsoft.com/office/word/2018/wordml/cex" xmlns:w16cid="http://schemas.microsoft.com/office/word/2016/wordml/cid" xmlns:w16="http://schemas.microsoft.com/office/word/2018/wordml" xmlns:w16sdtdh="http://schemas.microsoft.com/office/word/2020/wordml/sdtdatahash" xmlns:w16se="http://schemas.microsoft.com/office/word/2015/wordml/symex" xmlns:wpg="http://schemas.microsoft.com/office/word/2010/wordprocessingGroup" xmlns:wpi="http://schemas.microsoft.com/office/word/2010/wordprocessingInk" xmlns:wne="http://schemas.microsoft.com/office/word/2006/wordml" xmlns:wps="http://schemas.microsoft.com/office/word/2010/wordprocessingShape" mc:Ignorable="w14 w15 w16se w16cid w16 w16cex w16sdtdh wp14">
+<w:endnotes xmlns:wpc="http://schemas.microsoft.com/office/word/2010/wordprocessingCanvas" xmlns:cx="http://schemas.microsoft.com/office/drawing/2014/chartex" xmlns:cx1="http://schemas.microsoft.com/office/drawing/2015/9/8/chartex" xmlns:cx2="http://schemas.microsoft.com/office/drawing/2015/10/21/chartex" xmlns:cx3="http://schemas.microsoft.com/office/drawing/2016/5/9/chartex" xmlns:cx4="http://schemas.microsoft.com/office/drawing/2016/5/10/chartex" xmlns:cx5="http://schemas.microsoft.com/office/drawing/2016/5/11/chartex" xmlns:cx6="http://schemas.microsoft.com/office/drawing/2016/5/12/chartex" xmlns:cx7="http://schemas.microsoft.com/office/drawing/2016/5/13/chartex" xmlns:cx8="http://schemas.microsoft.com/office/drawing/2016/5/14/chartex" xmlns:mc="http://schemas.openxmlformats.org/markup-compatibility/2006" xmlns:aink="http://schemas.microsoft.com/office/drawing/2016/ink" xmlns:am3d="http://schemas.microsoft.com/office/drawing/2017/model3d" xmlns:o="urn:schemas-microsoft-com:office:office" xmlns:oel="http://schemas.microsoft.com/office/2019/extlst" xmlns:r="http://schemas.openxmlformats.org/officeDocument/2006/relationships" xmlns:m="http://schemas.openxmlformats.org/officeDocument/2006/math" xmlns:v="urn:schemas-microsoft-com:vml" xmlns:wp14="http://schemas.microsoft.com/office/word/2010/wordprocessingDrawing" xmlns:wp="http://schemas.openxmlformats.org/drawingml/2006/wordprocessingDrawing" xmlns:w10="urn:schemas-microsoft-com:office:word" xmlns:w="http://schemas.openxmlformats.org/wordprocessingml/2006/main" xmlns:w14="http://schemas.microsoft.com/office/word/2010/wordml" xmlns:w15="http://schemas.microsoft.com/office/word/2012/wordml" xmlns:w16cex="http://schemas.microsoft.com/office/word/2018/wordml/cex" xmlns:w16cid="http://schemas.microsoft.com/office/word/2016/wordml/cid" xmlns:w16="http://schemas.microsoft.com/office/word/2018/wordml" xmlns:w16du="http://schemas.microsoft.com/office/word/2023/wordml/word16du" xmlns:w16sdtdh="http://schemas.microsoft.com/office/word/2020/wordml/sdtdatahash" xmlns:w16se="http://schemas.microsoft.com/office/word/2015/wordml/symex" xmlns:wpg="http://schemas.microsoft.com/office/word/2010/wordprocessingGroup" xmlns:wpi="http://schemas.microsoft.com/office/word/2010/wordprocessingInk" xmlns:wne="http://schemas.microsoft.com/office/word/2006/wordml" xmlns:wps="http://schemas.microsoft.com/office/word/2010/wordprocessingShape" mc:Ignorable="w14 w15 w16se w16cid w16 w16cex w16sdtdh wp14">
   <w:endnote w:type="separator" w:id="-1">
     <w:p>
       <w:pPr>
@@ -569,7 +1113,7 @@
 </file>
 
 <file path=word/footer1.xml><?xml version="1.0" encoding="utf-8"?>
-<w:ftr xmlns:wpc="http://schemas.microsoft.com/office/word/2010/wordprocessingCanvas" xmlns:cx="http://schemas.microsoft.com/office/drawing/2014/chartex" xmlns:cx1="http://schemas.microsoft.com/office/drawing/2015/9/8/chartex" xmlns:cx2="http://schemas.microsoft.com/office/drawing/2015/10/21/chartex" xmlns:cx3="http://schemas.microsoft.com/office/drawing/2016/5/9/chartex" xmlns:cx4="http://schemas.microsoft.com/office/drawing/2016/5/10/chartex" xmlns:cx5="http://schemas.microsoft.com/office/drawing/2016/5/11/chartex" xmlns:cx6="http://schemas.microsoft.com/office/drawing/2016/5/12/chartex" xmlns:cx7="http://schemas.microsoft.com/office/drawing/2016/5/13/chartex" xmlns:cx8="http://schemas.microsoft.com/office/drawing/2016/5/14/chartex" xmlns:mc="http://schemas.openxmlformats.org/markup-compatibility/2006" xmlns:aink="http://schemas.microsoft.com/office/drawing/2016/ink" xmlns:am3d="http://schemas.microsoft.com/office/drawing/2017/model3d" xmlns:o="urn:schemas-microsoft-com:office:office" xmlns:oel="http://schemas.microsoft.com/office/2019/extlst" xmlns:r="http://schemas.openxmlformats.org/officeDocument/2006/relationships" xmlns:m="http://schemas.openxmlformats.org/officeDocument/2006/math" xmlns:v="urn:schemas-microsoft-com:vml" xmlns:wp14="http://schemas.microsoft.com/office/word/2010/wordprocessingDrawing" xmlns:wp="http://schemas.openxmlformats.org/drawingml/2006/wordprocessingDrawing" xmlns:w10="urn:schemas-microsoft-com:office:word" xmlns:w="http://schemas.openxmlformats.org/wordprocessingml/2006/main" xmlns:w14="http://schemas.microsoft.com/office/word/2010/wordml" xmlns:w15="http://schemas.microsoft.com/office/word/2012/wordml" xmlns:w16cex="http://schemas.microsoft.com/office/word/2018/wordml/cex" xmlns:w16cid="http://schemas.microsoft.com/office/word/2016/wordml/cid" xmlns:w16="http://schemas.microsoft.com/office/word/2018/wordml" xmlns:w16sdtdh="http://schemas.microsoft.com/office/word/2020/wordml/sdtdatahash" xmlns:w16se="http://schemas.microsoft.com/office/word/2015/wordml/symex" xmlns:wpg="http://schemas.microsoft.com/office/word/2010/wordprocessingGroup" xmlns:wpi="http://schemas.microsoft.com/office/word/2010/wordprocessingInk" xmlns:wne="http://schemas.microsoft.com/office/word/2006/wordml" xmlns:wps="http://schemas.microsoft.com/office/word/2010/wordprocessingShape" mc:Ignorable="w14 w15 w16se w16cid w16 w16cex w16sdtdh wp14">
+<w:ftr xmlns:wpc="http://schemas.microsoft.com/office/word/2010/wordprocessingCanvas" xmlns:cx="http://schemas.microsoft.com/office/drawing/2014/chartex" xmlns:cx1="http://schemas.microsoft.com/office/drawing/2015/9/8/chartex" xmlns:cx2="http://schemas.microsoft.com/office/drawing/2015/10/21/chartex" xmlns:cx3="http://schemas.microsoft.com/office/drawing/2016/5/9/chartex" xmlns:cx4="http://schemas.microsoft.com/office/drawing/2016/5/10/chartex" xmlns:cx5="http://schemas.microsoft.com/office/drawing/2016/5/11/chartex" xmlns:cx6="http://schemas.microsoft.com/office/drawing/2016/5/12/chartex" xmlns:cx7="http://schemas.microsoft.com/office/drawing/2016/5/13/chartex" xmlns:cx8="http://schemas.microsoft.com/office/drawing/2016/5/14/chartex" xmlns:mc="http://schemas.openxmlformats.org/markup-compatibility/2006" xmlns:aink="http://schemas.microsoft.com/office/drawing/2016/ink" xmlns:am3d="http://schemas.microsoft.com/office/drawing/2017/model3d" xmlns:o="urn:schemas-microsoft-com:office:office" xmlns:oel="http://schemas.microsoft.com/office/2019/extlst" xmlns:r="http://schemas.openxmlformats.org/officeDocument/2006/relationships" xmlns:m="http://schemas.openxmlformats.org/officeDocument/2006/math" xmlns:v="urn:schemas-microsoft-com:vml" xmlns:wp14="http://schemas.microsoft.com/office/word/2010/wordprocessingDrawing" xmlns:wp="http://schemas.openxmlformats.org/drawingml/2006/wordprocessingDrawing" xmlns:w10="urn:schemas-microsoft-com:office:word" xmlns:w="http://schemas.openxmlformats.org/wordprocessingml/2006/main" xmlns:w14="http://schemas.microsoft.com/office/word/2010/wordml" xmlns:w15="http://schemas.microsoft.com/office/word/2012/wordml" xmlns:w16cex="http://schemas.microsoft.com/office/word/2018/wordml/cex" xmlns:w16cid="http://schemas.microsoft.com/office/word/2016/wordml/cid" xmlns:w16="http://schemas.microsoft.com/office/word/2018/wordml" xmlns:w16du="http://schemas.microsoft.com/office/word/2023/wordml/word16du" xmlns:w16sdtdh="http://schemas.microsoft.com/office/word/2020/wordml/sdtdatahash" xmlns:w16se="http://schemas.microsoft.com/office/word/2015/wordml/symex" xmlns:wpg="http://schemas.microsoft.com/office/word/2010/wordprocessingGroup" xmlns:wpi="http://schemas.microsoft.com/office/word/2010/wordprocessingInk" xmlns:wne="http://schemas.microsoft.com/office/word/2006/wordml" xmlns:wps="http://schemas.microsoft.com/office/word/2010/wordprocessingShape" mc:Ignorable="w14 w15 w16se w16cid w16 w16cex w16sdtdh wp14">
   <w:p>
     <w:pPr>
       <w:pStyle w:val="Rodap"/>
@@ -617,7 +1161,7 @@
 </file>
 
 <file path=word/footnotes.xml><?xml version="1.0" encoding="utf-8"?>
-<w:footnotes xmlns:wpc="http://schemas.microsoft.com/office/word/2010/wordprocessingCanvas" xmlns:cx="http://schemas.microsoft.com/office/drawing/2014/chartex" xmlns:cx1="http://schemas.microsoft.com/office/drawing/2015/9/8/chartex" xmlns:cx2="http://schemas.microsoft.com/office/drawing/2015/10/21/chartex" xmlns:cx3="http://schemas.microsoft.com/office/drawing/2016/5/9/chartex" xmlns:cx4="http://schemas.microsoft.com/office/drawing/2016/5/10/chartex" xmlns:cx5="http://schemas.microsoft.com/office/drawing/2016/5/11/chartex" xmlns:cx6="http://schemas.microsoft.com/office/drawing/2016/5/12/chartex" xmlns:cx7="http://schemas.microsoft.com/office/drawing/2016/5/13/chartex" xmlns:cx8="http://schemas.microsoft.com/office/drawing/2016/5/14/chartex" xmlns:mc="http://schemas.openxmlformats.org/markup-compatibility/2006" xmlns:aink="http://schemas.microsoft.com/office/drawing/2016/ink" xmlns:am3d="http://schemas.microsoft.com/office/drawing/2017/model3d" xmlns:o="urn:schemas-microsoft-com:office:office" xmlns:oel="http://schemas.microsoft.com/office/2019/extlst" xmlns:r="http://schemas.openxmlformats.org/officeDocument/2006/relationships" xmlns:m="http://schemas.openxmlformats.org/officeDocument/2006/math" xmlns:v="urn:schemas-microsoft-com:vml" xmlns:wp14="http://schemas.microsoft.com/office/word/2010/wordprocessingDrawing" xmlns:wp="http://schemas.openxmlformats.org/drawingml/2006/wordprocessingDrawing" xmlns:w10="urn:schemas-microsoft-com:office:word" xmlns:w="http://schemas.openxmlformats.org/wordprocessingml/2006/main" xmlns:w14="http://schemas.microsoft.com/office/word/2010/wordml" xmlns:w15="http://schemas.microsoft.com/office/word/2012/wordml" xmlns:w16cex="http://schemas.microsoft.com/office/word/2018/wordml/cex" xmlns:w16cid="http://schemas.microsoft.com/office/word/2016/wordml/cid" xmlns:w16="http://schemas.microsoft.com/office/word/2018/wordml" xmlns:w16sdtdh="http://schemas.microsoft.com/office/word/2020/wordml/sdtdatahash" xmlns:w16se="http://schemas.microsoft.com/office/word/2015/wordml/symex" xmlns:wpg="http://schemas.microsoft.com/office/word/2010/wordprocessingGroup" xmlns:wpi="http://schemas.microsoft.com/office/word/2010/wordprocessingInk" xmlns:wne="http://schemas.microsoft.com/office/word/2006/wordml" xmlns:wps="http://schemas.microsoft.com/office/word/2010/wordprocessingShape" mc:Ignorable="w14 w15 w16se w16cid w16 w16cex w16sdtdh wp14">
+<w:footnotes xmlns:wpc="http://schemas.microsoft.com/office/word/2010/wordprocessingCanvas" xmlns:cx="http://schemas.microsoft.com/office/drawing/2014/chartex" xmlns:cx1="http://schemas.microsoft.com/office/drawing/2015/9/8/chartex" xmlns:cx2="http://schemas.microsoft.com/office/drawing/2015/10/21/chartex" xmlns:cx3="http://schemas.microsoft.com/office/drawing/2016/5/9/chartex" xmlns:cx4="http://schemas.microsoft.com/office/drawing/2016/5/10/chartex" xmlns:cx5="http://schemas.microsoft.com/office/drawing/2016/5/11/chartex" xmlns:cx6="http://schemas.microsoft.com/office/drawing/2016/5/12/chartex" xmlns:cx7="http://schemas.microsoft.com/office/drawing/2016/5/13/chartex" xmlns:cx8="http://schemas.microsoft.com/office/drawing/2016/5/14/chartex" xmlns:mc="http://schemas.openxmlformats.org/markup-compatibility/2006" xmlns:aink="http://schemas.microsoft.com/office/drawing/2016/ink" xmlns:am3d="http://schemas.microsoft.com/office/drawing/2017/model3d" xmlns:o="urn:schemas-microsoft-com:office:office" xmlns:oel="http://schemas.microsoft.com/office/2019/extlst" xmlns:r="http://schemas.openxmlformats.org/officeDocument/2006/relationships" xmlns:m="http://schemas.openxmlformats.org/officeDocument/2006/math" xmlns:v="urn:schemas-microsoft-com:vml" xmlns:wp14="http://schemas.microsoft.com/office/word/2010/wordprocessingDrawing" xmlns:wp="http://schemas.openxmlformats.org/drawingml/2006/wordprocessingDrawing" xmlns:w10="urn:schemas-microsoft-com:office:word" xmlns:w="http://schemas.openxmlformats.org/wordprocessingml/2006/main" xmlns:w14="http://schemas.microsoft.com/office/word/2010/wordml" xmlns:w15="http://schemas.microsoft.com/office/word/2012/wordml" xmlns:w16cex="http://schemas.microsoft.com/office/word/2018/wordml/cex" xmlns:w16cid="http://schemas.microsoft.com/office/word/2016/wordml/cid" xmlns:w16="http://schemas.microsoft.com/office/word/2018/wordml" xmlns:w16du="http://schemas.microsoft.com/office/word/2023/wordml/word16du" xmlns:w16sdtdh="http://schemas.microsoft.com/office/word/2020/wordml/sdtdatahash" xmlns:w16se="http://schemas.microsoft.com/office/word/2015/wordml/symex" xmlns:wpg="http://schemas.microsoft.com/office/word/2010/wordprocessingGroup" xmlns:wpi="http://schemas.microsoft.com/office/word/2010/wordprocessingInk" xmlns:wne="http://schemas.microsoft.com/office/word/2006/wordml" xmlns:wps="http://schemas.microsoft.com/office/word/2010/wordprocessingShape" mc:Ignorable="w14 w15 w16se w16cid w16 w16cex w16sdtdh wp14">
   <w:footnote w:type="separator" w:id="-1">
     <w:p>
       <w:pPr>
@@ -642,7 +1186,7 @@
 </file>
 
 <file path=word/numbering.xml><?xml version="1.0" encoding="utf-8"?>
-<w:numbering xmlns:wpc="http://schemas.microsoft.com/office/word/2010/wordprocessingCanvas" xmlns:cx="http://schemas.microsoft.com/office/drawing/2014/chartex" xmlns:cx1="http://schemas.microsoft.com/office/drawing/2015/9/8/chartex" xmlns:cx2="http://schemas.microsoft.com/office/drawing/2015/10/21/chartex" xmlns:cx3="http://schemas.microsoft.com/office/drawing/2016/5/9/chartex" xmlns:cx4="http://schemas.microsoft.com/office/drawing/2016/5/10/chartex" xmlns:cx5="http://schemas.microsoft.com/office/drawing/2016/5/11/chartex" xmlns:cx6="http://schemas.microsoft.com/office/drawing/2016/5/12/chartex" xmlns:cx7="http://schemas.microsoft.com/office/drawing/2016/5/13/chartex" xmlns:cx8="http://schemas.microsoft.com/office/drawing/2016/5/14/chartex" xmlns:mc="http://schemas.openxmlformats.org/markup-compatibility/2006" xmlns:aink="http://schemas.microsoft.com/office/drawing/2016/ink" xmlns:am3d="http://schemas.microsoft.com/office/drawing/2017/model3d" xmlns:o="urn:schemas-microsoft-com:office:office" xmlns:oel="http://schemas.microsoft.com/office/2019/extlst" xmlns:r="http://schemas.openxmlformats.org/officeDocument/2006/relationships" xmlns:m="http://schemas.openxmlformats.org/officeDocument/2006/math" xmlns:v="urn:schemas-microsoft-com:vml" xmlns:wp14="http://schemas.microsoft.com/office/word/2010/wordprocessingDrawing" xmlns:wp="http://schemas.openxmlformats.org/drawingml/2006/wordprocessingDrawing" xmlns:w10="urn:schemas-microsoft-com:office:word" xmlns:w="http://schemas.openxmlformats.org/wordprocessingml/2006/main" xmlns:w14="http://schemas.microsoft.com/office/word/2010/wordml" xmlns:w15="http://schemas.microsoft.com/office/word/2012/wordml" xmlns:w16cex="http://schemas.microsoft.com/office/word/2018/wordml/cex" xmlns:w16cid="http://schemas.microsoft.com/office/word/2016/wordml/cid" xmlns:w16="http://schemas.microsoft.com/office/word/2018/wordml" xmlns:w16sdtdh="http://schemas.microsoft.com/office/word/2020/wordml/sdtdatahash" xmlns:w16se="http://schemas.microsoft.com/office/word/2015/wordml/symex" xmlns:wpg="http://schemas.microsoft.com/office/word/2010/wordprocessingGroup" xmlns:wpi="http://schemas.microsoft.com/office/word/2010/wordprocessingInk" xmlns:wne="http://schemas.microsoft.com/office/word/2006/wordml" xmlns:wps="http://schemas.microsoft.com/office/word/2010/wordprocessingShape" mc:Ignorable="w14 w15 w16se w16cid w16 w16cex w16sdtdh wp14">
+<w:numbering xmlns:wpc="http://schemas.microsoft.com/office/word/2010/wordprocessingCanvas" xmlns:cx="http://schemas.microsoft.com/office/drawing/2014/chartex" xmlns:cx1="http://schemas.microsoft.com/office/drawing/2015/9/8/chartex" xmlns:cx2="http://schemas.microsoft.com/office/drawing/2015/10/21/chartex" xmlns:cx3="http://schemas.microsoft.com/office/drawing/2016/5/9/chartex" xmlns:cx4="http://schemas.microsoft.com/office/drawing/2016/5/10/chartex" xmlns:cx5="http://schemas.microsoft.com/office/drawing/2016/5/11/chartex" xmlns:cx6="http://schemas.microsoft.com/office/drawing/2016/5/12/chartex" xmlns:cx7="http://schemas.microsoft.com/office/drawing/2016/5/13/chartex" xmlns:cx8="http://schemas.microsoft.com/office/drawing/2016/5/14/chartex" xmlns:mc="http://schemas.openxmlformats.org/markup-compatibility/2006" xmlns:aink="http://schemas.microsoft.com/office/drawing/2016/ink" xmlns:am3d="http://schemas.microsoft.com/office/drawing/2017/model3d" xmlns:o="urn:schemas-microsoft-com:office:office" xmlns:oel="http://schemas.microsoft.com/office/2019/extlst" xmlns:r="http://schemas.openxmlformats.org/officeDocument/2006/relationships" xmlns:m="http://schemas.openxmlformats.org/officeDocument/2006/math" xmlns:v="urn:schemas-microsoft-com:vml" xmlns:wp14="http://schemas.microsoft.com/office/word/2010/wordprocessingDrawing" xmlns:wp="http://schemas.openxmlformats.org/drawingml/2006/wordprocessingDrawing" xmlns:w10="urn:schemas-microsoft-com:office:word" xmlns:w="http://schemas.openxmlformats.org/wordprocessingml/2006/main" xmlns:w14="http://schemas.microsoft.com/office/word/2010/wordml" xmlns:w15="http://schemas.microsoft.com/office/word/2012/wordml" xmlns:w16cex="http://schemas.microsoft.com/office/word/2018/wordml/cex" xmlns:w16cid="http://schemas.microsoft.com/office/word/2016/wordml/cid" xmlns:w16="http://schemas.microsoft.com/office/word/2018/wordml" xmlns:w16du="http://schemas.microsoft.com/office/word/2023/wordml/word16du" xmlns:w16sdtdh="http://schemas.microsoft.com/office/word/2020/wordml/sdtdatahash" xmlns:w16se="http://schemas.microsoft.com/office/word/2015/wordml/symex" xmlns:wpg="http://schemas.microsoft.com/office/word/2010/wordprocessingGroup" xmlns:wpi="http://schemas.microsoft.com/office/word/2010/wordprocessingInk" xmlns:wne="http://schemas.microsoft.com/office/word/2006/wordml" xmlns:wps="http://schemas.microsoft.com/office/word/2010/wordprocessingShape" mc:Ignorable="w14 w15 w16se w16cid w16 w16cex w16sdtdh wp14">
   <w:abstractNum w:abstractNumId="0" w15:restartNumberingAfterBreak="0">
     <w:nsid w:val="FFFFFF7C"/>
     <w:multiLevelType w:val="singleLevel"/>
@@ -811,20 +1355,21 @@
   <w:abstractNum w:abstractNumId="9" w15:restartNumberingAfterBreak="0">
     <w:nsid w:val="FFFFFF89"/>
     <w:multiLevelType w:val="singleLevel"/>
-    <w:tmpl w:val="222C4C38"/>
+    <w:tmpl w:val="9E6C1AD4"/>
     <w:lvl w:ilvl="0">
       <w:start w:val="1"/>
       <w:numFmt w:val="bullet"/>
-      <w:lvlText w:val="·"/>
+      <w:pStyle w:val="Commarcadores"/>
+      <w:lvlText w:val=""/>
       <w:lvlJc w:val="left"/>
       <w:pPr>
         <w:tabs>
-          <w:tab w:val="num" w:pos="144"/>
+          <w:tab w:val="num" w:pos="360"/>
         </w:tabs>
-        <w:ind w:left="144" w:hanging="144"/>
+        <w:ind w:left="360" w:hanging="360"/>
       </w:pPr>
       <w:rPr>
-        <w:rFonts w:ascii="Cambria" w:hAnsi="Cambria" w:hint="default"/>
+        <w:rFonts w:ascii="Symbol" w:hAnsi="Symbol" w:hint="default"/>
       </w:rPr>
     </w:lvl>
   </w:abstractNum>
@@ -1881,6 +2426,18 @@
   </w:num>
   <w:num w:numId="23" w16cid:durableId="978799268">
     <w:abstractNumId w:val="18"/>
+  </w:num>
+  <w:num w:numId="24" w16cid:durableId="226839502">
+    <w:abstractNumId w:val="9"/>
+  </w:num>
+  <w:num w:numId="25" w16cid:durableId="1637761586">
+    <w:abstractNumId w:val="9"/>
+  </w:num>
+  <w:num w:numId="26" w16cid:durableId="1668707510">
+    <w:abstractNumId w:val="9"/>
+  </w:num>
+  <w:num w:numId="27" w16cid:durableId="1200974122">
+    <w:abstractNumId w:val="9"/>
   </w:num>
 </w:numbering>
 </file>
@@ -2319,7 +2876,7 @@
     <w:uiPriority w:val="9"/>
     <w:unhideWhenUsed/>
     <w:qFormat/>
-    <w:rsid w:val="001B29CF"/>
+    <w:rsid w:val="00782F65"/>
     <w:pPr>
       <w:keepNext/>
       <w:keepLines/>
@@ -2328,7 +2885,7 @@
       <w:outlineLvl w:val="1"/>
     </w:pPr>
     <w:rPr>
-      <w:rFonts w:asciiTheme="majorHAnsi" w:eastAsiaTheme="majorEastAsia" w:hAnsiTheme="majorHAnsi" w:cstheme="majorBidi"/>
+      <w:rFonts w:ascii="Roboto" w:eastAsiaTheme="majorEastAsia" w:hAnsi="Roboto" w:cstheme="majorBidi"/>
       <w:b/>
       <w:caps/>
       <w:color w:val="262626" w:themeColor="text1" w:themeTint="D9"/>
@@ -2411,20 +2968,15 @@
   </w:style>
   <w:style w:type="paragraph" w:styleId="Ttulo">
     <w:name w:val="Title"/>
-    <w:basedOn w:val="Normal"/>
+    <w:basedOn w:val="Ttulo2"/>
     <w:link w:val="TtuloChar"/>
     <w:uiPriority w:val="1"/>
     <w:qFormat/>
-    <w:rsid w:val="00C61F8E"/>
+    <w:rsid w:val="00E54850"/>
     <w:pPr>
-      <w:pBdr>
-        <w:bottom w:val="single" w:sz="12" w:space="4" w:color="39A5B7" w:themeColor="accent1"/>
-      </w:pBdr>
       <w:spacing w:after="120"/>
-      <w:contextualSpacing/>
     </w:pPr>
     <w:rPr>
-      <w:rFonts w:asciiTheme="majorHAnsi" w:eastAsiaTheme="majorEastAsia" w:hAnsiTheme="majorHAnsi" w:cstheme="majorBidi"/>
       <w:color w:val="2A7B88" w:themeColor="accent1" w:themeShade="BF"/>
       <w:kern w:val="28"/>
       <w:sz w:val="56"/>
@@ -2435,12 +2987,16 @@
     <w:basedOn w:val="Fontepargpadro"/>
     <w:link w:val="Ttulo"/>
     <w:uiPriority w:val="1"/>
-    <w:rsid w:val="00C61F8E"/>
-    <w:rPr>
-      <w:rFonts w:asciiTheme="majorHAnsi" w:eastAsiaTheme="majorEastAsia" w:hAnsiTheme="majorHAnsi" w:cstheme="majorBidi"/>
+    <w:rsid w:val="00E54850"/>
+    <w:rPr>
+      <w:rFonts w:ascii="Roboto" w:eastAsiaTheme="majorEastAsia" w:hAnsi="Roboto" w:cstheme="majorBidi"/>
+      <w:b/>
+      <w:caps/>
       <w:color w:val="2A7B88" w:themeColor="accent1" w:themeShade="BF"/>
       <w:kern w:val="28"/>
       <w:sz w:val="56"/>
+      <w:szCs w:val="26"/>
+      <w:lang w:val="pt-BR"/>
     </w:rPr>
   </w:style>
   <w:style w:type="character" w:styleId="TextodoEspaoReservado">
@@ -2528,14 +3084,15 @@
     <w:basedOn w:val="Fontepargpadro"/>
     <w:link w:val="Ttulo2"/>
     <w:uiPriority w:val="9"/>
-    <w:rsid w:val="001B29CF"/>
-    <w:rPr>
-      <w:rFonts w:asciiTheme="majorHAnsi" w:eastAsiaTheme="majorEastAsia" w:hAnsiTheme="majorHAnsi" w:cstheme="majorBidi"/>
+    <w:rsid w:val="00782F65"/>
+    <w:rPr>
+      <w:rFonts w:ascii="Roboto" w:eastAsiaTheme="majorEastAsia" w:hAnsi="Roboto" w:cstheme="majorBidi"/>
       <w:b/>
       <w:caps/>
       <w:color w:val="262626" w:themeColor="text1" w:themeTint="D9"/>
       <w:sz w:val="24"/>
       <w:szCs w:val="26"/>
+      <w:lang w:val="pt-BR"/>
     </w:rPr>
   </w:style>
   <w:style w:type="paragraph" w:styleId="CabealhodoSumrio">
@@ -3106,704 +3663,6 @@
     </w:rPr>
   </w:style>
 </w:styles>
-</file>
-
-<file path=word/glossary/document.xml><?xml version="1.0" encoding="utf-8"?>
-<w:glossaryDocument xmlns:wpc="http://schemas.microsoft.com/office/word/2010/wordprocessingCanvas" xmlns:cx="http://schemas.microsoft.com/office/drawing/2014/chartex" xmlns:cx1="http://schemas.microsoft.com/office/drawing/2015/9/8/chartex" xmlns:cx2="http://schemas.microsoft.com/office/drawing/2015/10/21/chartex" xmlns:cx3="http://schemas.microsoft.com/office/drawing/2016/5/9/chartex" xmlns:cx4="http://schemas.microsoft.com/office/drawing/2016/5/10/chartex" xmlns:cx5="http://schemas.microsoft.com/office/drawing/2016/5/11/chartex" xmlns:cx6="http://schemas.microsoft.com/office/drawing/2016/5/12/chartex" xmlns:cx7="http://schemas.microsoft.com/office/drawing/2016/5/13/chartex" xmlns:cx8="http://schemas.microsoft.com/office/drawing/2016/5/14/chartex" xmlns:mc="http://schemas.openxmlformats.org/markup-compatibility/2006" xmlns:aink="http://schemas.microsoft.com/office/drawing/2016/ink" xmlns:am3d="http://schemas.microsoft.com/office/drawing/2017/model3d" xmlns:o="urn:schemas-microsoft-com:office:office" xmlns:oel="http://schemas.microsoft.com/office/2019/extlst" xmlns:r="http://schemas.openxmlformats.org/officeDocument/2006/relationships" xmlns:m="http://schemas.openxmlformats.org/officeDocument/2006/math" xmlns:v="urn:schemas-microsoft-com:vml" xmlns:wp14="http://schemas.microsoft.com/office/word/2010/wordprocessingDrawing" xmlns:wp="http://schemas.openxmlformats.org/drawingml/2006/wordprocessingDrawing" xmlns:w10="urn:schemas-microsoft-com:office:word" xmlns:w="http://schemas.openxmlformats.org/wordprocessingml/2006/main" xmlns:w14="http://schemas.microsoft.com/office/word/2010/wordml" xmlns:w15="http://schemas.microsoft.com/office/word/2012/wordml" xmlns:w16cex="http://schemas.microsoft.com/office/word/2018/wordml/cex" xmlns:w16cid="http://schemas.microsoft.com/office/word/2016/wordml/cid" xmlns:w16="http://schemas.microsoft.com/office/word/2018/wordml" xmlns:w16sdtdh="http://schemas.microsoft.com/office/word/2020/wordml/sdtdatahash" xmlns:w16se="http://schemas.microsoft.com/office/word/2015/wordml/symex" xmlns:wpg="http://schemas.microsoft.com/office/word/2010/wordprocessingGroup" xmlns:wpi="http://schemas.microsoft.com/office/word/2010/wordprocessingInk" xmlns:wne="http://schemas.microsoft.com/office/word/2006/wordml" xmlns:wps="http://schemas.microsoft.com/office/word/2010/wordprocessingShape" mc:Ignorable="w14 w15 w16se w16cid w16 w16cex w16sdtdh wp14">
-  <w:docParts>
-    <w:docPart>
-      <w:docPartPr>
-        <w:name w:val="9E9032779932400AAE5C3894851BAB2B"/>
-        <w:category>
-          <w:name w:val="Geral"/>
-          <w:gallery w:val="placeholder"/>
-        </w:category>
-        <w:types>
-          <w:type w:val="bbPlcHdr"/>
-        </w:types>
-        <w:behaviors>
-          <w:behavior w:val="content"/>
-        </w:behaviors>
-        <w:guid w:val="{B396265F-7016-481E-BCE8-C8C03C48BF8B}"/>
-      </w:docPartPr>
-      <w:docPartBody>
-        <w:p>
-          <w:pPr>
-            <w:pStyle w:val="9E9032779932400AAE5C3894851BAB2B"/>
-          </w:pPr>
-          <w:r>
-            <w:rPr>
-              <w:lang w:bidi="pt-BR"/>
-            </w:rPr>
-            <w:t>Educação</w:t>
-          </w:r>
-        </w:p>
-      </w:docPartBody>
-    </w:docPart>
-    <w:docPart>
-      <w:docPartPr>
-        <w:name w:val="DBBF1EF8E10F43ED9886BF76B9327350"/>
-        <w:category>
-          <w:name w:val="Geral"/>
-          <w:gallery w:val="placeholder"/>
-        </w:category>
-        <w:types>
-          <w:type w:val="bbPlcHdr"/>
-        </w:types>
-        <w:behaviors>
-          <w:behavior w:val="content"/>
-        </w:behaviors>
-        <w:guid w:val="{6285C8D1-C8AF-4407-97AD-ED6392C823FC}"/>
-      </w:docPartPr>
-      <w:docPartBody>
-        <w:p>
-          <w:pPr>
-            <w:pStyle w:val="DBBF1EF8E10F43ED9886BF76B9327350"/>
-          </w:pPr>
-          <w:r>
-            <w:rPr>
-              <w:lang w:bidi="pt-BR"/>
-            </w:rPr>
-            <w:t>Habilidades e Conhecimentos</w:t>
-          </w:r>
-        </w:p>
-      </w:docPartBody>
-    </w:docPart>
-    <w:docPart>
-      <w:docPartPr>
-        <w:name w:val="C955C0E104E745E881CF4C598A277CB7"/>
-        <w:category>
-          <w:name w:val="Geral"/>
-          <w:gallery w:val="placeholder"/>
-        </w:category>
-        <w:types>
-          <w:type w:val="bbPlcHdr"/>
-        </w:types>
-        <w:behaviors>
-          <w:behavior w:val="content"/>
-        </w:behaviors>
-        <w:guid w:val="{06FEFC83-8253-44D5-9B5D-1FE9D66CBCC4}"/>
-      </w:docPartPr>
-      <w:docPartBody>
-        <w:p>
-          <w:pPr>
-            <w:pStyle w:val="C955C0E104E745E881CF4C598A277CB7"/>
-          </w:pPr>
-          <w:r>
-            <w:rPr>
-              <w:lang w:bidi="pt-BR"/>
-            </w:rPr>
-            <w:t>Comunicação</w:t>
-          </w:r>
-        </w:p>
-      </w:docPartBody>
-    </w:docPart>
-    <w:docPart>
-      <w:docPartPr>
-        <w:name w:val="267BCB79B24745D080D4B0EAB84A4A25"/>
-        <w:category>
-          <w:name w:val="Geral"/>
-          <w:gallery w:val="placeholder"/>
-        </w:category>
-        <w:types>
-          <w:type w:val="bbPlcHdr"/>
-        </w:types>
-        <w:behaviors>
-          <w:behavior w:val="content"/>
-        </w:behaviors>
-        <w:guid w:val="{0A4E5D81-D327-4040-8630-14B0E0A952EA}"/>
-      </w:docPartPr>
-      <w:docPartBody>
-        <w:p>
-          <w:pPr>
-            <w:pStyle w:val="267BCB79B24745D080D4B0EAB84A4A25"/>
-          </w:pPr>
-          <w:r>
-            <w:rPr>
-              <w:lang w:bidi="pt-BR"/>
-            </w:rPr>
-            <w:t>Objetivo</w:t>
-          </w:r>
-        </w:p>
-      </w:docPartBody>
-    </w:docPart>
-  </w:docParts>
-</w:glossaryDocument>
-</file>
-
-<file path=word/glossary/fontTable.xml><?xml version="1.0" encoding="utf-8"?>
-<w:fonts xmlns:mc="http://schemas.openxmlformats.org/markup-compatibility/2006" xmlns:r="http://schemas.openxmlformats.org/officeDocument/2006/relationships" xmlns:w="http://schemas.openxmlformats.org/wordprocessingml/2006/main" xmlns:w14="http://schemas.microsoft.com/office/word/2010/wordml" xmlns:w15="http://schemas.microsoft.com/office/word/2012/wordml" xmlns:w16cex="http://schemas.microsoft.com/office/word/2018/wordml/cex" xmlns:w16cid="http://schemas.microsoft.com/office/word/2016/wordml/cid" xmlns:w16="http://schemas.microsoft.com/office/word/2018/wordml" xmlns:w16sdtdh="http://schemas.microsoft.com/office/word/2020/wordml/sdtdatahash" xmlns:w16se="http://schemas.microsoft.com/office/word/2015/wordml/symex" mc:Ignorable="w14 w15 w16se w16cid w16 w16cex w16sdtdh">
-  <w:font w:name="Symbol">
-    <w:panose1 w:val="05050102010706020507"/>
-    <w:charset w:val="02"/>
-    <w:family w:val="roman"/>
-    <w:pitch w:val="variable"/>
-    <w:sig w:usb0="00000000" w:usb1="10000000" w:usb2="00000000" w:usb3="00000000" w:csb0="80000000" w:csb1="00000000"/>
-  </w:font>
-  <w:font w:name="Times New Roman">
-    <w:panose1 w:val="02020603050405020304"/>
-    <w:charset w:val="00"/>
-    <w:family w:val="roman"/>
-    <w:pitch w:val="variable"/>
-    <w:sig w:usb0="E0002EFF" w:usb1="C000785B" w:usb2="00000009" w:usb3="00000000" w:csb0="000001FF" w:csb1="00000000"/>
-  </w:font>
-  <w:font w:name="Cambria">
-    <w:panose1 w:val="02040503050406030204"/>
-    <w:charset w:val="00"/>
-    <w:family w:val="roman"/>
-    <w:pitch w:val="variable"/>
-    <w:sig w:usb0="E00006FF" w:usb1="420024FF" w:usb2="02000000" w:usb3="00000000" w:csb0="0000019F" w:csb1="00000000"/>
-  </w:font>
-  <w:font w:name="Courier New">
-    <w:panose1 w:val="02070309020205020404"/>
-    <w:charset w:val="00"/>
-    <w:family w:val="modern"/>
-    <w:pitch w:val="fixed"/>
-    <w:sig w:usb0="E0002EFF" w:usb1="C0007843" w:usb2="00000009" w:usb3="00000000" w:csb0="000001FF" w:csb1="00000000"/>
-  </w:font>
-  <w:font w:name="Wingdings">
-    <w:panose1 w:val="05000000000000000000"/>
-    <w:charset w:val="02"/>
-    <w:family w:val="auto"/>
-    <w:pitch w:val="variable"/>
-    <w:sig w:usb0="00000000" w:usb1="10000000" w:usb2="00000000" w:usb3="00000000" w:csb0="80000000" w:csb1="00000000"/>
-  </w:font>
-  <w:font w:name="HGMinchoB">
-    <w:altName w:val="Yu Mincho Demibold"/>
-    <w:panose1 w:val="00000000000000000000"/>
-    <w:charset w:val="80"/>
-    <w:family w:val="roman"/>
-    <w:notTrueType/>
-    <w:pitch w:val="default"/>
-  </w:font>
-  <w:font w:name="Segoe UI">
-    <w:panose1 w:val="020B0502040204020203"/>
-    <w:charset w:val="00"/>
-    <w:family w:val="swiss"/>
-    <w:pitch w:val="variable"/>
-    <w:sig w:usb0="E4002EFF" w:usb1="C000E47F" w:usb2="00000009" w:usb3="00000000" w:csb0="000001FF" w:csb1="00000000"/>
-  </w:font>
-  <w:font w:name="Consolas">
-    <w:panose1 w:val="020B0609020204030204"/>
-    <w:charset w:val="00"/>
-    <w:family w:val="modern"/>
-    <w:pitch w:val="fixed"/>
-    <w:sig w:usb0="E00006FF" w:usb1="0000FCFF" w:usb2="00000001" w:usb3="00000000" w:csb0="0000019F" w:csb1="00000000"/>
-  </w:font>
-  <w:font w:name="Calibri">
-    <w:panose1 w:val="020F0502020204030204"/>
-    <w:charset w:val="00"/>
-    <w:family w:val="swiss"/>
-    <w:pitch w:val="variable"/>
-    <w:sig w:usb0="E4002EFF" w:usb1="C000247B" w:usb2="00000009" w:usb3="00000000" w:csb0="000001FF" w:csb1="00000000"/>
-  </w:font>
-  <w:font w:name="Calibri Light">
-    <w:panose1 w:val="020F0302020204030204"/>
-    <w:charset w:val="00"/>
-    <w:family w:val="swiss"/>
-    <w:pitch w:val="variable"/>
-    <w:sig w:usb0="E4002EFF" w:usb1="C000247B" w:usb2="00000009" w:usb3="00000000" w:csb0="000001FF" w:csb1="00000000"/>
-  </w:font>
-</w:fonts>
-</file>
-
-<file path=word/glossary/settings.xml><?xml version="1.0" encoding="utf-8"?>
-<w:settings xmlns:mc="http://schemas.openxmlformats.org/markup-compatibility/2006" xmlns:o="urn:schemas-microsoft-com:office:office" xmlns:r="http://schemas.openxmlformats.org/officeDocument/2006/relationships" xmlns:m="http://schemas.openxmlformats.org/officeDocument/2006/math" xmlns:v="urn:schemas-microsoft-com:vml" xmlns:w10="urn:schemas-microsoft-com:office:word" xmlns:w="http://schemas.openxmlformats.org/wordprocessingml/2006/main" xmlns:w14="http://schemas.microsoft.com/office/word/2010/wordml" xmlns:w15="http://schemas.microsoft.com/office/word/2012/wordml" xmlns:w16cex="http://schemas.microsoft.com/office/word/2018/wordml/cex" xmlns:w16cid="http://schemas.microsoft.com/office/word/2016/wordml/cid" xmlns:w16="http://schemas.microsoft.com/office/word/2018/wordml" xmlns:w16sdtdh="http://schemas.microsoft.com/office/word/2020/wordml/sdtdatahash" xmlns:w16se="http://schemas.microsoft.com/office/word/2015/wordml/symex" xmlns:sl="http://schemas.openxmlformats.org/schemaLibrary/2006/main" mc:Ignorable="w14 w15 w16se w16cid w16 w16cex w16sdtdh">
-  <w:view w:val="normal"/>
-  <w:defaultTabStop w:val="708"/>
-  <w:hyphenationZone w:val="425"/>
-  <w:characterSpacingControl w:val="doNotCompress"/>
-  <w:compat>
-    <w:useFELayout/>
-    <w:compatSetting w:name="compatibilityMode" w:uri="http://schemas.microsoft.com/office/word" w:val="15"/>
-    <w:compatSetting w:name="overrideTableStyleFontSizeAndJustification" w:uri="http://schemas.microsoft.com/office/word" w:val="1"/>
-    <w:compatSetting w:name="enableOpenTypeFeatures" w:uri="http://schemas.microsoft.com/office/word" w:val="1"/>
-    <w:compatSetting w:name="doNotFlipMirrorIndents" w:uri="http://schemas.microsoft.com/office/word" w:val="1"/>
-    <w:compatSetting w:name="differentiateMultirowTableHeaders" w:uri="http://schemas.microsoft.com/office/word" w:val="1"/>
-    <w:compatSetting w:name="useWord2013TrackBottomHyphenation" w:uri="http://schemas.microsoft.com/office/word" w:val="0"/>
-  </w:compat>
-  <w:rsids>
-    <w:rsidRoot w:val="00AE48A6"/>
-    <w:rsid w:val="00472A60"/>
-    <w:rsid w:val="0047542A"/>
-    <w:rsid w:val="005E7CB4"/>
-    <w:rsid w:val="008A030E"/>
-    <w:rsid w:val="00AE48A6"/>
-    <w:rsid w:val="00CC6425"/>
-    <w:rsid w:val="00DE2C1B"/>
-    <w:rsid w:val="00F24E65"/>
-  </w:rsids>
-  <m:mathPr>
-    <m:mathFont m:val="Cambria Math"/>
-    <m:brkBin m:val="before"/>
-    <m:brkBinSub m:val="--"/>
-    <m:smallFrac m:val="0"/>
-    <m:dispDef/>
-    <m:lMargin m:val="0"/>
-    <m:rMargin m:val="0"/>
-    <m:defJc m:val="centerGroup"/>
-    <m:wrapIndent m:val="1440"/>
-    <m:intLim m:val="subSup"/>
-    <m:naryLim m:val="undOvr"/>
-  </m:mathPr>
-  <w:themeFontLang w:val="pt-BR"/>
-  <w:clrSchemeMapping w:bg1="light1" w:t1="dark1" w:bg2="light2" w:t2="dark2" w:accent1="accent1" w:accent2="accent2" w:accent3="accent3" w:accent4="accent4" w:accent5="accent5" w:accent6="accent6" w:hyperlink="hyperlink" w:followedHyperlink="followedHyperlink"/>
-  <w:decimalSymbol w:val=","/>
-  <w:listSeparator w:val=";"/>
-  <w15:chartTrackingRefBased/>
-</w:settings>
-</file>
-
-<file path=word/glossary/styles.xml><?xml version="1.0" encoding="utf-8"?>
-<w:styles xmlns:mc="http://schemas.openxmlformats.org/markup-compatibility/2006" xmlns:r="http://schemas.openxmlformats.org/officeDocument/2006/relationships" xmlns:w="http://schemas.openxmlformats.org/wordprocessingml/2006/main" xmlns:w14="http://schemas.microsoft.com/office/word/2010/wordml" xmlns:w15="http://schemas.microsoft.com/office/word/2012/wordml" xmlns:w16cex="http://schemas.microsoft.com/office/word/2018/wordml/cex" xmlns:w16cid="http://schemas.microsoft.com/office/word/2016/wordml/cid" xmlns:w16="http://schemas.microsoft.com/office/word/2018/wordml" xmlns:w16sdtdh="http://schemas.microsoft.com/office/word/2020/wordml/sdtdatahash" xmlns:w16se="http://schemas.microsoft.com/office/word/2015/wordml/symex" mc:Ignorable="w14 w15 w16se w16cid w16 w16cex w16sdtdh">
-  <w:docDefaults>
-    <w:rPrDefault>
-      <w:rPr>
-        <w:rFonts w:asciiTheme="minorHAnsi" w:eastAsiaTheme="minorEastAsia" w:hAnsiTheme="minorHAnsi" w:cstheme="minorBidi"/>
-        <w:sz w:val="22"/>
-        <w:szCs w:val="22"/>
-        <w:lang w:val="pt-BR" w:eastAsia="pt-BR" w:bidi="ar-SA"/>
-      </w:rPr>
-    </w:rPrDefault>
-    <w:pPrDefault>
-      <w:pPr>
-        <w:spacing w:after="160" w:line="259" w:lineRule="auto"/>
-      </w:pPr>
-    </w:pPrDefault>
-  </w:docDefaults>
-  <w:latentStyles w:defLockedState="0" w:defUIPriority="99" w:defSemiHidden="0" w:defUnhideWhenUsed="0" w:defQFormat="0" w:count="376">
-    <w:lsdException w:name="Normal" w:uiPriority="0" w:qFormat="1"/>
-    <w:lsdException w:name="heading 1" w:uiPriority="9" w:qFormat="1"/>
-    <w:lsdException w:name="heading 2" w:semiHidden="1" w:uiPriority="9" w:unhideWhenUsed="1" w:qFormat="1"/>
-    <w:lsdException w:name="heading 3" w:semiHidden="1" w:uiPriority="9" w:unhideWhenUsed="1" w:qFormat="1"/>
-    <w:lsdException w:name="heading 4" w:semiHidden="1" w:uiPriority="9" w:unhideWhenUsed="1" w:qFormat="1"/>
-    <w:lsdException w:name="heading 5" w:semiHidden="1" w:uiPriority="9" w:unhideWhenUsed="1" w:qFormat="1"/>
-    <w:lsdException w:name="heading 6" w:semiHidden="1" w:uiPriority="9" w:unhideWhenUsed="1" w:qFormat="1"/>
-    <w:lsdException w:name="heading 7" w:semiHidden="1" w:uiPriority="9" w:unhideWhenUsed="1" w:qFormat="1"/>
-    <w:lsdException w:name="heading 8" w:semiHidden="1" w:uiPriority="9" w:unhideWhenUsed="1" w:qFormat="1"/>
-    <w:lsdException w:name="heading 9" w:semiHidden="1" w:uiPriority="9" w:unhideWhenUsed="1" w:qFormat="1"/>
-    <w:lsdException w:name="index 1" w:semiHidden="1" w:unhideWhenUsed="1"/>
-    <w:lsdException w:name="index 2" w:semiHidden="1" w:unhideWhenUsed="1"/>
-    <w:lsdException w:name="index 3" w:semiHidden="1" w:unhideWhenUsed="1"/>
-    <w:lsdException w:name="index 4" w:semiHidden="1" w:unhideWhenUsed="1"/>
-    <w:lsdException w:name="index 5" w:semiHidden="1" w:unhideWhenUsed="1"/>
-    <w:lsdException w:name="index 6" w:semiHidden="1" w:unhideWhenUsed="1"/>
-    <w:lsdException w:name="index 7" w:semiHidden="1" w:unhideWhenUsed="1"/>
-    <w:lsdException w:name="index 8" w:semiHidden="1" w:unhideWhenUsed="1"/>
-    <w:lsdException w:name="index 9" w:semiHidden="1" w:unhideWhenUsed="1"/>
-    <w:lsdException w:name="toc 1" w:semiHidden="1" w:uiPriority="39" w:unhideWhenUsed="1"/>
-    <w:lsdException w:name="toc 2" w:semiHidden="1" w:uiPriority="39" w:unhideWhenUsed="1"/>
-    <w:lsdException w:name="toc 3" w:semiHidden="1" w:uiPriority="39" w:unhideWhenUsed="1"/>
-    <w:lsdException w:name="toc 4" w:semiHidden="1" w:uiPriority="39" w:unhideWhenUsed="1"/>
-    <w:lsdException w:name="toc 5" w:semiHidden="1" w:uiPriority="39" w:unhideWhenUsed="1"/>
-    <w:lsdException w:name="toc 6" w:semiHidden="1" w:uiPriority="39" w:unhideWhenUsed="1"/>
-    <w:lsdException w:name="toc 7" w:semiHidden="1" w:uiPriority="39" w:unhideWhenUsed="1"/>
-    <w:lsdException w:name="toc 8" w:semiHidden="1" w:uiPriority="39" w:unhideWhenUsed="1"/>
-    <w:lsdException w:name="toc 9" w:semiHidden="1" w:uiPriority="39" w:unhideWhenUsed="1"/>
-    <w:lsdException w:name="Normal Indent" w:semiHidden="1" w:unhideWhenUsed="1"/>
-    <w:lsdException w:name="footnote text" w:semiHidden="1" w:unhideWhenUsed="1"/>
-    <w:lsdException w:name="annotation text" w:semiHidden="1" w:unhideWhenUsed="1"/>
-    <w:lsdException w:name="header" w:semiHidden="1" w:unhideWhenUsed="1"/>
-    <w:lsdException w:name="footer" w:semiHidden="1" w:unhideWhenUsed="1"/>
-    <w:lsdException w:name="index heading" w:semiHidden="1" w:unhideWhenUsed="1"/>
-    <w:lsdException w:name="caption" w:semiHidden="1" w:uiPriority="35" w:unhideWhenUsed="1" w:qFormat="1"/>
-    <w:lsdException w:name="table of figures" w:semiHidden="1" w:unhideWhenUsed="1"/>
-    <w:lsdException w:name="envelope address" w:semiHidden="1" w:unhideWhenUsed="1"/>
-    <w:lsdException w:name="envelope return" w:semiHidden="1" w:unhideWhenUsed="1"/>
-    <w:lsdException w:name="footnote reference" w:semiHidden="1" w:unhideWhenUsed="1"/>
-    <w:lsdException w:name="annotation reference" w:semiHidden="1" w:unhideWhenUsed="1"/>
-    <w:lsdException w:name="line number" w:semiHidden="1" w:unhideWhenUsed="1"/>
-    <w:lsdException w:name="page number" w:semiHidden="1" w:unhideWhenUsed="1"/>
-    <w:lsdException w:name="endnote reference" w:semiHidden="1" w:unhideWhenUsed="1"/>
-    <w:lsdException w:name="endnote text" w:semiHidden="1" w:unhideWhenUsed="1"/>
-    <w:lsdException w:name="table of authorities" w:semiHidden="1" w:unhideWhenUsed="1"/>
-    <w:lsdException w:name="macro" w:semiHidden="1" w:unhideWhenUsed="1"/>
-    <w:lsdException w:name="toa heading" w:semiHidden="1" w:unhideWhenUsed="1"/>
-    <w:lsdException w:name="List" w:semiHidden="1" w:unhideWhenUsed="1"/>
-    <w:lsdException w:name="List Bullet" w:semiHidden="1" w:unhideWhenUsed="1"/>
-    <w:lsdException w:name="List Number" w:semiHidden="1" w:unhideWhenUsed="1"/>
-    <w:lsdException w:name="List 2" w:semiHidden="1" w:unhideWhenUsed="1"/>
-    <w:lsdException w:name="List 3" w:semiHidden="1" w:unhideWhenUsed="1"/>
-    <w:lsdException w:name="List 4" w:semiHidden="1" w:unhideWhenUsed="1"/>
-    <w:lsdException w:name="List 5" w:semiHidden="1" w:unhideWhenUsed="1"/>
-    <w:lsdException w:name="List Bullet 2" w:semiHidden="1" w:unhideWhenUsed="1"/>
-    <w:lsdException w:name="List Bullet 3" w:semiHidden="1" w:unhideWhenUsed="1"/>
-    <w:lsdException w:name="List Bullet 4" w:semiHidden="1" w:unhideWhenUsed="1"/>
-    <w:lsdException w:name="List Bullet 5" w:semiHidden="1" w:unhideWhenUsed="1"/>
-    <w:lsdException w:name="List Number 2" w:semiHidden="1" w:unhideWhenUsed="1"/>
-    <w:lsdException w:name="List Number 3" w:semiHidden="1" w:unhideWhenUsed="1"/>
-    <w:lsdException w:name="List Number 4" w:semiHidden="1" w:unhideWhenUsed="1"/>
-    <w:lsdException w:name="List Number 5" w:semiHidden="1" w:unhideWhenUsed="1"/>
-    <w:lsdException w:name="Title" w:uiPriority="10" w:qFormat="1"/>
-    <w:lsdException w:name="Closing" w:semiHidden="1" w:unhideWhenUsed="1"/>
-    <w:lsdException w:name="Signature" w:semiHidden="1" w:unhideWhenUsed="1"/>
-    <w:lsdException w:name="Default Paragraph Font" w:semiHidden="1" w:uiPriority="1" w:unhideWhenUsed="1"/>
-    <w:lsdException w:name="Body Text" w:semiHidden="1" w:unhideWhenUsed="1"/>
-    <w:lsdException w:name="Body Text Indent" w:semiHidden="1" w:unhideWhenUsed="1"/>
-    <w:lsdException w:name="List Continue" w:semiHidden="1" w:unhideWhenUsed="1"/>
-    <w:lsdException w:name="List Continue 2" w:semiHidden="1" w:unhideWhenUsed="1"/>
-    <w:lsdException w:name="List Continue 3" w:semiHidden="1" w:unhideWhenUsed="1"/>
-    <w:lsdException w:name="List Continue 4" w:semiHidden="1" w:unhideWhenUsed="1"/>
-    <w:lsdException w:name="List Continue 5" w:semiHidden="1" w:unhideWhenUsed="1"/>
-    <w:lsdException w:name="Message Header" w:semiHidden="1" w:unhideWhenUsed="1"/>
-    <w:lsdException w:name="Subtitle" w:uiPriority="11" w:qFormat="1"/>
-    <w:lsdException w:name="Salutation" w:semiHidden="1" w:unhideWhenUsed="1"/>
-    <w:lsdException w:name="Date" w:semiHidden="1" w:unhideWhenUsed="1"/>
-    <w:lsdException w:name="Body Text First Indent" w:semiHidden="1" w:unhideWhenUsed="1"/>
-    <w:lsdException w:name="Body Text First Indent 2" w:semiHidden="1" w:unhideWhenUsed="1"/>
-    <w:lsdException w:name="Note Heading" w:semiHidden="1" w:unhideWhenUsed="1"/>
-    <w:lsdException w:name="Body Text 2" w:semiHidden="1" w:unhideWhenUsed="1"/>
-    <w:lsdException w:name="Body Text 3" w:semiHidden="1" w:unhideWhenUsed="1"/>
-    <w:lsdException w:name="Body Text Indent 2" w:semiHidden="1" w:unhideWhenUsed="1"/>
-    <w:lsdException w:name="Body Text Indent 3" w:semiHidden="1" w:unhideWhenUsed="1"/>
-    <w:lsdException w:name="Block Text" w:semiHidden="1" w:unhideWhenUsed="1"/>
-    <w:lsdException w:name="Hyperlink" w:semiHidden="1" w:unhideWhenUsed="1"/>
-    <w:lsdException w:name="FollowedHyperlink" w:semiHidden="1" w:unhideWhenUsed="1"/>
-    <w:lsdException w:name="Strong" w:uiPriority="22" w:qFormat="1"/>
-    <w:lsdException w:name="Emphasis" w:uiPriority="20" w:qFormat="1"/>
-    <w:lsdException w:name="Document Map" w:semiHidden="1" w:unhideWhenUsed="1"/>
-    <w:lsdException w:name="Plain Text" w:semiHidden="1" w:unhideWhenUsed="1"/>
-    <w:lsdException w:name="E-mail Signature" w:semiHidden="1" w:unhideWhenUsed="1"/>
-    <w:lsdException w:name="HTML Top of Form" w:semiHidden="1" w:unhideWhenUsed="1"/>
-    <w:lsdException w:name="HTML Bottom of Form" w:semiHidden="1" w:unhideWhenUsed="1"/>
-    <w:lsdException w:name="Normal (Web)" w:semiHidden="1" w:unhideWhenUsed="1"/>
-    <w:lsdException w:name="HTML Acronym" w:semiHidden="1" w:unhideWhenUsed="1"/>
-    <w:lsdException w:name="HTML Address" w:semiHidden="1" w:unhideWhenUsed="1"/>
-    <w:lsdException w:name="HTML Cite" w:semiHidden="1" w:unhideWhenUsed="1"/>
-    <w:lsdException w:name="HTML Code" w:semiHidden="1" w:unhideWhenUsed="1"/>
-    <w:lsdException w:name="HTML Definition" w:semiHidden="1" w:unhideWhenUsed="1"/>
-    <w:lsdException w:name="HTML Keyboard" w:semiHidden="1" w:unhideWhenUsed="1"/>
-    <w:lsdException w:name="HTML Preformatted" w:semiHidden="1" w:unhideWhenUsed="1"/>
-    <w:lsdException w:name="HTML Sample" w:semiHidden="1" w:unhideWhenUsed="1"/>
-    <w:lsdException w:name="HTML Typewriter" w:semiHidden="1" w:unhideWhenUsed="1"/>
-    <w:lsdException w:name="HTML Variable" w:semiHidden="1" w:unhideWhenUsed="1"/>
-    <w:lsdException w:name="Normal Table" w:semiHidden="1" w:unhideWhenUsed="1"/>
-    <w:lsdException w:name="annotation subject" w:semiHidden="1" w:unhideWhenUsed="1"/>
-    <w:lsdException w:name="No List" w:semiHidden="1" w:unhideWhenUsed="1"/>
-    <w:lsdException w:name="Outline List 1" w:semiHidden="1" w:unhideWhenUsed="1"/>
-    <w:lsdException w:name="Outline List 2" w:semiHidden="1" w:unhideWhenUsed="1"/>
-    <w:lsdException w:name="Outline List 3" w:semiHidden="1" w:unhideWhenUsed="1"/>
-    <w:lsdException w:name="Table Simple 1" w:semiHidden="1" w:unhideWhenUsed="1"/>
-    <w:lsdException w:name="Table Simple 2" w:semiHidden="1" w:unhideWhenUsed="1"/>
-    <w:lsdException w:name="Table Simple 3" w:semiHidden="1" w:unhideWhenUsed="1"/>
-    <w:lsdException w:name="Table Classic 1" w:semiHidden="1" w:unhideWhenUsed="1"/>
-    <w:lsdException w:name="Table Classic 2" w:semiHidden="1" w:unhideWhenUsed="1"/>
-    <w:lsdException w:name="Table Classic 3" w:semiHidden="1" w:unhideWhenUsed="1"/>
-    <w:lsdException w:name="Table Classic 4" w:semiHidden="1" w:unhideWhenUsed="1"/>
-    <w:lsdException w:name="Table Colorful 1" w:semiHidden="1" w:unhideWhenUsed="1"/>
-    <w:lsdException w:name="Table Colorful 2" w:semiHidden="1" w:unhideWhenUsed="1"/>
-    <w:lsdException w:name="Table Colorful 3" w:semiHidden="1" w:unhideWhenUsed="1"/>
-    <w:lsdException w:name="Table Columns 1" w:semiHidden="1" w:unhideWhenUsed="1"/>
-    <w:lsdException w:name="Table Columns 2" w:semiHidden="1" w:unhideWhenUsed="1"/>
-    <w:lsdException w:name="Table Columns 3" w:semiHidden="1" w:unhideWhenUsed="1"/>
-    <w:lsdException w:name="Table Columns 4" w:semiHidden="1" w:unhideWhenUsed="1"/>
-    <w:lsdException w:name="Table Columns 5" w:semiHidden="1" w:unhideWhenUsed="1"/>
-    <w:lsdException w:name="Table Grid 1" w:semiHidden="1" w:unhideWhenUsed="1"/>
-    <w:lsdException w:name="Table Grid 2" w:semiHidden="1" w:unhideWhenUsed="1"/>
-    <w:lsdException w:name="Table Grid 3" w:semiHidden="1" w:unhideWhenUsed="1"/>
-    <w:lsdException w:name="Table Grid 4" w:semiHidden="1" w:unhideWhenUsed="1"/>
-    <w:lsdException w:name="Table Grid 5" w:semiHidden="1" w:unhideWhenUsed="1"/>
-    <w:lsdException w:name="Table Grid 6" w:semiHidden="1" w:unhideWhenUsed="1"/>
-    <w:lsdException w:name="Table Grid 7" w:semiHidden="1" w:unhideWhenUsed="1"/>
-    <w:lsdException w:name="Table Grid 8" w:semiHidden="1" w:unhideWhenUsed="1"/>
-    <w:lsdException w:name="Table List 1" w:semiHidden="1" w:unhideWhenUsed="1"/>
-    <w:lsdException w:name="Table List 2" w:semiHidden="1" w:unhideWhenUsed="1"/>
-    <w:lsdException w:name="Table List 3" w:semiHidden="1" w:unhideWhenUsed="1"/>
-    <w:lsdException w:name="Table List 4" w:semiHidden="1" w:unhideWhenUsed="1"/>
-    <w:lsdException w:name="Table List 5" w:semiHidden="1" w:unhideWhenUsed="1"/>
-    <w:lsdException w:name="Table List 6" w:semiHidden="1" w:unhideWhenUsed="1"/>
-    <w:lsdException w:name="Table List 7" w:semiHidden="1" w:unhideWhenUsed="1"/>
-    <w:lsdException w:name="Table List 8" w:semiHidden="1" w:unhideWhenUsed="1"/>
-    <w:lsdException w:name="Table 3D effects 1" w:semiHidden="1" w:unhideWhenUsed="1"/>
-    <w:lsdException w:name="Table 3D effects 2" w:semiHidden="1" w:unhideWhenUsed="1"/>
-    <w:lsdException w:name="Table 3D effects 3" w:semiHidden="1" w:unhideWhenUsed="1"/>
-    <w:lsdException w:name="Table Contemporary" w:semiHidden="1" w:unhideWhenUsed="1"/>
-    <w:lsdException w:name="Table Elegant" w:semiHidden="1" w:unhideWhenUsed="1"/>
-    <w:lsdException w:name="Table Professional" w:semiHidden="1" w:unhideWhenUsed="1"/>
-    <w:lsdException w:name="Table Subtle 1" w:semiHidden="1" w:unhideWhenUsed="1"/>
-    <w:lsdException w:name="Table Subtle 2" w:semiHidden="1" w:unhideWhenUsed="1"/>
-    <w:lsdException w:name="Table Web 1" w:semiHidden="1" w:unhideWhenUsed="1"/>
-    <w:lsdException w:name="Table Web 2" w:semiHidden="1" w:unhideWhenUsed="1"/>
-    <w:lsdException w:name="Table Web 3" w:semiHidden="1" w:unhideWhenUsed="1"/>
-    <w:lsdException w:name="Balloon Text" w:semiHidden="1" w:unhideWhenUsed="1"/>
-    <w:lsdException w:name="Table Grid" w:uiPriority="39"/>
-    <w:lsdException w:name="Table Theme" w:semiHidden="1" w:unhideWhenUsed="1"/>
-    <w:lsdException w:name="Placeholder Text" w:semiHidden="1"/>
-    <w:lsdException w:name="No Spacing" w:uiPriority="1" w:qFormat="1"/>
-    <w:lsdException w:name="Light Shading" w:uiPriority="60"/>
-    <w:lsdException w:name="Light List" w:uiPriority="61"/>
-    <w:lsdException w:name="Light Grid" w:uiPriority="62"/>
-    <w:lsdException w:name="Medium Shading 1" w:uiPriority="63"/>
-    <w:lsdException w:name="Medium Shading 2" w:uiPriority="64"/>
-    <w:lsdException w:name="Medium List 1" w:uiPriority="65"/>
-    <w:lsdException w:name="Medium List 2" w:uiPriority="66"/>
-    <w:lsdException w:name="Medium Grid 1" w:uiPriority="67"/>
-    <w:lsdException w:name="Medium Grid 2" w:uiPriority="68"/>
-    <w:lsdException w:name="Medium Grid 3" w:uiPriority="69"/>
-    <w:lsdException w:name="Dark List" w:uiPriority="70"/>
-    <w:lsdException w:name="Colorful Shading" w:uiPriority="71"/>
-    <w:lsdException w:name="Colorful List" w:uiPriority="72"/>
-    <w:lsdException w:name="Colorful Grid" w:uiPriority="73"/>
-    <w:lsdException w:name="Light Shading Accent 1" w:uiPriority="60"/>
-    <w:lsdException w:name="Light List Accent 1" w:uiPriority="61"/>
-    <w:lsdException w:name="Light Grid Accent 1" w:uiPriority="62"/>
-    <w:lsdException w:name="Medium Shading 1 Accent 1" w:uiPriority="63"/>
-    <w:lsdException w:name="Medium Shading 2 Accent 1" w:uiPriority="64"/>
-    <w:lsdException w:name="Medium List 1 Accent 1" w:uiPriority="65"/>
-    <w:lsdException w:name="Revision" w:semiHidden="1"/>
-    <w:lsdException w:name="List Paragraph" w:uiPriority="34" w:qFormat="1"/>
-    <w:lsdException w:name="Quote" w:uiPriority="29" w:qFormat="1"/>
-    <w:lsdException w:name="Intense Quote" w:uiPriority="30" w:qFormat="1"/>
-    <w:lsdException w:name="Medium List 2 Accent 1" w:uiPriority="66"/>
-    <w:lsdException w:name="Medium Grid 1 Accent 1" w:uiPriority="67"/>
-    <w:lsdException w:name="Medium Grid 2 Accent 1" w:uiPriority="68"/>
-    <w:lsdException w:name="Medium Grid 3 Accent 1" w:uiPriority="69"/>
-    <w:lsdException w:name="Dark List Accent 1" w:uiPriority="70"/>
-    <w:lsdException w:name="Colorful Shading Accent 1" w:uiPriority="71"/>
-    <w:lsdException w:name="Colorful List Accent 1" w:uiPriority="72"/>
-    <w:lsdException w:name="Colorful Grid Accent 1" w:uiPriority="73"/>
-    <w:lsdException w:name="Light Shading Accent 2" w:uiPriority="60"/>
-    <w:lsdException w:name="Light List Accent 2" w:uiPriority="61"/>
-    <w:lsdException w:name="Light Grid Accent 2" w:uiPriority="62"/>
-    <w:lsdException w:name="Medium Shading 1 Accent 2" w:uiPriority="63"/>
-    <w:lsdException w:name="Medium Shading 2 Accent 2" w:uiPriority="64"/>
-    <w:lsdException w:name="Medium List 1 Accent 2" w:uiPriority="65"/>
-    <w:lsdException w:name="Medium List 2 Accent 2" w:uiPriority="66"/>
-    <w:lsdException w:name="Medium Grid 1 Accent 2" w:uiPriority="67"/>
-    <w:lsdException w:name="Medium Grid 2 Accent 2" w:uiPriority="68"/>
-    <w:lsdException w:name="Medium Grid 3 Accent 2" w:uiPriority="69"/>
-    <w:lsdException w:name="Dark List Accent 2" w:uiPriority="70"/>
-    <w:lsdException w:name="Colorful Shading Accent 2" w:uiPriority="71"/>
-    <w:lsdException w:name="Colorful List Accent 2" w:uiPriority="72"/>
-    <w:lsdException w:name="Colorful Grid Accent 2" w:uiPriority="73"/>
-    <w:lsdException w:name="Light Shading Accent 3" w:uiPriority="60"/>
-    <w:lsdException w:name="Light List Accent 3" w:uiPriority="61"/>
-    <w:lsdException w:name="Light Grid Accent 3" w:uiPriority="62"/>
-    <w:lsdException w:name="Medium Shading 1 Accent 3" w:uiPriority="63"/>
-    <w:lsdException w:name="Medium Shading 2 Accent 3" w:uiPriority="64"/>
-    <w:lsdException w:name="Medium List 1 Accent 3" w:uiPriority="65"/>
-    <w:lsdException w:name="Medium List 2 Accent 3" w:uiPriority="66"/>
-    <w:lsdException w:name="Medium Grid 1 Accent 3" w:uiPriority="67"/>
-    <w:lsdException w:name="Medium Grid 2 Accent 3" w:uiPriority="68"/>
-    <w:lsdException w:name="Medium Grid 3 Accent 3" w:uiPriority="69"/>
-    <w:lsdException w:name="Dark List Accent 3" w:uiPriority="70"/>
-    <w:lsdException w:name="Colorful Shading Accent 3" w:uiPriority="71"/>
-    <w:lsdException w:name="Colorful List Accent 3" w:uiPriority="72"/>
-    <w:lsdException w:name="Colorful Grid Accent 3" w:uiPriority="73"/>
-    <w:lsdException w:name="Light Shading Accent 4" w:uiPriority="60"/>
-    <w:lsdException w:name="Light List Accent 4" w:uiPriority="61"/>
-    <w:lsdException w:name="Light Grid Accent 4" w:uiPriority="62"/>
-    <w:lsdException w:name="Medium Shading 1 Accent 4" w:uiPriority="63"/>
-    <w:lsdException w:name="Medium Shading 2 Accent 4" w:uiPriority="64"/>
-    <w:lsdException w:name="Medium List 1 Accent 4" w:uiPriority="65"/>
-    <w:lsdException w:name="Medium List 2 Accent 4" w:uiPriority="66"/>
-    <w:lsdException w:name="Medium Grid 1 Accent 4" w:uiPriority="67"/>
-    <w:lsdException w:name="Medium Grid 2 Accent 4" w:uiPriority="68"/>
-    <w:lsdException w:name="Medium Grid 3 Accent 4" w:uiPriority="69"/>
-    <w:lsdException w:name="Dark List Accent 4" w:uiPriority="70"/>
-    <w:lsdException w:name="Colorful Shading Accent 4" w:uiPriority="71"/>
-    <w:lsdException w:name="Colorful List Accent 4" w:uiPriority="72"/>
-    <w:lsdException w:name="Colorful Grid Accent 4" w:uiPriority="73"/>
-    <w:lsdException w:name="Light Shading Accent 5" w:uiPriority="60"/>
-    <w:lsdException w:name="Light List Accent 5" w:uiPriority="61"/>
-    <w:lsdException w:name="Light Grid Accent 5" w:uiPriority="62"/>
-    <w:lsdException w:name="Medium Shading 1 Accent 5" w:uiPriority="63"/>
-    <w:lsdException w:name="Medium Shading 2 Accent 5" w:uiPriority="64"/>
-    <w:lsdException w:name="Medium List 1 Accent 5" w:uiPriority="65"/>
-    <w:lsdException w:name="Medium List 2 Accent 5" w:uiPriority="66"/>
-    <w:lsdException w:name="Medium Grid 1 Accent 5" w:uiPriority="67"/>
-    <w:lsdException w:name="Medium Grid 2 Accent 5" w:uiPriority="68"/>
-    <w:lsdException w:name="Medium Grid 3 Accent 5" w:uiPriority="69"/>
-    <w:lsdException w:name="Dark List Accent 5" w:uiPriority="70"/>
-    <w:lsdException w:name="Colorful Shading Accent 5" w:uiPriority="71"/>
-    <w:lsdException w:name="Colorful List Accent 5" w:uiPriority="72"/>
-    <w:lsdException w:name="Colorful Grid Accent 5" w:uiPriority="73"/>
-    <w:lsdException w:name="Light Shading Accent 6" w:uiPriority="60"/>
-    <w:lsdException w:name="Light List Accent 6" w:uiPriority="61"/>
-    <w:lsdException w:name="Light Grid Accent 6" w:uiPriority="62"/>
-    <w:lsdException w:name="Medium Shading 1 Accent 6" w:uiPriority="63"/>
-    <w:lsdException w:name="Medium Shading 2 Accent 6" w:uiPriority="64"/>
-    <w:lsdException w:name="Medium List 1 Accent 6" w:uiPriority="65"/>
-    <w:lsdException w:name="Medium List 2 Accent 6" w:uiPriority="66"/>
-    <w:lsdException w:name="Medium Grid 1 Accent 6" w:uiPriority="67"/>
-    <w:lsdException w:name="Medium Grid 2 Accent 6" w:uiPriority="68"/>
-    <w:lsdException w:name="Medium Grid 3 Accent 6" w:uiPriority="69"/>
-    <w:lsdException w:name="Dark List Accent 6" w:uiPriority="70"/>
-    <w:lsdException w:name="Colorful Shading Accent 6" w:uiPriority="71"/>
-    <w:lsdException w:name="Colorful List Accent 6" w:uiPriority="72"/>
-    <w:lsdException w:name="Colorful Grid Accent 6" w:uiPriority="73"/>
-    <w:lsdException w:name="Subtle Emphasis" w:uiPriority="19" w:qFormat="1"/>
-    <w:lsdException w:name="Intense Emphasis" w:uiPriority="21" w:qFormat="1"/>
-    <w:lsdException w:name="Subtle Reference" w:uiPriority="31" w:qFormat="1"/>
-    <w:lsdException w:name="Intense Reference" w:uiPriority="32" w:qFormat="1"/>
-    <w:lsdException w:name="Book Title" w:uiPriority="33" w:qFormat="1"/>
-    <w:lsdException w:name="Bibliography" w:semiHidden="1" w:uiPriority="37" w:unhideWhenUsed="1"/>
-    <w:lsdException w:name="TOC Heading" w:semiHidden="1" w:uiPriority="39" w:unhideWhenUsed="1" w:qFormat="1"/>
-    <w:lsdException w:name="Plain Table 1" w:uiPriority="41"/>
-    <w:lsdException w:name="Plain Table 2" w:uiPriority="42"/>
-    <w:lsdException w:name="Plain Table 3" w:uiPriority="43"/>
-    <w:lsdException w:name="Plain Table 4" w:uiPriority="44"/>
-    <w:lsdException w:name="Plain Table 5" w:uiPriority="45"/>
-    <w:lsdException w:name="Grid Table Light" w:uiPriority="40"/>
-    <w:lsdException w:name="Grid Table 1 Light" w:uiPriority="46"/>
-    <w:lsdException w:name="Grid Table 2" w:uiPriority="47"/>
-    <w:lsdException w:name="Grid Table 3" w:uiPriority="48"/>
-    <w:lsdException w:name="Grid Table 4" w:uiPriority="49"/>
-    <w:lsdException w:name="Grid Table 5 Dark" w:uiPriority="50"/>
-    <w:lsdException w:name="Grid Table 6 Colorful" w:uiPriority="51"/>
-    <w:lsdException w:name="Grid Table 7 Colorful" w:uiPriority="52"/>
-    <w:lsdException w:name="Grid Table 1 Light Accent 1" w:uiPriority="46"/>
-    <w:lsdException w:name="Grid Table 2 Accent 1" w:uiPriority="47"/>
-    <w:lsdException w:name="Grid Table 3 Accent 1" w:uiPriority="48"/>
-    <w:lsdException w:name="Grid Table 4 Accent 1" w:uiPriority="49"/>
-    <w:lsdException w:name="Grid Table 5 Dark Accent 1" w:uiPriority="50"/>
-    <w:lsdException w:name="Grid Table 6 Colorful Accent 1" w:uiPriority="51"/>
-    <w:lsdException w:name="Grid Table 7 Colorful Accent 1" w:uiPriority="52"/>
-    <w:lsdException w:name="Grid Table 1 Light Accent 2" w:uiPriority="46"/>
-    <w:lsdException w:name="Grid Table 2 Accent 2" w:uiPriority="47"/>
-    <w:lsdException w:name="Grid Table 3 Accent 2" w:uiPriority="48"/>
-    <w:lsdException w:name="Grid Table 4 Accent 2" w:uiPriority="49"/>
-    <w:lsdException w:name="Grid Table 5 Dark Accent 2" w:uiPriority="50"/>
-    <w:lsdException w:name="Grid Table 6 Colorful Accent 2" w:uiPriority="51"/>
-    <w:lsdException w:name="Grid Table 7 Colorful Accent 2" w:uiPriority="52"/>
-    <w:lsdException w:name="Grid Table 1 Light Accent 3" w:uiPriority="46"/>
-    <w:lsdException w:name="Grid Table 2 Accent 3" w:uiPriority="47"/>
-    <w:lsdException w:name="Grid Table 3 Accent 3" w:uiPriority="48"/>
-    <w:lsdException w:name="Grid Table 4 Accent 3" w:uiPriority="49"/>
-    <w:lsdException w:name="Grid Table 5 Dark Accent 3" w:uiPriority="50"/>
-    <w:lsdException w:name="Grid Table 6 Colorful Accent 3" w:uiPriority="51"/>
-    <w:lsdException w:name="Grid Table 7 Colorful Accent 3" w:uiPriority="52"/>
-    <w:lsdException w:name="Grid Table 1 Light Accent 4" w:uiPriority="46"/>
-    <w:lsdException w:name="Grid Table 2 Accent 4" w:uiPriority="47"/>
-    <w:lsdException w:name="Grid Table 3 Accent 4" w:uiPriority="48"/>
-    <w:lsdException w:name="Grid Table 4 Accent 4" w:uiPriority="49"/>
-    <w:lsdException w:name="Grid Table 5 Dark Accent 4" w:uiPriority="50"/>
-    <w:lsdException w:name="Grid Table 6 Colorful Accent 4" w:uiPriority="51"/>
-    <w:lsdException w:name="Grid Table 7 Colorful Accent 4" w:uiPriority="52"/>
-    <w:lsdException w:name="Grid Table 1 Light Accent 5" w:uiPriority="46"/>
-    <w:lsdException w:name="Grid Table 2 Accent 5" w:uiPriority="47"/>
-    <w:lsdException w:name="Grid Table 3 Accent 5" w:uiPriority="48"/>
-    <w:lsdException w:name="Grid Table 4 Accent 5" w:uiPriority="49"/>
-    <w:lsdException w:name="Grid Table 5 Dark Accent 5" w:uiPriority="50"/>
-    <w:lsdException w:name="Grid Table 6 Colorful Accent 5" w:uiPriority="51"/>
-    <w:lsdException w:name="Grid Table 7 Colorful Accent 5" w:uiPriority="52"/>
-    <w:lsdException w:name="Grid Table 1 Light Accent 6" w:uiPriority="46"/>
-    <w:lsdException w:name="Grid Table 2 Accent 6" w:uiPriority="47"/>
-    <w:lsdException w:name="Grid Table 3 Accent 6" w:uiPriority="48"/>
-    <w:lsdException w:name="Grid Table 4 Accent 6" w:uiPriority="49"/>
-    <w:lsdException w:name="Grid Table 5 Dark Accent 6" w:uiPriority="50"/>
-    <w:lsdException w:name="Grid Table 6 Colorful Accent 6" w:uiPriority="51"/>
-    <w:lsdException w:name="Grid Table 7 Colorful Accent 6" w:uiPriority="52"/>
-    <w:lsdException w:name="List Table 1 Light" w:uiPriority="46"/>
-    <w:lsdException w:name="List Table 2" w:uiPriority="47"/>
-    <w:lsdException w:name="List Table 3" w:uiPriority="48"/>
-    <w:lsdException w:name="List Table 4" w:uiPriority="49"/>
-    <w:lsdException w:name="List Table 5 Dark" w:uiPriority="50"/>
-    <w:lsdException w:name="List Table 6 Colorful" w:uiPriority="51"/>
-    <w:lsdException w:name="List Table 7 Colorful" w:uiPriority="52"/>
-    <w:lsdException w:name="List Table 1 Light Accent 1" w:uiPriority="46"/>
-    <w:lsdException w:name="List Table 2 Accent 1" w:uiPriority="47"/>
-    <w:lsdException w:name="List Table 3 Accent 1" w:uiPriority="48"/>
-    <w:lsdException w:name="List Table 4 Accent 1" w:uiPriority="49"/>
-    <w:lsdException w:name="List Table 5 Dark Accent 1" w:uiPriority="50"/>
-    <w:lsdException w:name="List Table 6 Colorful Accent 1" w:uiPriority="51"/>
-    <w:lsdException w:name="List Table 7 Colorful Accent 1" w:uiPriority="52"/>
-    <w:lsdException w:name="List Table 1 Light Accent 2" w:uiPriority="46"/>
-    <w:lsdException w:name="List Table 2 Accent 2" w:uiPriority="47"/>
-    <w:lsdException w:name="List Table 3 Accent 2" w:uiPriority="48"/>
-    <w:lsdException w:name="List Table 4 Accent 2" w:uiPriority="49"/>
-    <w:lsdException w:name="List Table 5 Dark Accent 2" w:uiPriority="50"/>
-    <w:lsdException w:name="List Table 6 Colorful Accent 2" w:uiPriority="51"/>
-    <w:lsdException w:name="List Table 7 Colorful Accent 2" w:uiPriority="52"/>
-    <w:lsdException w:name="List Table 1 Light Accent 3" w:uiPriority="46"/>
-    <w:lsdException w:name="List Table 2 Accent 3" w:uiPriority="47"/>
-    <w:lsdException w:name="List Table 3 Accent 3" w:uiPriority="48"/>
-    <w:lsdException w:name="List Table 4 Accent 3" w:uiPriority="49"/>
-    <w:lsdException w:name="List Table 5 Dark Accent 3" w:uiPriority="50"/>
-    <w:lsdException w:name="List Table 6 Colorful Accent 3" w:uiPriority="51"/>
-    <w:lsdException w:name="List Table 7 Colorful Accent 3" w:uiPriority="52"/>
-    <w:lsdException w:name="List Table 1 Light Accent 4" w:uiPriority="46"/>
-    <w:lsdException w:name="List Table 2 Accent 4" w:uiPriority="47"/>
-    <w:lsdException w:name="List Table 3 Accent 4" w:uiPriority="48"/>
-    <w:lsdException w:name="List Table 4 Accent 4" w:uiPriority="49"/>
-    <w:lsdException w:name="List Table 5 Dark Accent 4" w:uiPriority="50"/>
-    <w:lsdException w:name="List Table 6 Colorful Accent 4" w:uiPriority="51"/>
-    <w:lsdException w:name="List Table 7 Colorful Accent 4" w:uiPriority="52"/>
-    <w:lsdException w:name="List Table 1 Light Accent 5" w:uiPriority="46"/>
-    <w:lsdException w:name="List Table 2 Accent 5" w:uiPriority="47"/>
-    <w:lsdException w:name="List Table 3 Accent 5" w:uiPriority="48"/>
-    <w:lsdException w:name="List Table 4 Accent 5" w:uiPriority="49"/>
-    <w:lsdException w:name="List Table 5 Dark Accent 5" w:uiPriority="50"/>
-    <w:lsdException w:name="List Table 6 Colorful Accent 5" w:uiPriority="51"/>
-    <w:lsdException w:name="List Table 7 Colorful Accent 5" w:uiPriority="52"/>
-    <w:lsdException w:name="List Table 1 Light Accent 6" w:uiPriority="46"/>
-    <w:lsdException w:name="List Table 2 Accent 6" w:uiPriority="47"/>
-    <w:lsdException w:name="List Table 3 Accent 6" w:uiPriority="48"/>
-    <w:lsdException w:name="List Table 4 Accent 6" w:uiPriority="49"/>
-    <w:lsdException w:name="List Table 5 Dark Accent 6" w:uiPriority="50"/>
-    <w:lsdException w:name="List Table 6 Colorful Accent 6" w:uiPriority="51"/>
-    <w:lsdException w:name="List Table 7 Colorful Accent 6" w:uiPriority="52"/>
-    <w:lsdException w:name="Mention" w:semiHidden="1" w:unhideWhenUsed="1"/>
-    <w:lsdException w:name="Smart Hyperlink" w:semiHidden="1" w:unhideWhenUsed="1"/>
-    <w:lsdException w:name="Hashtag" w:semiHidden="1" w:unhideWhenUsed="1"/>
-    <w:lsdException w:name="Unresolved Mention" w:semiHidden="1" w:unhideWhenUsed="1"/>
-    <w:lsdException w:name="Smart Link" w:semiHidden="1" w:unhideWhenUsed="1"/>
-  </w:latentStyles>
-  <w:style w:type="paragraph" w:default="1" w:styleId="Normal">
-    <w:name w:val="Normal"/>
-    <w:qFormat/>
-  </w:style>
-  <w:style w:type="character" w:default="1" w:styleId="Fontepargpadro">
-    <w:name w:val="Default Paragraph Font"/>
-    <w:uiPriority w:val="1"/>
-    <w:semiHidden/>
-    <w:unhideWhenUsed/>
-  </w:style>
-  <w:style w:type="table" w:default="1" w:styleId="Tabelanormal">
-    <w:name w:val="Normal Table"/>
-    <w:uiPriority w:val="99"/>
-    <w:semiHidden/>
-    <w:unhideWhenUsed/>
-    <w:tblPr>
-      <w:tblInd w:w="0" w:type="dxa"/>
-      <w:tblCellMar>
-        <w:top w:w="0" w:type="dxa"/>
-        <w:left w:w="108" w:type="dxa"/>
-        <w:bottom w:w="0" w:type="dxa"/>
-        <w:right w:w="108" w:type="dxa"/>
-      </w:tblCellMar>
-    </w:tblPr>
-  </w:style>
-  <w:style w:type="numbering" w:default="1" w:styleId="Semlista">
-    <w:name w:val="No List"/>
-    <w:uiPriority w:val="99"/>
-    <w:semiHidden/>
-    <w:unhideWhenUsed/>
-  </w:style>
-  <w:style w:type="paragraph" w:customStyle="1" w:styleId="9E9032779932400AAE5C3894851BAB2B">
-    <w:name w:val="9E9032779932400AAE5C3894851BAB2B"/>
-  </w:style>
-  <w:style w:type="paragraph" w:customStyle="1" w:styleId="DBBF1EF8E10F43ED9886BF76B9327350">
-    <w:name w:val="DBBF1EF8E10F43ED9886BF76B9327350"/>
-  </w:style>
-  <w:style w:type="paragraph" w:customStyle="1" w:styleId="C955C0E104E745E881CF4C598A277CB7">
-    <w:name w:val="C955C0E104E745E881CF4C598A277CB7"/>
-  </w:style>
-  <w:style w:type="paragraph" w:customStyle="1" w:styleId="46B0F00871614E6EA5F118A6A8AC1066">
-    <w:name w:val="46B0F00871614E6EA5F118A6A8AC1066"/>
-  </w:style>
-  <w:style w:type="paragraph" w:customStyle="1" w:styleId="267BCB79B24745D080D4B0EAB84A4A25">
-    <w:name w:val="267BCB79B24745D080D4B0EAB84A4A25"/>
-    <w:rsid w:val="00AE48A6"/>
-  </w:style>
-</w:styles>
-</file>
-
-<file path=word/glossary/webSettings.xml><?xml version="1.0" encoding="utf-8"?>
-<w:webSettings xmlns:mc="http://schemas.openxmlformats.org/markup-compatibility/2006" xmlns:r="http://schemas.openxmlformats.org/officeDocument/2006/relationships" xmlns:w="http://schemas.openxmlformats.org/wordprocessingml/2006/main" xmlns:w14="http://schemas.microsoft.com/office/word/2010/wordml" xmlns:w15="http://schemas.microsoft.com/office/word/2012/wordml" xmlns:w16cex="http://schemas.microsoft.com/office/word/2018/wordml/cex" xmlns:w16cid="http://schemas.microsoft.com/office/word/2016/wordml/cid" xmlns:w16="http://schemas.microsoft.com/office/word/2018/wordml" xmlns:w16sdtdh="http://schemas.microsoft.com/office/word/2020/wordml/sdtdatahash" xmlns:w16se="http://schemas.microsoft.com/office/word/2015/wordml/symex" mc:Ignorable="w14 w15 w16se w16cid w16 w16cex w16sdtdh">
-  <w:optimizeForBrowser/>
-  <w:allowPNG/>
-</w:webSettings>
 </file>
 
 <file path=word/theme/theme1.xml><?xml version="1.0" encoding="utf-8"?>
